--- a/downloads/workbook/ai-3-week-32.docx
+++ b/downloads/workbook/ai-3-week-32.docx
@@ -1302,6 +1302,178 @@
         <w:t>Project connection: For your Verified Study Buddy, save the input, procedure, observed result and limitation of this check. Label this worked example as practice; use a different, previously unreviewed case when checking independent understanding.</w:t>
       </w:r>
     </w:p>
+    <w:p>
+      <w:pPr>
+        <w:pStyle w:val="Heading1"/>
+      </w:pPr>
+      <w:r>
+        <w:t>19. Project portfolio milestone</w:t>
+      </w:r>
+    </w:p>
+    <w:p>
+      <w:r>
+        <w:t>Project: Verified Study Buddy</w:t>
+      </w:r>
+    </w:p>
+    <w:p>
+      <w:r>
+        <w:t>Current milestone: Present and defend. Demonstrate the system, explain one failure and justify the next improvement with evidence.</w:t>
+      </w:r>
+    </w:p>
+    <w:p>
+      <w:r>
+        <w:t>For your Verified Study Buddy, save the input, procedure, observed result and limitation of this check. Label this worked example as practice; use a different, previously unreviewed case when checking independent understanding.</w:t>
+      </w:r>
+    </w:p>
+    <w:tbl>
+      <w:tblPr>
+        <w:tblStyle w:val="LightShading-Accent1"/>
+        <w:tblW w:type="auto" w:w="0"/>
+        <w:tblLook w:firstColumn="1" w:firstRow="1" w:lastColumn="0" w:lastRow="0" w:noHBand="0" w:noVBand="1" w:val="04A0"/>
+      </w:tblPr>
+      <w:tblGrid>
+        <w:gridCol w:w="5112"/>
+        <w:gridCol w:w="5112"/>
+      </w:tblGrid>
+      <w:tr>
+        <w:trPr>
+          <w:tblHeader/>
+        </w:trPr>
+        <w:tc>
+          <w:tcPr>
+            <w:tcW w:type="dxa" w:w="5112"/>
+          </w:tcPr>
+          <w:p>
+            <w:r>
+              <w:t>Evidence to keep</w:t>
+            </w:r>
+          </w:p>
+        </w:tc>
+        <w:tc>
+          <w:tcPr>
+            <w:tcW w:type="dxa" w:w="5112"/>
+          </w:tcPr>
+          <w:p>
+            <w:r>
+              <w:t>My record</w:t>
+            </w:r>
+          </w:p>
+        </w:tc>
+      </w:tr>
+      <w:tr>
+        <w:tc>
+          <w:tcPr>
+            <w:tcW w:type="dxa" w:w="5112"/>
+          </w:tcPr>
+          <w:p>
+            <w:r>
+              <w:t>This week’s input and deciding step</w:t>
+            </w:r>
+          </w:p>
+        </w:tc>
+        <w:tc>
+          <w:tcPr>
+            <w:tcW w:type="dxa" w:w="5112"/>
+          </w:tcPr>
+          <w:p>
+            <w:r/>
+          </w:p>
+        </w:tc>
+      </w:tr>
+      <w:tr>
+        <w:tc>
+          <w:tcPr>
+            <w:tcW w:type="dxa" w:w="5112"/>
+          </w:tcPr>
+          <w:p>
+            <w:r>
+              <w:t>Prediction and actual result (or labelled paper trace)</w:t>
+            </w:r>
+          </w:p>
+        </w:tc>
+        <w:tc>
+          <w:tcPr>
+            <w:tcW w:type="dxa" w:w="5112"/>
+          </w:tcPr>
+          <w:p>
+            <w:r/>
+          </w:p>
+        </w:tc>
+      </w:tr>
+      <w:tr>
+        <w:tc>
+          <w:tcPr>
+            <w:tcW w:type="dxa" w:w="5112"/>
+          </w:tcPr>
+          <w:p>
+            <w:r>
+              <w:t>One change since the previous checkpoint and why</w:t>
+            </w:r>
+          </w:p>
+        </w:tc>
+        <w:tc>
+          <w:tcPr>
+            <w:tcW w:type="dxa" w:w="5112"/>
+          </w:tcPr>
+          <w:p>
+            <w:r/>
+          </w:p>
+        </w:tc>
+      </w:tr>
+      <w:tr>
+        <w:tc>
+          <w:tcPr>
+            <w:tcW w:type="dxa" w:w="5112"/>
+          </w:tcPr>
+          <w:p>
+            <w:r>
+              <w:t>One error or limit and the next test</w:t>
+            </w:r>
+          </w:p>
+        </w:tc>
+        <w:tc>
+          <w:tcPr>
+            <w:tcW w:type="dxa" w:w="5112"/>
+          </w:tcPr>
+          <w:p>
+            <w:r/>
+          </w:p>
+        </w:tc>
+      </w:tr>
+    </w:tbl>
+    <w:p>
+      <w:pPr>
+        <w:pStyle w:val="Heading3"/>
+      </w:pPr>
+      <w:r>
+        <w:t>Explain what this week adds to your project. Reuse last week’s record rather than starting again.</w:t>
+      </w:r>
+    </w:p>
+    <w:p>
+      <w:r>
+        <w:t>________________________________________________________________</w:t>
+      </w:r>
+    </w:p>
+    <w:p>
+      <w:r>
+        <w:t>________________________________________________________________</w:t>
+      </w:r>
+    </w:p>
+    <w:p>
+      <w:r>
+        <w:t>________________________________________________________________</w:t>
+      </w:r>
+    </w:p>
+    <w:p>
+      <w:r>
+        <w:t>________________________________________________________________</w:t>
+      </w:r>
+    </w:p>
+    <w:p>
+      <w:r>
+        <w:t>________________________________________________________________</w:t>
+      </w:r>
+    </w:p>
     <w:sectPr>
       <w:pgSz w:w="12240" w:h="15840"/>
       <w:pgMar w:top="936" w:right="1008" w:bottom="936" w:left="1008" w:header="720" w:footer="720" w:gutter="0"/>

--- a/downloads/workbook/ai-3-week-32.docx
+++ b/downloads/workbook/ai-3-week-32.docx
@@ -1474,6 +1474,235 @@
         <w:t>________________________________________________________________</w:t>
       </w:r>
     </w:p>
+    <w:p>
+      <w:pPr>
+        <w:pStyle w:val="Heading1"/>
+      </w:pPr>
+      <w:r>
+        <w:t>20. Supported practice and learning evidence</w:t>
+      </w:r>
+    </w:p>
+    <w:p>
+      <w:r>
+        <w:t>Use this supported practice once, in the browser or on paper. Keep the reserved independent assessment for a separate first attempt before teacher feedback.</w:t>
+      </w:r>
+    </w:p>
+    <w:p>
+      <w:r>
+        <w:t>A human approval belongs to the exact draft and action reviewed.</w:t>
+      </w:r>
+    </w:p>
+    <w:p>
+      <w:pPr>
+        <w:pStyle w:val="Heading3"/>
+      </w:pPr>
+      <w:r>
+        <w:t>Practice 1: explain the deciding evidence</w:t>
+      </w:r>
+    </w:p>
+    <w:p>
+      <w:r>
+        <w:t>Which labelled step matches this detail? Stop public posting and show H2’s changed content and intended audience to the reviewer.</w:t>
+      </w:r>
+    </w:p>
+    <w:p>
+      <w:r>
+        <w:t>1. Identify approval</w:t>
+      </w:r>
+    </w:p>
+    <w:p>
+      <w:r>
+        <w:t>2. Require review</w:t>
+      </w:r>
+    </w:p>
+    <w:p>
+      <w:r>
+        <w:t>3. Inspect change</w:t>
+      </w:r>
+    </w:p>
+    <w:p>
+      <w:pPr>
+        <w:pStyle w:val="Heading3"/>
+      </w:pPr>
+      <w:r>
+        <w:t>My selected conclusion, deciding fact and explanation</w:t>
+      </w:r>
+    </w:p>
+    <w:p>
+      <w:r>
+        <w:t>________________________________________________________________</w:t>
+      </w:r>
+    </w:p>
+    <w:p>
+      <w:r>
+        <w:t>________________________________________________________________</w:t>
+      </w:r>
+    </w:p>
+    <w:p>
+      <w:r>
+        <w:t>________________________________________________________________</w:t>
+      </w:r>
+    </w:p>
+    <w:p>
+      <w:r>
+        <w:t>________________________________________________________________</w:t>
+      </w:r>
+    </w:p>
+    <w:p>
+      <w:r>
+        <w:t>________________________________________________________________</w:t>
+      </w:r>
+    </w:p>
+    <w:p>
+      <w:r>
+        <w:t>Hint if needed: Read the steps in the pictorial case. Match the supplied detail to the stage that performs or records it.</w:t>
+      </w:r>
+    </w:p>
+    <w:p>
+      <w:r>
+        <w:t>After your attempt, compare with the supported explanation: Require review Stop public posting and show H2’s changed content and intended audience to the reviewer. Read the picture in order. Stop public posting and show H2’s changed content and intended audience to the reviewer. The arrows show which recorded input or intermediate result each decision uses. Explain the deciding step aloud before checking the changed case; pointing to the final answer alone does not show how it follows.</w:t>
+      </w:r>
+    </w:p>
+    <w:p>
+      <w:pPr>
+        <w:pStyle w:val="Heading3"/>
+      </w:pPr>
+      <w:r>
+        <w:t>Practice 2: explain the deciding evidence</w:t>
+      </w:r>
+    </w:p>
+    <w:p>
+      <w:r>
+        <w:t>Changed-case practice: H2 is replaced with unchanged H1 for classroom printing. Which conclusion is supported by the supplied facts?</w:t>
+      </w:r>
+    </w:p>
+    <w:p>
+      <w:r>
+        <w:t>1. This one example guarantees correct results for every future input.</w:t>
+      </w:r>
+    </w:p>
+    <w:p>
+      <w:r>
+        <w:t>2. The original approval covers that declared action.</w:t>
+      </w:r>
+    </w:p>
+    <w:p>
+      <w:r>
+        <w:t>3. We can decide the result without examining the changed input or the procedure.</w:t>
+      </w:r>
+    </w:p>
+    <w:p>
+      <w:pPr>
+        <w:pStyle w:val="Heading3"/>
+      </w:pPr>
+      <w:r>
+        <w:t>My selected conclusion, deciding fact and explanation</w:t>
+      </w:r>
+    </w:p>
+    <w:p>
+      <w:r>
+        <w:t>________________________________________________________________</w:t>
+      </w:r>
+    </w:p>
+    <w:p>
+      <w:r>
+        <w:t>________________________________________________________________</w:t>
+      </w:r>
+    </w:p>
+    <w:p>
+      <w:r>
+        <w:t>________________________________________________________________</w:t>
+      </w:r>
+    </w:p>
+    <w:p>
+      <w:r>
+        <w:t>________________________________________________________________</w:t>
+      </w:r>
+    </w:p>
+    <w:p>
+      <w:r>
+        <w:t>________________________________________________________________</w:t>
+      </w:r>
+    </w:p>
+    <w:p>
+      <w:r>
+        <w:t>Hint if needed: Use the changed condition and the deciding step in the pictorial trace. The answer must say what follows from those facts.</w:t>
+      </w:r>
+    </w:p>
+    <w:p>
+      <w:r>
+        <w:t>After your attempt, compare with the supported explanation: The original approval covers that declared action. Both the approved content and its distribution scope now match.</w:t>
+      </w:r>
+    </w:p>
+    <w:p>
+      <w:pPr>
+        <w:pStyle w:val="Heading3"/>
+      </w:pPr>
+      <w:r>
+        <w:t>Repair a missing building block</w:t>
+      </w:r>
+    </w:p>
+    <w:p>
+      <w:r>
+        <w:t>Review Safety Boundaries (ai-3/31). Goal: Explain the mechanism and terminology of untrusted input boundaries. Short practice: If AB7 passes the pattern, may it access teacher-only material? Point to the relevant step in the picture, then write the changed result and the rule or evidence that supports it.. Return to this week and explain what you changed.</w:t>
+      </w:r>
+    </w:p>
+    <w:p>
+      <w:r>
+        <w:t>Review Copyright and Provenance (ai-3/29). Goal: Explain the mechanism and terminology of copyright and permitted sources. Short practice: Does acknowledging Fern make a cropped version permitted? Point to the relevant step in the picture, then write the changed result and the rule or evidence that supports it.. Return to this week and explain what you changed.</w:t>
+      </w:r>
+    </w:p>
+    <w:p>
+      <w:r>
+        <w:t>Review Evaluation Sets (ai-3/26). Goal: Explain the mechanism and terminology of system evaluation sets. Short practice: Did the added cases demonstrate better answering? Point to the relevant step in the picture, then write the changed result and the rule or evidence that supports it.. Return to this week and explain what you changed.</w:t>
+      </w:r>
+    </w:p>
+    <w:p>
+      <w:pPr>
+        <w:pStyle w:val="Heading3"/>
+      </w:pPr>
+      <w:r>
+        <w:t>Keep your completed work</w:t>
+      </w:r>
+    </w:p>
+    <w:p>
+      <w:r>
+        <w:t>Use Download completed work in the hosted lesson to export your answers, reflections, practice feedback and code-run evidence. Open the HTML copy to read or print it. Drafts stay in this browser when storage is available; clear drafts on a shared device.</w:t>
+      </w:r>
+    </w:p>
+    <w:p>
+      <w:pPr>
+        <w:pStyle w:val="Heading3"/>
+      </w:pPr>
+      <w:r>
+        <w:t>What I repaired, the evidence I kept and the next test</w:t>
+      </w:r>
+    </w:p>
+    <w:p>
+      <w:r>
+        <w:t>________________________________________________________________</w:t>
+      </w:r>
+    </w:p>
+    <w:p>
+      <w:r>
+        <w:t>________________________________________________________________</w:t>
+      </w:r>
+    </w:p>
+    <w:p>
+      <w:r>
+        <w:t>________________________________________________________________</w:t>
+      </w:r>
+    </w:p>
+    <w:p>
+      <w:r>
+        <w:t>________________________________________________________________</w:t>
+      </w:r>
+    </w:p>
+    <w:p>
+      <w:r>
+        <w:t>________________________________________________________________</w:t>
+      </w:r>
+    </w:p>
     <w:sectPr>
       <w:pgSz w:w="12240" w:h="15840"/>
       <w:pgMar w:top="936" w:right="1008" w:bottom="936" w:left="1008" w:header="720" w:footer="720" w:gutter="0"/>

--- a/downloads/workbook/ai-3-week-32.docx
+++ b/downloads/workbook/ai-3-week-32.docx
@@ -30,6 +30,17 @@
     </w:p>
     <w:p>
       <w:r>
+        <w:t>Record your starting explanation for Human AI Workflow before opening notes. Show any later correction separately.</w:t>
+      </w:r>
+    </w:p>
+    <w:p>
+      <w:pPr>
+        <w:spacing w:line="336" w:lineRule="auto" w:after="180"/>
+      </w:pPr>
+      <w:r>
+        <w:rPr>
+          <w:b w:val="0"/>
+        </w:rPr>
         <w:t>Try the recall before opening notes. Then use a different colour or a labelled second line to correct your explanation.</w:t>
       </w:r>
     </w:p>
@@ -42,7 +53,13 @@
       </w:r>
     </w:p>
     <w:p>
-      <w:r>
+      <w:pPr>
+        <w:spacing w:line="336" w:lineRule="auto" w:after="180"/>
+      </w:pPr>
+      <w:r>
+        <w:rPr>
+          <w:b w:val="0"/>
+        </w:rPr>
         <w:t>Without opening the old lesson, explain one key idea from Safety Boundaries. Give an example and a mistake that the idea helps you avoid.</w:t>
       </w:r>
     </w:p>
@@ -78,7 +95,13 @@
       </w:r>
     </w:p>
     <w:p>
-      <w:r>
+      <w:pPr>
+        <w:spacing w:line="336" w:lineRule="auto" w:after="180"/>
+      </w:pPr>
+      <w:r>
+        <w:rPr>
+          <w:b w:val="0"/>
+        </w:rPr>
         <w:t>Without opening the old lesson, explain one key idea from Copyright and Provenance. Give an example and a mistake that the idea helps you avoid.</w:t>
       </w:r>
     </w:p>
@@ -114,7 +137,13 @@
       </w:r>
     </w:p>
     <w:p>
-      <w:r>
+      <w:pPr>
+        <w:spacing w:line="336" w:lineRule="auto" w:after="180"/>
+      </w:pPr>
+      <w:r>
+        <w:rPr>
+          <w:b w:val="0"/>
+        </w:rPr>
         <w:t>Without opening the old lesson, explain one key idea from Evaluation Sets. Give an example and a mistake that the idea helps you avoid.</w:t>
       </w:r>
     </w:p>
@@ -151,6 +180,17 @@
     </w:p>
     <w:p>
       <w:r>
+        <w:t>Complete the supported Human AI Workflow trace and record the first step you can explain without help.</w:t>
+      </w:r>
+    </w:p>
+    <w:p>
+      <w:pPr>
+        <w:spacing w:line="336" w:lineRule="auto" w:after="180"/>
+      </w:pPr>
+      <w:r>
+        <w:rPr>
+          <w:b w:val="0"/>
+        </w:rPr>
         <w:t>Use W2: Trace the worked case for Human review and consequential use. Record the answer once; the lesson and workbook refer to the same attempt.</w:t>
       </w:r>
     </w:p>
@@ -279,7 +319,29 @@
     </w:p>
     <w:p>
       <w:r>
-        <w:t>Use the worked case for Human review and consequential use. Proposed explanation: “The worked result establishes every future case”. Decide whether this explanation is supported. Point to the step or supplied fact that decides; explain your repair if needed.</w:t>
+        <w:t>Check the proposed Human AI Workflow explanation against the supplied facts before discussing it.</w:t>
+      </w:r>
+    </w:p>
+    <w:p>
+      <w:pPr>
+        <w:spacing w:line="336" w:lineRule="auto" w:after="180"/>
+      </w:pPr>
+      <w:r>
+        <w:rPr>
+          <w:b w:val="0"/>
+        </w:rPr>
+        <w:t>Use the worked case for Human review and consequential use. Proposed explanation: “The worked result establishes every future case”. Decide whether this explanation is supported.</w:t>
+      </w:r>
+    </w:p>
+    <w:p>
+      <w:pPr>
+        <w:spacing w:line="336" w:lineRule="auto" w:after="180"/>
+      </w:pPr>
+      <w:r>
+        <w:rPr>
+          <w:b w:val="0"/>
+        </w:rPr>
+        <w:t>Point to the step or supplied fact that decides; explain your repair if needed.</w:t>
       </w:r>
     </w:p>
     <w:p>
@@ -319,6 +381,11 @@
       </w:r>
     </w:p>
     <w:p>
+      <w:r>
+        <w:t>Write one first attempt at the reserved independent case before feedback. Repeated copies of that case refer to the same recorded attempt.</w:t>
+      </w:r>
+    </w:p>
+    <w:p>
       <w:pPr>
         <w:pStyle w:val="Heading3"/>
       </w:pPr>
@@ -327,7 +394,14 @@
       </w:r>
     </w:p>
     <w:p>
-      <w:r>
+      <w:pPr>
+        <w:spacing w:line="336" w:lineRule="auto" w:after="180"/>
+        <w:shd w:fill="F5F1FB"/>
+      </w:pPr>
+      <w:r>
+        <w:rPr>
+          <w:b w:val="0"/>
+        </w:rPr>
         <w:t>Teacher approves read-only report R1. System adds email distribution in R2. What permission is missing and what should the reviewer see?</w:t>
       </w:r>
     </w:p>
@@ -375,7 +449,13 @@
       </w:r>
     </w:p>
     <w:p>
-      <w:r>
+      <w:pPr>
+        <w:spacing w:line="336" w:lineRule="auto" w:after="180"/>
+      </w:pPr>
+      <w:r>
+        <w:rPr>
+          <w:b w:val="0"/>
+        </w:rPr>
         <w:t>Attempt this case before feedback. Record any help. Earlier examples below are further practice; a case already practised with feedback cannot establish fresh transfer.</w:t>
       </w:r>
     </w:p>
@@ -389,7 +469,30 @@
     </w:p>
     <w:p>
       <w:r>
-        <w:t>A student asks a helper to submit an unchecked generated essay under their name. Design a workflow that preserves student reasoning and follows classroom rules.</w:t>
+        <w:t>Connect the Human AI Workflow target to a trace and a justified conclusion.</w:t>
+      </w:r>
+    </w:p>
+    <w:p>
+      <w:pPr>
+        <w:spacing w:line="336" w:lineRule="auto" w:after="180"/>
+      </w:pPr>
+      <w:r>
+        <w:rPr>
+          <w:b w:val="0"/>
+        </w:rPr>
+        <w:t xml:space="preserve">A student asks a helper to submit an unchecked generated essay under their name. Design a </w:t>
+      </w:r>
+      <w:r>
+        <w:rPr>
+          <w:b/>
+        </w:rPr>
+        <w:t>workflow</w:t>
+      </w:r>
+      <w:r>
+        <w:rPr>
+          <w:b w:val="0"/>
+        </w:rPr>
+        <w:t xml:space="preserve"> that preserves student reasoning and follows classroom rules.</w:t>
       </w:r>
     </w:p>
     <w:p>
@@ -402,17 +505,47 @@
     </w:p>
     <w:p>
       <w:r>
+        <w:t>Solve the supplied Human AI Workflow case and show the deciding evidence.</w:t>
+      </w:r>
+    </w:p>
+    <w:p>
+      <w:pPr>
+        <w:spacing w:line="336" w:lineRule="auto" w:after="180"/>
+      </w:pPr>
+      <w:r>
+        <w:rPr>
+          <w:b w:val="0"/>
+        </w:rPr>
         <w:t>An AI drafts, verifies and submits a student's assessment without review.</w:t>
       </w:r>
     </w:p>
     <w:p>
-      <w:r>
+      <w:pPr>
+        <w:spacing w:line="336" w:lineRule="auto" w:after="180"/>
+        <w:shd w:fill="F5F1FB"/>
+      </w:pPr>
+      <w:r>
+        <w:rPr>
+          <w:b w:val="0"/>
+        </w:rPr>
         <w:t>Where should responsibility remain?</w:t>
       </w:r>
     </w:p>
     <w:p>
-      <w:r>
-        <w:t>Show your trace, calculation or evidence</w:t>
+      <w:pPr>
+        <w:spacing w:line="336" w:lineRule="auto" w:after="180"/>
+      </w:pPr>
+      <w:r>
+        <w:rPr>
+          <w:b w:val="0"/>
+        </w:rPr>
+        <w:t xml:space="preserve">Show your trace, calculation or </w:t>
+      </w:r>
+      <w:r>
+        <w:rPr>
+          <w:b/>
+        </w:rPr>
+        <w:t>evidence</w:t>
       </w:r>
     </w:p>
     <w:p>
@@ -458,11 +591,41 @@
     </w:p>
     <w:p>
       <w:r>
-        <w:t>A workflow drafts a class email, checks its claims and then sends it. Where should approval occur, and what should the approver see?</w:t>
-      </w:r>
-    </w:p>
-    <w:p>
-      <w:r>
+        <w:t>Apply the procedure to the changed case and record why the conclusion follows.</w:t>
+      </w:r>
+    </w:p>
+    <w:p>
+      <w:pPr>
+        <w:spacing w:line="336" w:lineRule="auto" w:after="180"/>
+        <w:shd w:fill="F5F1FB"/>
+      </w:pPr>
+      <w:r>
+        <w:rPr>
+          <w:b w:val="0"/>
+        </w:rPr>
+        <w:t xml:space="preserve">A </w:t>
+      </w:r>
+      <w:r>
+        <w:rPr>
+          <w:b/>
+        </w:rPr>
+        <w:t>workflow</w:t>
+      </w:r>
+      <w:r>
+        <w:rPr>
+          <w:b w:val="0"/>
+        </w:rPr>
+        <w:t xml:space="preserve"> drafts a class email, checks its claims and then sends it. Where should approval occur, and what should the approver see?</w:t>
+      </w:r>
+    </w:p>
+    <w:p>
+      <w:pPr>
+        <w:spacing w:line="336" w:lineRule="auto" w:after="180"/>
+      </w:pPr>
+      <w:r>
+        <w:rPr>
+          <w:b w:val="0"/>
+        </w:rPr>
         <w:t>My independent answer and reason</w:t>
       </w:r>
     </w:p>
@@ -517,7 +680,30 @@
     </w:p>
     <w:p>
       <w:r>
-        <w:t>Create a changed input, boundary case or missing-information case. Write the expected answer or safe response before testing.</w:t>
+        <w:t>Specify a changed input, expected result and observation separately.</w:t>
+      </w:r>
+    </w:p>
+    <w:p>
+      <w:pPr>
+        <w:spacing w:line="336" w:lineRule="auto" w:after="180"/>
+      </w:pPr>
+      <w:r>
+        <w:rPr>
+          <w:b w:val="0"/>
+        </w:rPr>
+        <w:t xml:space="preserve">Create a changed </w:t>
+      </w:r>
+      <w:r>
+        <w:rPr>
+          <w:b/>
+        </w:rPr>
+        <w:t>input</w:t>
+      </w:r>
+      <w:r>
+        <w:rPr>
+          <w:b w:val="0"/>
+        </w:rPr>
+        <w:t>, boundary case or missing-information case. Write the expected answer or safe response before testing.</w:t>
       </w:r>
     </w:p>
     <w:tbl>
@@ -646,12 +832,41 @@
     </w:p>
     <w:p>
       <w:r>
+        <w:t>Justify what Human AI Workflow adds to Verified Study Buddy and keep the evidence.</w:t>
+      </w:r>
+    </w:p>
+    <w:p>
+      <w:pPr>
+        <w:spacing w:line="336" w:lineRule="auto" w:after="180"/>
+      </w:pPr>
+      <w:r>
+        <w:rPr>
+          <w:b w:val="0"/>
+        </w:rPr>
         <w:t>AI drafts; sources ground; validators check; learner chooses; teacher governs classroom use.</w:t>
       </w:r>
     </w:p>
     <w:p>
-      <w:r>
-        <w:t>The project change and evidence I will keep</w:t>
+      <w:pPr>
+        <w:spacing w:line="336" w:lineRule="auto" w:after="180"/>
+      </w:pPr>
+      <w:r>
+        <w:rPr>
+          <w:b w:val="0"/>
+        </w:rPr>
+        <w:t xml:space="preserve">The project change and </w:t>
+      </w:r>
+      <w:r>
+        <w:rPr>
+          <w:b/>
+        </w:rPr>
+        <w:t>evidence</w:t>
+      </w:r>
+      <w:r>
+        <w:rPr>
+          <w:b w:val="0"/>
+        </w:rPr>
+        <w:t xml:space="preserve"> I will keep</w:t>
       </w:r>
     </w:p>
     <w:p>
@@ -697,11 +912,54 @@
     </w:p>
     <w:p>
       <w:r>
-        <w:t>I can explain the mechanism. I can show evidence. I can handle a changed case. I can name a limit. Mark each as not yet, with help or independently, and attach supporting work.</w:t>
-      </w:r>
-    </w:p>
-    <w:p>
-      <w:r>
+        <w:t>Judge explanation, evidence, transfer and limits separately; attach the work behind your judgement.</w:t>
+      </w:r>
+    </w:p>
+    <w:p>
+      <w:pPr>
+        <w:pStyle w:val="ListBullet"/>
+      </w:pPr>
+      <w:r>
+        <w:t>I can explain the mechanism.</w:t>
+      </w:r>
+    </w:p>
+    <w:p>
+      <w:pPr>
+        <w:pStyle w:val="ListBullet"/>
+      </w:pPr>
+      <w:r>
+        <w:t>I can show evidence.</w:t>
+      </w:r>
+    </w:p>
+    <w:p>
+      <w:pPr>
+        <w:pStyle w:val="ListBullet"/>
+      </w:pPr>
+      <w:r>
+        <w:t>I can handle a changed case.</w:t>
+      </w:r>
+    </w:p>
+    <w:p>
+      <w:pPr>
+        <w:pStyle w:val="ListBullet"/>
+      </w:pPr>
+      <w:r>
+        <w:t>I can name a limit.</w:t>
+      </w:r>
+    </w:p>
+    <w:p>
+      <w:r>
+        <w:t>Mark each as not yet, with help or independently, and attach supporting work.</w:t>
+      </w:r>
+    </w:p>
+    <w:p>
+      <w:pPr>
+        <w:spacing w:line="336" w:lineRule="auto" w:after="180"/>
+      </w:pPr>
+      <w:r>
+        <w:rPr>
+          <w:b w:val="0"/>
+        </w:rPr>
         <w:t>Teacher review ____________________  Next step ____________________</w:t>
       </w:r>
     </w:p>
@@ -715,7 +973,30 @@
     </w:p>
     <w:p>
       <w:r>
-        <w:t>A student asks a helper to submit an unchecked generated essay under their name. Design a workflow that preserves student reasoning and follows classroom rules.</w:t>
+        <w:t>Use this earlier case as transfer practice. A case already discussed with feedback is not fresh assessment evidence.</w:t>
+      </w:r>
+    </w:p>
+    <w:p>
+      <w:pPr>
+        <w:spacing w:line="336" w:lineRule="auto" w:after="180"/>
+      </w:pPr>
+      <w:r>
+        <w:rPr>
+          <w:b w:val="0"/>
+        </w:rPr>
+        <w:t xml:space="preserve">A student asks a helper to submit an unchecked generated essay under their name. Design a </w:t>
+      </w:r>
+      <w:r>
+        <w:rPr>
+          <w:b/>
+        </w:rPr>
+        <w:t>workflow</w:t>
+      </w:r>
+      <w:r>
+        <w:rPr>
+          <w:b w:val="0"/>
+        </w:rPr>
+        <w:t xml:space="preserve"> that preserves student reasoning and follows classroom rules.</w:t>
       </w:r>
     </w:p>
     <w:p>
@@ -762,7 +1043,13 @@
       </w:r>
     </w:p>
     <w:p>
-      <w:r>
+      <w:pPr>
+        <w:spacing w:line="336" w:lineRule="auto" w:after="180"/>
+      </w:pPr>
+      <w:r>
+        <w:rPr>
+          <w:b w:val="0"/>
+        </w:rPr>
         <w:t>Record support used: none, hint or teacher explanation.</w:t>
       </w:r>
     </w:p>
@@ -776,7 +1063,54 @@
     </w:p>
     <w:p>
       <w:r>
-        <w:t>Explain the weekly mechanism in your own words. Use the worked scenario to name its input, decision rule and output.</w:t>
+        <w:t>Explain the mechanism. Apply the supplied Human AI Workflow facts and keep your reasoning.</w:t>
+      </w:r>
+    </w:p>
+    <w:p>
+      <w:pPr>
+        <w:spacing w:line="336" w:lineRule="auto" w:after="180"/>
+      </w:pPr>
+      <w:r>
+        <w:rPr>
+          <w:b w:val="0"/>
+        </w:rPr>
+        <w:t xml:space="preserve">Explain the weekly </w:t>
+      </w:r>
+      <w:r>
+        <w:rPr>
+          <w:b/>
+        </w:rPr>
+        <w:t>mechanism</w:t>
+      </w:r>
+      <w:r>
+        <w:rPr>
+          <w:b w:val="0"/>
+        </w:rPr>
+        <w:t xml:space="preserve"> in your own words. Use the worked scenario to name its </w:t>
+      </w:r>
+      <w:r>
+        <w:rPr>
+          <w:b/>
+        </w:rPr>
+        <w:t>input</w:t>
+      </w:r>
+      <w:r>
+        <w:rPr>
+          <w:b w:val="0"/>
+        </w:rPr>
+        <w:t xml:space="preserve">, decision rule and </w:t>
+      </w:r>
+      <w:r>
+        <w:rPr>
+          <w:b/>
+        </w:rPr>
+        <w:t>output</w:t>
+      </w:r>
+      <w:r>
+        <w:rPr>
+          <w:b w:val="0"/>
+        </w:rPr>
+        <w:t>.</w:t>
       </w:r>
     </w:p>
     <w:p>
@@ -827,6 +1161,17 @@
     </w:p>
     <w:p>
       <w:r>
+        <w:t>Trace the worked case. Apply the supplied Human AI Workflow facts and keep your reasoning.</w:t>
+      </w:r>
+    </w:p>
+    <w:p>
+      <w:pPr>
+        <w:spacing w:line="336" w:lineRule="auto" w:after="180"/>
+      </w:pPr>
+      <w:r>
+        <w:rPr>
+          <w:b w:val="0"/>
+        </w:rPr>
         <w:t>Coordinator approves draft v1 for room B. Assistant changes room to C in v2 and submits using the old approval. Show the intermediate steps and give the conclusion with its scope.</w:t>
       </w:r>
     </w:p>
@@ -883,7 +1228,53 @@
     </w:p>
     <w:p>
       <w:r>
-        <w:t>A report omits this qualification: Review effectiveness depends on usable evidence, time and authority; a checkbox is not evidence of informed review. Explain how omitting it could change a reader's interpretation, and write an accurate replacement.</w:t>
+        <w:t>Audit the limit. Apply the supplied Human AI Workflow facts and keep your reasoning.</w:t>
+      </w:r>
+    </w:p>
+    <w:p>
+      <w:pPr>
+        <w:spacing w:line="336" w:lineRule="auto" w:after="180"/>
+      </w:pPr>
+      <w:r>
+        <w:rPr>
+          <w:b w:val="0"/>
+        </w:rPr>
+        <w:t xml:space="preserve">A report omits this qualification: Review effectiveness depends on usable </w:t>
+      </w:r>
+      <w:r>
+        <w:rPr>
+          <w:b/>
+        </w:rPr>
+        <w:t>evidence</w:t>
+      </w:r>
+      <w:r>
+        <w:rPr>
+          <w:b w:val="0"/>
+        </w:rPr>
+        <w:t xml:space="preserve">, time and authority; a checkbox is not </w:t>
+      </w:r>
+      <w:r>
+        <w:rPr>
+          <w:b/>
+        </w:rPr>
+        <w:t>evidence</w:t>
+      </w:r>
+      <w:r>
+        <w:rPr>
+          <w:b w:val="0"/>
+        </w:rPr>
+        <w:t xml:space="preserve"> of informed review.</w:t>
+      </w:r>
+    </w:p>
+    <w:p>
+      <w:pPr>
+        <w:spacing w:line="336" w:lineRule="auto" w:after="180"/>
+      </w:pPr>
+      <w:r>
+        <w:rPr>
+          <w:b w:val="0"/>
+        </w:rPr>
+        <w:t>Explain how omitting it could change a reader's interpretation, and write an accurate replacement.</w:t>
       </w:r>
     </w:p>
     <w:p>
@@ -934,6 +1325,18 @@
     </w:p>
     <w:p>
       <w:r>
+        <w:t>Attempt before feedback. If this repeats the selected independent case, reuse that first attempt; otherwise keep a separate record. Apply a new case independently. Apply the supplied Human AI Workflow facts and keep your reasoning.</w:t>
+      </w:r>
+    </w:p>
+    <w:p>
+      <w:pPr>
+        <w:spacing w:line="336" w:lineRule="auto" w:after="180"/>
+        <w:shd w:fill="F5F1FB"/>
+      </w:pPr>
+      <w:r>
+        <w:rPr>
+          <w:b w:val="0"/>
+        </w:rPr>
         <w:t>Teacher approves read-only report R1. System adds email distribution in R2. What permission is missing and what should the reviewer see?</w:t>
       </w:r>
     </w:p>
@@ -995,7 +1398,29 @@
     </w:p>
     <w:p>
       <w:r>
-        <w:t>For the worked scenario, propose one additional case that could reveal a failure, describe its expected outcome before running it, and explain what would need to remain fixed for a fair comparison. Do not reuse W4 as a new final test after receiving feedback.</w:t>
+        <w:t>Design a revealing follow-up. Apply the supplied Human AI Workflow facts and keep your reasoning.</w:t>
+      </w:r>
+    </w:p>
+    <w:p>
+      <w:pPr>
+        <w:spacing w:line="336" w:lineRule="auto" w:after="180"/>
+      </w:pPr>
+      <w:r>
+        <w:rPr>
+          <w:b w:val="0"/>
+        </w:rPr>
+        <w:t>For the worked scenario, propose one additional case that could reveal a failure, describe its expected outcome before running it, and explain what would need to remain fixed for a fair comparison.</w:t>
+      </w:r>
+    </w:p>
+    <w:p>
+      <w:pPr>
+        <w:spacing w:line="336" w:lineRule="auto" w:after="180"/>
+      </w:pPr>
+      <w:r>
+        <w:rPr>
+          <w:b w:val="0"/>
+        </w:rPr>
+        <w:t>Do not reuse W4 as a new final test after receiving feedback.</w:t>
       </w:r>
     </w:p>
     <w:p>
@@ -1047,6 +1472,11 @@
       </w:pPr>
       <w:r>
         <w:t>17. Feedback, return check and learning record</w:t>
+      </w:r>
+    </w:p>
+    <w:p>
+      <w:r>
+        <w:t>Record the first repaired step and a different case to revisit after a delay.</w:t>
       </w:r>
     </w:p>
     <w:tbl>
@@ -1186,7 +1616,13 @@
       </w:tr>
     </w:tbl>
     <w:p>
-      <w:r>
+      <w:pPr>
+        <w:spacing w:line="336" w:lineRule="auto" w:after="180"/>
+      </w:pPr>
+      <w:r>
+        <w:rPr>
+          <w:b w:val="0"/>
+        </w:rPr>
         <w:t>Revisit this idea with your teacher after a delay. Familiarity is different from explaining and using it on a changed case.</w:t>
       </w:r>
     </w:p>
@@ -1200,17 +1636,52 @@
     </w:p>
     <w:p>
       <w:r>
+        <w:t>A human approval belongs to the exact draft and action reviewed. Explain the labelled step before checking the changed condition.</w:t>
+      </w:r>
+    </w:p>
+    <w:p>
+      <w:pPr>
+        <w:spacing w:line="336" w:lineRule="auto" w:after="180"/>
+      </w:pPr>
+      <w:r>
+        <w:rPr>
+          <w:b w:val="0"/>
+        </w:rPr>
         <w:t>A human approval belongs to the exact draft and action reviewed.</w:t>
       </w:r>
     </w:p>
     <w:p>
-      <w:r>
+      <w:pPr>
+        <w:spacing w:line="336" w:lineRule="auto" w:after="180"/>
+      </w:pPr>
+      <w:r>
+        <w:rPr>
+          <w:b w:val="0"/>
+        </w:rPr>
         <w:t>A teacher approves study handout H1 for classroom printing. H2 adds a pupil email address and proposes public posting. No H2 approval exists.</w:t>
       </w:r>
     </w:p>
     <w:p>
-      <w:r>
-        <w:t>All inputs and outcomes in this worked example are invented classroom data; no real model run is claimed.</w:t>
+      <w:pPr>
+        <w:spacing w:line="336" w:lineRule="auto" w:after="180"/>
+      </w:pPr>
+      <w:r>
+        <w:rPr>
+          <w:b w:val="0"/>
+        </w:rPr>
+        <w:t xml:space="preserve">All </w:t>
+      </w:r>
+      <w:r>
+        <w:rPr>
+          <w:b/>
+        </w:rPr>
+        <w:t>input</w:t>
+      </w:r>
+      <w:r>
+        <w:rPr>
+          <w:b w:val="0"/>
+        </w:rPr>
+        <w:t>s and outcomes in this worked example are invented classroom data; no real model run is claimed.</w:t>
       </w:r>
     </w:p>
     <w:p>
@@ -1250,8 +1721,26 @@
       </w:r>
     </w:p>
     <w:p>
-      <w:r>
-        <w:t>Why can H1’s approval not automatically approve H2? Point to the relevant step in the picture, then write the changed result and the rule or evidence that supports it.</w:t>
+      <w:pPr>
+        <w:spacing w:line="336" w:lineRule="auto" w:after="180"/>
+      </w:pPr>
+      <w:r>
+        <w:rPr>
+          <w:b w:val="0"/>
+        </w:rPr>
+        <w:t xml:space="preserve">Why can H1’s approval not automatically approve H2? Point to the relevant step in the picture, then write the changed result and the rule or </w:t>
+      </w:r>
+      <w:r>
+        <w:rPr>
+          <w:b/>
+        </w:rPr>
+        <w:t>evidence</w:t>
+      </w:r>
+      <w:r>
+        <w:rPr>
+          <w:b w:val="0"/>
+        </w:rPr>
+        <w:t xml:space="preserve"> that supports it.</w:t>
       </w:r>
     </w:p>
     <w:p>
@@ -1293,13 +1782,69 @@
       </w:r>
     </w:p>
     <w:p>
-      <w:r>
-        <w:t>Support used: alone / hint / worked example. This record is practice evidence.</w:t>
-      </w:r>
-    </w:p>
-    <w:p>
-      <w:r>
-        <w:t>Project connection: For your Verified Study Buddy, save the input, procedure, observed result and limitation of this check. Label this worked example as practice; use a different, previously unreviewed case when checking independent understanding.</w:t>
+      <w:pPr>
+        <w:pStyle w:val="Heading3"/>
+      </w:pPr>
+      <w:r>
+        <w:t>Record the help used</w:t>
+      </w:r>
+    </w:p>
+    <w:p>
+      <w:pPr>
+        <w:spacing w:line="336" w:lineRule="auto" w:after="180"/>
+        <w:shd w:fill="F1F6F8"/>
+      </w:pPr>
+      <w:r>
+        <w:rPr>
+          <w:b w:val="0"/>
+        </w:rPr>
+        <w:t xml:space="preserve">Support used: alone / hint / worked example. This record is practice </w:t>
+      </w:r>
+      <w:r>
+        <w:rPr>
+          <w:b/>
+        </w:rPr>
+        <w:t>evidence</w:t>
+      </w:r>
+      <w:r>
+        <w:rPr>
+          <w:b w:val="0"/>
+        </w:rPr>
+        <w:t>.</w:t>
+      </w:r>
+    </w:p>
+    <w:p>
+      <w:pPr>
+        <w:spacing w:line="336" w:lineRule="auto" w:after="180"/>
+      </w:pPr>
+      <w:r>
+        <w:rPr>
+          <w:b w:val="0"/>
+        </w:rPr>
+        <w:t xml:space="preserve">Project connection: For your Verified Study Buddy, save the </w:t>
+      </w:r>
+      <w:r>
+        <w:rPr>
+          <w:b/>
+        </w:rPr>
+        <w:t>input</w:t>
+      </w:r>
+      <w:r>
+        <w:rPr>
+          <w:b w:val="0"/>
+        </w:rPr>
+        <w:t>, procedure, observed result and limitation of this check.</w:t>
+      </w:r>
+    </w:p>
+    <w:p>
+      <w:pPr>
+        <w:spacing w:line="336" w:lineRule="auto" w:after="180"/>
+      </w:pPr>
+      <w:r>
+        <w:rPr>
+          <w:b w:val="0"/>
+        </w:rPr>
+        <w:t>Label this worked example as practice; use a different, previously unreviewed case when checking independent understanding.</w:t>
       </w:r>
     </w:p>
     <w:p>
@@ -1312,17 +1857,75 @@
     </w:p>
     <w:p>
       <w:r>
+        <w:t>Keep this week’s input, deciding step, result and limit together in the Verified Study Buddy record.</w:t>
+      </w:r>
+    </w:p>
+    <w:p>
+      <w:pPr>
+        <w:spacing w:line="336" w:lineRule="auto" w:after="180"/>
+      </w:pPr>
+      <w:r>
+        <w:rPr>
+          <w:b w:val="0"/>
+        </w:rPr>
         <w:t>Project: Verified Study Buddy</w:t>
       </w:r>
     </w:p>
     <w:p>
-      <w:r>
-        <w:t>Current milestone: Present and defend. Demonstrate the system, explain one failure and justify the next improvement with evidence.</w:t>
-      </w:r>
-    </w:p>
-    <w:p>
-      <w:r>
-        <w:t>For your Verified Study Buddy, save the input, procedure, observed result and limitation of this check. Label this worked example as practice; use a different, previously unreviewed case when checking independent understanding.</w:t>
+      <w:pPr>
+        <w:spacing w:line="336" w:lineRule="auto" w:after="180"/>
+      </w:pPr>
+      <w:r>
+        <w:rPr>
+          <w:b w:val="0"/>
+        </w:rPr>
+        <w:t xml:space="preserve">Current milestone: Present and defend. Demonstrate the system, explain one failure and justify the next improvement with </w:t>
+      </w:r>
+      <w:r>
+        <w:rPr>
+          <w:b/>
+        </w:rPr>
+        <w:t>evidence</w:t>
+      </w:r>
+      <w:r>
+        <w:rPr>
+          <w:b w:val="0"/>
+        </w:rPr>
+        <w:t>.</w:t>
+      </w:r>
+    </w:p>
+    <w:p>
+      <w:pPr>
+        <w:spacing w:line="336" w:lineRule="auto" w:after="180"/>
+      </w:pPr>
+      <w:r>
+        <w:rPr>
+          <w:b w:val="0"/>
+        </w:rPr>
+        <w:t xml:space="preserve">For your Verified Study Buddy, save the </w:t>
+      </w:r>
+      <w:r>
+        <w:rPr>
+          <w:b/>
+        </w:rPr>
+        <w:t>input</w:t>
+      </w:r>
+      <w:r>
+        <w:rPr>
+          <w:b w:val="0"/>
+        </w:rPr>
+        <w:t>, procedure, observed result and limitation of this check.</w:t>
+      </w:r>
+    </w:p>
+    <w:p>
+      <w:pPr>
+        <w:spacing w:line="336" w:lineRule="auto" w:after="180"/>
+      </w:pPr>
+      <w:r>
+        <w:rPr>
+          <w:b w:val="0"/>
+        </w:rPr>
+        <w:t>Label this worked example as practice; use a different, previously unreviewed case when checking independent understanding.</w:t>
       </w:r>
     </w:p>
     <w:tbl>
@@ -1484,11 +2087,28 @@
     </w:p>
     <w:p>
       <w:r>
+        <w:t>Try the supported questions before comparing with hints and feedback. Record what you repaired and the evidence you retained.</w:t>
+      </w:r>
+    </w:p>
+    <w:p>
+      <w:pPr>
+        <w:spacing w:line="336" w:lineRule="auto" w:after="180"/>
+      </w:pPr>
+      <w:r>
+        <w:rPr>
+          <w:b w:val="0"/>
+        </w:rPr>
         <w:t>Use this supported practice once, in the browser or on paper. Keep the reserved independent assessment for a separate first attempt before teacher feedback.</w:t>
       </w:r>
     </w:p>
     <w:p>
-      <w:r>
+      <w:pPr>
+        <w:spacing w:line="336" w:lineRule="auto" w:after="180"/>
+      </w:pPr>
+      <w:r>
+        <w:rPr>
+          <w:b w:val="0"/>
+        </w:rPr>
         <w:t>A human approval belongs to the exact draft and action reviewed.</w:t>
       </w:r>
     </w:p>
@@ -1501,22 +2121,49 @@
       </w:r>
     </w:p>
     <w:p>
-      <w:r>
+      <w:pPr>
+        <w:spacing w:line="336" w:lineRule="auto" w:after="180"/>
+      </w:pPr>
+      <w:r>
+        <w:rPr>
+          <w:b w:val="0"/>
+        </w:rPr>
         <w:t>Which labelled step matches this detail? Stop public posting and show H2’s changed content and intended audience to the reviewer.</w:t>
       </w:r>
     </w:p>
     <w:p>
-      <w:r>
+      <w:pPr>
+        <w:spacing w:line="336" w:lineRule="auto" w:after="180"/>
+        <w:shd w:fill="F4F9FC"/>
+      </w:pPr>
+      <w:r>
+        <w:rPr>
+          <w:b w:val="0"/>
+        </w:rPr>
         <w:t>1. Identify approval</w:t>
       </w:r>
     </w:p>
     <w:p>
-      <w:r>
+      <w:pPr>
+        <w:spacing w:line="336" w:lineRule="auto" w:after="180"/>
+        <w:shd w:fill="F4F9FC"/>
+      </w:pPr>
+      <w:r>
+        <w:rPr>
+          <w:b w:val="0"/>
+        </w:rPr>
         <w:t>2. Require review</w:t>
       </w:r>
     </w:p>
     <w:p>
-      <w:r>
+      <w:pPr>
+        <w:spacing w:line="336" w:lineRule="auto" w:after="180"/>
+        <w:shd w:fill="F4F9FC"/>
+      </w:pPr>
+      <w:r>
+        <w:rPr>
+          <w:b w:val="0"/>
+        </w:rPr>
         <w:t>3. Inspect change</w:t>
       </w:r>
     </w:p>
@@ -1554,41 +2201,167 @@
       </w:r>
     </w:p>
     <w:p>
-      <w:r>
+      <w:pPr>
+        <w:pStyle w:val="Heading3"/>
+      </w:pPr>
+      <w:r>
+        <w:t>Hint · try first</w:t>
+      </w:r>
+    </w:p>
+    <w:p>
+      <w:pPr>
+        <w:spacing w:line="336" w:lineRule="auto" w:after="180"/>
+        <w:shd w:fill="F1F6F8"/>
+      </w:pPr>
+      <w:r>
+        <w:rPr>
+          <w:b w:val="0"/>
+        </w:rPr>
         <w:t>Hint if needed: Read the steps in the pictorial case. Match the supplied detail to the stage that performs or records it.</w:t>
       </w:r>
     </w:p>
     <w:p>
-      <w:r>
-        <w:t>After your attempt, compare with the supported explanation: Require review Stop public posting and show H2’s changed content and intended audience to the reviewer. Read the picture in order. Stop public posting and show H2’s changed content and intended audience to the reviewer. The arrows show which recorded input or intermediate result each decision uses. Explain the deciding step aloud before checking the changed case; pointing to the final answer alone does not show how it follows.</w:t>
-      </w:r>
-    </w:p>
-    <w:p>
       <w:pPr>
         <w:pStyle w:val="Heading3"/>
       </w:pPr>
       <w:r>
+        <w:t>Feedback · compare after trying</w:t>
+      </w:r>
+    </w:p>
+    <w:p>
+      <w:pPr>
+        <w:spacing w:line="336" w:lineRule="auto" w:after="180"/>
+        <w:shd w:fill="F1F6FC"/>
+      </w:pPr>
+      <w:r>
+        <w:rPr>
+          <w:b w:val="0"/>
+        </w:rPr>
+        <w:t>After your attempt, compare with the supported explanation: Require review Stop public posting and show H2’s changed content and intended audience to the reviewer. Read the picture in order.</w:t>
+      </w:r>
+    </w:p>
+    <w:p>
+      <w:pPr>
+        <w:spacing w:line="336" w:lineRule="auto" w:after="180"/>
+        <w:shd w:fill="F1F6FC"/>
+      </w:pPr>
+      <w:r>
+        <w:rPr>
+          <w:b w:val="0"/>
+        </w:rPr>
+        <w:t xml:space="preserve">Stop public posting and show H2’s changed content and intended audience to the reviewer. The arrows show which recorded </w:t>
+      </w:r>
+      <w:r>
+        <w:rPr>
+          <w:b/>
+        </w:rPr>
+        <w:t>input</w:t>
+      </w:r>
+      <w:r>
+        <w:rPr>
+          <w:b w:val="0"/>
+        </w:rPr>
+        <w:t xml:space="preserve"> or intermediate result each decision uses.</w:t>
+      </w:r>
+    </w:p>
+    <w:p>
+      <w:pPr>
+        <w:spacing w:line="336" w:lineRule="auto" w:after="180"/>
+        <w:shd w:fill="F1F6FC"/>
+      </w:pPr>
+      <w:r>
+        <w:rPr>
+          <w:b w:val="0"/>
+        </w:rPr>
+        <w:t>Explain the deciding step aloud before checking the changed case; pointing to the final answer alone does not show how it follows.</w:t>
+      </w:r>
+    </w:p>
+    <w:p>
+      <w:pPr>
+        <w:pStyle w:val="Heading3"/>
+      </w:pPr>
+      <w:r>
         <w:t>Practice 2: explain the deciding evidence</w:t>
       </w:r>
     </w:p>
     <w:p>
-      <w:r>
+      <w:pPr>
+        <w:pStyle w:val="Heading3"/>
+      </w:pPr>
+      <w:r>
+        <w:t>Changed case · predict first</w:t>
+      </w:r>
+    </w:p>
+    <w:p>
+      <w:pPr>
+        <w:spacing w:line="336" w:lineRule="auto" w:after="180"/>
+        <w:shd w:fill="F5F1FB"/>
+      </w:pPr>
+      <w:r>
+        <w:rPr>
+          <w:b w:val="0"/>
+        </w:rPr>
         <w:t>Changed-case practice: H2 is replaced with unchanged H1 for classroom printing. Which conclusion is supported by the supplied facts?</w:t>
       </w:r>
     </w:p>
     <w:p>
-      <w:r>
-        <w:t>1. This one example guarantees correct results for every future input.</w:t>
-      </w:r>
-    </w:p>
-    <w:p>
-      <w:r>
+      <w:pPr>
+        <w:spacing w:line="336" w:lineRule="auto" w:after="180"/>
+        <w:shd w:fill="F4F9FC"/>
+      </w:pPr>
+      <w:r>
+        <w:rPr>
+          <w:b w:val="0"/>
+        </w:rPr>
+        <w:t xml:space="preserve">1. This one example guarantees correct results for every future </w:t>
+      </w:r>
+      <w:r>
+        <w:rPr>
+          <w:b/>
+        </w:rPr>
+        <w:t>input</w:t>
+      </w:r>
+      <w:r>
+        <w:rPr>
+          <w:b w:val="0"/>
+        </w:rPr>
+        <w:t>.</w:t>
+      </w:r>
+    </w:p>
+    <w:p>
+      <w:pPr>
+        <w:spacing w:line="336" w:lineRule="auto" w:after="180"/>
+        <w:shd w:fill="F4F9FC"/>
+      </w:pPr>
+      <w:r>
+        <w:rPr>
+          <w:b w:val="0"/>
+        </w:rPr>
         <w:t>2. The original approval covers that declared action.</w:t>
       </w:r>
     </w:p>
     <w:p>
-      <w:r>
-        <w:t>3. We can decide the result without examining the changed input or the procedure.</w:t>
+      <w:pPr>
+        <w:spacing w:line="336" w:lineRule="auto" w:after="180"/>
+        <w:shd w:fill="F4F9FC"/>
+      </w:pPr>
+      <w:r>
+        <w:rPr>
+          <w:b w:val="0"/>
+        </w:rPr>
+        <w:t xml:space="preserve">3. We can decide the result without examining the changed </w:t>
+      </w:r>
+      <w:r>
+        <w:rPr>
+          <w:b/>
+        </w:rPr>
+        <w:t>input</w:t>
+      </w:r>
+      <w:r>
+        <w:rPr>
+          <w:b w:val="0"/>
+        </w:rPr>
+        <w:t xml:space="preserve"> or the procedure.</w:t>
       </w:r>
     </w:p>
     <w:p>
@@ -1625,12 +2398,42 @@
       </w:r>
     </w:p>
     <w:p>
-      <w:r>
+      <w:pPr>
+        <w:pStyle w:val="Heading3"/>
+      </w:pPr>
+      <w:r>
+        <w:t>Hint · try first</w:t>
+      </w:r>
+    </w:p>
+    <w:p>
+      <w:pPr>
+        <w:spacing w:line="336" w:lineRule="auto" w:after="180"/>
+        <w:shd w:fill="F1F6F8"/>
+      </w:pPr>
+      <w:r>
+        <w:rPr>
+          <w:b w:val="0"/>
+        </w:rPr>
         <w:t>Hint if needed: Use the changed condition and the deciding step in the pictorial trace. The answer must say what follows from those facts.</w:t>
       </w:r>
     </w:p>
     <w:p>
-      <w:r>
+      <w:pPr>
+        <w:pStyle w:val="Heading3"/>
+      </w:pPr>
+      <w:r>
+        <w:t>Feedback · compare after trying</w:t>
+      </w:r>
+    </w:p>
+    <w:p>
+      <w:pPr>
+        <w:spacing w:line="336" w:lineRule="auto" w:after="180"/>
+        <w:shd w:fill="F1F6FC"/>
+      </w:pPr>
+      <w:r>
+        <w:rPr>
+          <w:b w:val="0"/>
+        </w:rPr>
         <w:t>After your attempt, compare with the supported explanation: The original approval covers that declared action. Both the approved content and its distribution scope now match.</w:t>
       </w:r>
     </w:p>
@@ -1643,18 +2446,153 @@
       </w:r>
     </w:p>
     <w:p>
-      <w:r>
-        <w:t>Review Safety Boundaries (ai-3/31). Goal: Explain the mechanism and terminology of untrusted input boundaries. Short practice: If AB7 passes the pattern, may it access teacher-only material? Point to the relevant step in the picture, then write the changed result and the rule or evidence that supports it.. Return to this week and explain what you changed.</w:t>
-      </w:r>
-    </w:p>
-    <w:p>
-      <w:r>
-        <w:t>Review Copyright and Provenance (ai-3/29). Goal: Explain the mechanism and terminology of copyright and permitted sources. Short practice: Does acknowledging Fern make a cropped version permitted? Point to the relevant step in the picture, then write the changed result and the rule or evidence that supports it.. Return to this week and explain what you changed.</w:t>
-      </w:r>
-    </w:p>
-    <w:p>
-      <w:r>
-        <w:t>Review Evaluation Sets (ai-3/26). Goal: Explain the mechanism and terminology of system evaluation sets. Short practice: Did the added cases demonstrate better answering? Point to the relevant step in the picture, then write the changed result and the rule or evidence that supports it.. Return to this week and explain what you changed.</w:t>
+      <w:pPr>
+        <w:spacing w:line="336" w:lineRule="auto" w:after="180"/>
+      </w:pPr>
+      <w:r>
+        <w:rPr>
+          <w:b w:val="0"/>
+        </w:rPr>
+        <w:t xml:space="preserve">Review Safety Boundaries (ai-3/31). Goal: Explain the </w:t>
+      </w:r>
+      <w:r>
+        <w:rPr>
+          <w:b/>
+        </w:rPr>
+        <w:t>mechanism</w:t>
+      </w:r>
+      <w:r>
+        <w:rPr>
+          <w:b w:val="0"/>
+        </w:rPr>
+        <w:t xml:space="preserve"> and terminology of untrusted </w:t>
+      </w:r>
+      <w:r>
+        <w:rPr>
+          <w:b/>
+        </w:rPr>
+        <w:t>input</w:t>
+      </w:r>
+      <w:r>
+        <w:rPr>
+          <w:b w:val="0"/>
+        </w:rPr>
+        <w:t xml:space="preserve"> boundaries. Short practice: If AB7 passes the pattern, may it access teacher-only material?</w:t>
+      </w:r>
+    </w:p>
+    <w:p>
+      <w:pPr>
+        <w:spacing w:line="336" w:lineRule="auto" w:after="180"/>
+      </w:pPr>
+      <w:r>
+        <w:rPr>
+          <w:b w:val="0"/>
+        </w:rPr>
+        <w:t xml:space="preserve">Point to the relevant step in the picture, then write the changed result and the rule or </w:t>
+      </w:r>
+      <w:r>
+        <w:rPr>
+          <w:b/>
+        </w:rPr>
+        <w:t>evidence</w:t>
+      </w:r>
+      <w:r>
+        <w:rPr>
+          <w:b w:val="0"/>
+        </w:rPr>
+        <w:t xml:space="preserve"> that supports it.. Return to this week and explain what you changed.</w:t>
+      </w:r>
+    </w:p>
+    <w:p>
+      <w:pPr>
+        <w:spacing w:line="336" w:lineRule="auto" w:after="180"/>
+      </w:pPr>
+      <w:r>
+        <w:rPr>
+          <w:b w:val="0"/>
+        </w:rPr>
+        <w:t xml:space="preserve">Review Copyright and Provenance (ai-3/29). Goal: Explain the </w:t>
+      </w:r>
+      <w:r>
+        <w:rPr>
+          <w:b/>
+        </w:rPr>
+        <w:t>mechanism</w:t>
+      </w:r>
+      <w:r>
+        <w:rPr>
+          <w:b w:val="0"/>
+        </w:rPr>
+        <w:t xml:space="preserve"> and terminology of copyright and permitted sources. Short practice: Does acknowledging Fern make a cropped version permitted?</w:t>
+      </w:r>
+    </w:p>
+    <w:p>
+      <w:pPr>
+        <w:spacing w:line="336" w:lineRule="auto" w:after="180"/>
+      </w:pPr>
+      <w:r>
+        <w:rPr>
+          <w:b w:val="0"/>
+        </w:rPr>
+        <w:t xml:space="preserve">Point to the relevant step in the picture, then write the changed result and the rule or </w:t>
+      </w:r>
+      <w:r>
+        <w:rPr>
+          <w:b/>
+        </w:rPr>
+        <w:t>evidence</w:t>
+      </w:r>
+      <w:r>
+        <w:rPr>
+          <w:b w:val="0"/>
+        </w:rPr>
+        <w:t xml:space="preserve"> that supports it.. Return to this week and explain what you changed.</w:t>
+      </w:r>
+    </w:p>
+    <w:p>
+      <w:pPr>
+        <w:spacing w:line="336" w:lineRule="auto" w:after="180"/>
+      </w:pPr>
+      <w:r>
+        <w:rPr>
+          <w:b w:val="0"/>
+        </w:rPr>
+        <w:t xml:space="preserve">Review Evaluation Sets (ai-3/26). Goal: Explain the </w:t>
+      </w:r>
+      <w:r>
+        <w:rPr>
+          <w:b/>
+        </w:rPr>
+        <w:t>mechanism</w:t>
+      </w:r>
+      <w:r>
+        <w:rPr>
+          <w:b w:val="0"/>
+        </w:rPr>
+        <w:t xml:space="preserve"> and terminology of system evaluation sets. Short practice: Did the added cases demonstrate better answering?</w:t>
+      </w:r>
+    </w:p>
+    <w:p>
+      <w:pPr>
+        <w:spacing w:line="336" w:lineRule="auto" w:after="180"/>
+      </w:pPr>
+      <w:r>
+        <w:rPr>
+          <w:b w:val="0"/>
+        </w:rPr>
+        <w:t xml:space="preserve">Point to the relevant step in the picture, then write the changed result and the rule or </w:t>
+      </w:r>
+      <w:r>
+        <w:rPr>
+          <w:b/>
+        </w:rPr>
+        <w:t>evidence</w:t>
+      </w:r>
+      <w:r>
+        <w:rPr>
+          <w:b w:val="0"/>
+        </w:rPr>
+        <w:t xml:space="preserve"> that supports it.. Return to this week and explain what you changed.</w:t>
       </w:r>
     </w:p>
     <w:p>
@@ -1666,8 +2604,37 @@
       </w:r>
     </w:p>
     <w:p>
-      <w:r>
-        <w:t>Use Download completed work in the hosted lesson to export your answers, reflections, practice feedback and code-run evidence. Open the HTML copy to read or print it. Drafts stay in this browser when storage is available; clear drafts on a shared device.</w:t>
+      <w:pPr>
+        <w:spacing w:line="336" w:lineRule="auto" w:after="180"/>
+      </w:pPr>
+      <w:r>
+        <w:rPr>
+          <w:b w:val="0"/>
+        </w:rPr>
+        <w:t xml:space="preserve">Use Download completed work in the hosted lesson to export your answers, reflections, practice feedback and code-run </w:t>
+      </w:r>
+      <w:r>
+        <w:rPr>
+          <w:b/>
+        </w:rPr>
+        <w:t>evidence</w:t>
+      </w:r>
+      <w:r>
+        <w:rPr>
+          <w:b w:val="0"/>
+        </w:rPr>
+        <w:t>. Open the HTML copy to read or print it.</w:t>
+      </w:r>
+    </w:p>
+    <w:p>
+      <w:pPr>
+        <w:spacing w:line="336" w:lineRule="auto" w:after="180"/>
+      </w:pPr>
+      <w:r>
+        <w:rPr>
+          <w:b w:val="0"/>
+        </w:rPr>
+        <w:t>Drafts stay in this browser when storage is available; clear drafts on a shared device.</w:t>
       </w:r>
     </w:p>
     <w:p>
@@ -1681,6 +2648,826 @@
     <w:p>
       <w:r>
         <w:t>________________________________________________________________</w:t>
+      </w:r>
+    </w:p>
+    <w:p>
+      <w:r>
+        <w:t>________________________________________________________________</w:t>
+      </w:r>
+    </w:p>
+    <w:p>
+      <w:r>
+        <w:t>________________________________________________________________</w:t>
+      </w:r>
+    </w:p>
+    <w:p>
+      <w:r>
+        <w:t>________________________________________________________________</w:t>
+      </w:r>
+    </w:p>
+    <w:p>
+      <w:r>
+        <w:t>________________________________________________________________</w:t>
+      </w:r>
+    </w:p>
+    <w:p>
+      <w:pPr>
+        <w:pStyle w:val="Heading1"/>
+      </w:pPr>
+      <w:r>
+        <w:t>21. Visual concept journey</w:t>
+      </w:r>
+    </w:p>
+    <w:p>
+      <w:r>
+        <w:t>Explain each Human AI Workflow picture from its labels, then record a relevant limit.</w:t>
+      </w:r>
+    </w:p>
+    <w:p>
+      <w:pPr>
+        <w:pStyle w:val="Heading3"/>
+      </w:pPr>
+      <w:r>
+        <w:t>01. Human AI Workflow: the case</w:t>
+      </w:r>
+    </w:p>
+    <w:p>
+      <w:r>
+        <w:drawing>
+          <wp:inline xmlns:a="http://schemas.openxmlformats.org/drawingml/2006/main" xmlns:pic="http://schemas.openxmlformats.org/drawingml/2006/picture">
+            <wp:extent cx="5486400" cy="3142488"/>
+            <wp:docPr id="2" name="Picture 2" descr="A human approval belongs to the exact draft and action reviewed. Supplied facts: A teacher approves study handout H1 for classroom printing. H2 adds a pupil email address and proposes public posting. No H2 approval exists. All inputs and outcomes in this worked example are invented classroom data; no real model run is claimed."/>
+            <wp:cNvGraphicFramePr>
+              <a:graphicFrameLocks noChangeAspect="1"/>
+            </wp:cNvGraphicFramePr>
+            <a:graphic>
+              <a:graphicData uri="http://schemas.openxmlformats.org/drawingml/2006/picture">
+                <pic:pic>
+                  <pic:nvPicPr>
+                    <pic:cNvPr id="0" name="academy-story-ai-3-32-01.png"/>
+                    <pic:cNvPicPr/>
+                  </pic:nvPicPr>
+                  <pic:blipFill>
+                    <a:blip r:embed="rId10"/>
+                    <a:stretch>
+                      <a:fillRect/>
+                    </a:stretch>
+                  </pic:blipFill>
+                  <pic:spPr>
+                    <a:xfrm>
+                      <a:off x="0" y="0"/>
+                      <a:ext cx="5486400" cy="3142488"/>
+                    </a:xfrm>
+                    <a:prstGeom prst="rect"/>
+                  </pic:spPr>
+                </pic:pic>
+              </a:graphicData>
+            </a:graphic>
+          </wp:inline>
+        </w:drawing>
+      </w:r>
+    </w:p>
+    <w:p>
+      <w:pPr>
+        <w:spacing w:line="336" w:lineRule="auto" w:after="180"/>
+      </w:pPr>
+      <w:r>
+        <w:rPr>
+          <w:b w:val="0"/>
+        </w:rPr>
+        <w:t>A human approval belongs to the exact draft and action reviewed. Supplied facts: A teacher approves study handout H1 for classroom printing. H2 adds a pupil email address and proposes public posting. No H2 approval exists.</w:t>
+      </w:r>
+    </w:p>
+    <w:p>
+      <w:pPr>
+        <w:spacing w:line="336" w:lineRule="auto" w:after="180"/>
+      </w:pPr>
+      <w:r>
+        <w:rPr>
+          <w:b w:val="0"/>
+        </w:rPr>
+        <w:t xml:space="preserve">All </w:t>
+      </w:r>
+      <w:r>
+        <w:rPr>
+          <w:b/>
+        </w:rPr>
+        <w:t>input</w:t>
+      </w:r>
+      <w:r>
+        <w:rPr>
+          <w:b w:val="0"/>
+        </w:rPr>
+        <w:t>s and outcomes in this worked example are invented classroom data; no real model run is claimed.</w:t>
+      </w:r>
+    </w:p>
+    <w:p>
+      <w:pPr>
+        <w:spacing w:line="336" w:lineRule="auto" w:after="180"/>
+        <w:shd w:fill="F5F1FB"/>
+      </w:pPr>
+      <w:r>
+        <w:rPr>
+          <w:b w:val="0"/>
+        </w:rPr>
+        <w:t>Point to the given fact that matters most. Explain why it matters.</w:t>
+      </w:r>
+    </w:p>
+    <w:p>
+      <w:pPr>
+        <w:pStyle w:val="Heading3"/>
+      </w:pPr>
+      <w:r>
+        <w:t>My picture explanation, deciding evidence and one limit</w:t>
+      </w:r>
+    </w:p>
+    <w:p>
+      <w:r>
+        <w:t>________________________________________________________________</w:t>
+      </w:r>
+    </w:p>
+    <w:p>
+      <w:r>
+        <w:t>________________________________________________________________</w:t>
+      </w:r>
+    </w:p>
+    <w:p>
+      <w:r>
+        <w:t>________________________________________________________________</w:t>
+      </w:r>
+    </w:p>
+    <w:p>
+      <w:r>
+        <w:t>________________________________________________________________</w:t>
+      </w:r>
+    </w:p>
+    <w:p>
+      <w:pPr>
+        <w:pStyle w:val="Heading3"/>
+      </w:pPr>
+      <w:r>
+        <w:t>02. Follow the deciding steps</w:t>
+      </w:r>
+    </w:p>
+    <w:p>
+      <w:r>
+        <w:drawing>
+          <wp:inline xmlns:a="http://schemas.openxmlformats.org/drawingml/2006/main" xmlns:pic="http://schemas.openxmlformats.org/drawingml/2006/picture">
+            <wp:extent cx="5486400" cy="3337560"/>
+            <wp:docPr id="3" name="Picture 3" descr="Identify approval: The recorded approval covers H1 and classroom printing. → Inspect change: H2 changes both content and distribution scope. → Require review: Stop public posting and show H2’s changed content and intended audience to the reviewer."/>
+            <wp:cNvGraphicFramePr>
+              <a:graphicFrameLocks noChangeAspect="1"/>
+            </wp:cNvGraphicFramePr>
+            <a:graphic>
+              <a:graphicData uri="http://schemas.openxmlformats.org/drawingml/2006/picture">
+                <pic:pic>
+                  <pic:nvPicPr>
+                    <pic:cNvPr id="0" name="academy-story-ai-3-32-02.png"/>
+                    <pic:cNvPicPr/>
+                  </pic:nvPicPr>
+                  <pic:blipFill>
+                    <a:blip r:embed="rId11"/>
+                    <a:stretch>
+                      <a:fillRect/>
+                    </a:stretch>
+                  </pic:blipFill>
+                  <pic:spPr>
+                    <a:xfrm>
+                      <a:off x="0" y="0"/>
+                      <a:ext cx="5486400" cy="3337560"/>
+                    </a:xfrm>
+                    <a:prstGeom prst="rect"/>
+                  </pic:spPr>
+                </pic:pic>
+              </a:graphicData>
+            </a:graphic>
+          </wp:inline>
+        </w:drawing>
+      </w:r>
+    </w:p>
+    <w:p>
+      <w:pPr>
+        <w:spacing w:line="336" w:lineRule="auto" w:after="180"/>
+      </w:pPr>
+      <w:r>
+        <w:rPr>
+          <w:b w:val="0"/>
+        </w:rPr>
+        <w:t>Identify approval: The recorded approval covers H1 and classroom printing. → Inspect change: H2 changes both content and distribution scope. → Require review: Stop public posting and show H2’s changed content and intended audience to the reviewer.</w:t>
+      </w:r>
+    </w:p>
+    <w:p>
+      <w:pPr>
+        <w:spacing w:line="336" w:lineRule="auto" w:after="180"/>
+        <w:shd w:fill="F5F1FB"/>
+      </w:pPr>
+      <w:r>
+        <w:rPr>
+          <w:b w:val="0"/>
+        </w:rPr>
+        <w:t xml:space="preserve">Point to each numbered stage and explain which recorded </w:t>
+      </w:r>
+      <w:r>
+        <w:rPr>
+          <w:b/>
+        </w:rPr>
+        <w:t>input</w:t>
+      </w:r>
+      <w:r>
+        <w:rPr>
+          <w:b w:val="0"/>
+        </w:rPr>
+        <w:t xml:space="preserve"> it uses.</w:t>
+      </w:r>
+    </w:p>
+    <w:p>
+      <w:pPr>
+        <w:pStyle w:val="Heading3"/>
+      </w:pPr>
+      <w:r>
+        <w:t>My picture explanation, deciding evidence and one limit</w:t>
+      </w:r>
+    </w:p>
+    <w:p>
+      <w:r>
+        <w:t>________________________________________________________________</w:t>
+      </w:r>
+    </w:p>
+    <w:p>
+      <w:r>
+        <w:t>________________________________________________________________</w:t>
+      </w:r>
+    </w:p>
+    <w:p>
+      <w:r>
+        <w:t>________________________________________________________________</w:t>
+      </w:r>
+    </w:p>
+    <w:p>
+      <w:r>
+        <w:t>________________________________________________________________</w:t>
+      </w:r>
+    </w:p>
+    <w:p>
+      <w:pPr>
+        <w:pStyle w:val="Heading3"/>
+      </w:pPr>
+      <w:r>
+        <w:t>03. Human review and consequential use — evidence trace</w:t>
+      </w:r>
+    </w:p>
+    <w:p>
+      <w:r>
+        <w:drawing>
+          <wp:inline xmlns:a="http://schemas.openxmlformats.org/drawingml/2006/main" xmlns:pic="http://schemas.openxmlformats.org/drawingml/2006/picture">
+            <wp:extent cx="5486400" cy="3297936"/>
+            <wp:docPr id="4" name="Picture 4" descr="Human review and consequential use — evidence trace. Coordinator approves draft v1 for room B. Assistant changes room to C in v2 and submits using the old approval. | For this fictional workflow the assistant drafts a room request but only the coordinator can approve and submit it. Review packets include sources, uncertainty, requested action and the exact version. Any material change requires new approval. | The submission violates version-bound approval. Preserve v1 approval, request review of v2 and prevent submission until its exact action is approved."/>
+            <wp:cNvGraphicFramePr>
+              <a:graphicFrameLocks noChangeAspect="1"/>
+            </wp:cNvGraphicFramePr>
+            <a:graphic>
+              <a:graphicData uri="http://schemas.openxmlformats.org/drawingml/2006/picture">
+                <pic:pic>
+                  <pic:nvPicPr>
+                    <pic:cNvPr id="0" name="academy-story-ai-3-32-03.png"/>
+                    <pic:cNvPicPr/>
+                  </pic:nvPicPr>
+                  <pic:blipFill>
+                    <a:blip r:embed="rId12"/>
+                    <a:stretch>
+                      <a:fillRect/>
+                    </a:stretch>
+                  </pic:blipFill>
+                  <pic:spPr>
+                    <a:xfrm>
+                      <a:off x="0" y="0"/>
+                      <a:ext cx="5486400" cy="3297936"/>
+                    </a:xfrm>
+                    <a:prstGeom prst="rect"/>
+                  </pic:spPr>
+                </pic:pic>
+              </a:graphicData>
+            </a:graphic>
+          </wp:inline>
+        </w:drawing>
+      </w:r>
+    </w:p>
+    <w:p>
+      <w:pPr>
+        <w:spacing w:line="336" w:lineRule="auto" w:after="180"/>
+      </w:pPr>
+      <w:r>
+        <w:rPr>
+          <w:b w:val="0"/>
+        </w:rPr>
+        <w:t xml:space="preserve">Human review and consequential use — </w:t>
+      </w:r>
+      <w:r>
+        <w:rPr>
+          <w:b/>
+        </w:rPr>
+        <w:t>evidence</w:t>
+      </w:r>
+      <w:r>
+        <w:rPr>
+          <w:b w:val="0"/>
+        </w:rPr>
+        <w:t xml:space="preserve"> trace. Coordinator approves draft v1 for room B.</w:t>
+      </w:r>
+    </w:p>
+    <w:p>
+      <w:pPr>
+        <w:spacing w:line="336" w:lineRule="auto" w:after="180"/>
+      </w:pPr>
+      <w:r>
+        <w:rPr>
+          <w:b w:val="0"/>
+        </w:rPr>
+        <w:t xml:space="preserve">Assistant changes room to C in v2 and submits using the old approval. | For this fictional </w:t>
+      </w:r>
+      <w:r>
+        <w:rPr>
+          <w:b/>
+        </w:rPr>
+        <w:t>workflow</w:t>
+      </w:r>
+      <w:r>
+        <w:rPr>
+          <w:b w:val="0"/>
+        </w:rPr>
+        <w:t xml:space="preserve"> the assistant drafts a room request but only the coordinator can approve and submit it.</w:t>
+      </w:r>
+    </w:p>
+    <w:p>
+      <w:pPr>
+        <w:spacing w:line="336" w:lineRule="auto" w:after="180"/>
+      </w:pPr>
+      <w:r>
+        <w:rPr>
+          <w:b/>
+        </w:rPr>
+        <w:t>Review packet</w:t>
+      </w:r>
+      <w:r>
+        <w:rPr>
+          <w:b w:val="0"/>
+        </w:rPr>
+        <w:t xml:space="preserve">s include sources, uncertainty, requested action and the exact version. Any material change requires new approval. | The submission violates </w:t>
+      </w:r>
+      <w:r>
+        <w:rPr>
+          <w:b/>
+        </w:rPr>
+        <w:t>version-bound approval</w:t>
+      </w:r>
+      <w:r>
+        <w:rPr>
+          <w:b w:val="0"/>
+        </w:rPr>
+        <w:t>.</w:t>
+      </w:r>
+    </w:p>
+    <w:p>
+      <w:pPr>
+        <w:spacing w:line="336" w:lineRule="auto" w:after="180"/>
+      </w:pPr>
+      <w:r>
+        <w:rPr>
+          <w:b w:val="0"/>
+        </w:rPr>
+        <w:t>Preserve v1 approval, request review of v2 and prevent submission until its exact action is approved.</w:t>
+      </w:r>
+    </w:p>
+    <w:p>
+      <w:pPr>
+        <w:spacing w:line="336" w:lineRule="auto" w:after="180"/>
+        <w:shd w:fill="F5F1FB"/>
+      </w:pPr>
+      <w:r>
+        <w:rPr>
+          <w:b w:val="0"/>
+        </w:rPr>
+        <w:t>Read the labels and values. Explain the relationship the model shows.</w:t>
+      </w:r>
+    </w:p>
+    <w:p>
+      <w:pPr>
+        <w:pStyle w:val="Heading3"/>
+      </w:pPr>
+      <w:r>
+        <w:t>My picture explanation, deciding evidence and one limit</w:t>
+      </w:r>
+    </w:p>
+    <w:p>
+      <w:r>
+        <w:t>________________________________________________________________</w:t>
+      </w:r>
+    </w:p>
+    <w:p>
+      <w:r>
+        <w:t>________________________________________________________________</w:t>
+      </w:r>
+    </w:p>
+    <w:p>
+      <w:r>
+        <w:t>________________________________________________________________</w:t>
+      </w:r>
+    </w:p>
+    <w:p>
+      <w:r>
+        <w:t>________________________________________________________________</w:t>
+      </w:r>
+    </w:p>
+    <w:p>
+      <w:pPr>
+        <w:pStyle w:val="Heading3"/>
+      </w:pPr>
+      <w:r>
+        <w:t>04. Change one thing. Trace what follows.</w:t>
+      </w:r>
+    </w:p>
+    <w:p>
+      <w:r>
+        <w:drawing>
+          <wp:inline xmlns:a="http://schemas.openxmlformats.org/drawingml/2006/main" xmlns:pic="http://schemas.openxmlformats.org/drawingml/2006/picture">
+            <wp:extent cx="5486400" cy="3041904"/>
+            <wp:docPr id="5" name="Picture 5" descr="Original case: Stop public posting and show H2’s changed content and intended audience to the reviewer. Changed condition: H2 is replaced with unchanged H1 for classroom printing. Expected result: The original approval covers that declared action. Reason: Both the approved content and its distribution scope now match."/>
+            <wp:cNvGraphicFramePr>
+              <a:graphicFrameLocks noChangeAspect="1"/>
+            </wp:cNvGraphicFramePr>
+            <a:graphic>
+              <a:graphicData uri="http://schemas.openxmlformats.org/drawingml/2006/picture">
+                <pic:pic>
+                  <pic:nvPicPr>
+                    <pic:cNvPr id="0" name="academy-story-ai-3-32-04.png"/>
+                    <pic:cNvPicPr/>
+                  </pic:nvPicPr>
+                  <pic:blipFill>
+                    <a:blip r:embed="rId13"/>
+                    <a:stretch>
+                      <a:fillRect/>
+                    </a:stretch>
+                  </pic:blipFill>
+                  <pic:spPr>
+                    <a:xfrm>
+                      <a:off x="0" y="0"/>
+                      <a:ext cx="5486400" cy="3041904"/>
+                    </a:xfrm>
+                    <a:prstGeom prst="rect"/>
+                  </pic:spPr>
+                </pic:pic>
+              </a:graphicData>
+            </a:graphic>
+          </wp:inline>
+        </w:drawing>
+      </w:r>
+    </w:p>
+    <w:p>
+      <w:pPr>
+        <w:spacing w:line="336" w:lineRule="auto" w:after="180"/>
+      </w:pPr>
+      <w:r>
+        <w:rPr>
+          <w:b w:val="0"/>
+        </w:rPr>
+        <w:t>Original case: Stop public posting and show H2’s changed content and intended audience to the reviewer. Changed condition: H2 is replaced with unchanged H1 for classroom printing.</w:t>
+      </w:r>
+    </w:p>
+    <w:p>
+      <w:pPr>
+        <w:spacing w:line="336" w:lineRule="auto" w:after="180"/>
+      </w:pPr>
+      <w:r>
+        <w:rPr>
+          <w:b w:val="0"/>
+        </w:rPr>
+        <w:t>Expected result: The original approval covers that declared action. Reason: Both the approved content and its distribution scope now match.</w:t>
+      </w:r>
+    </w:p>
+    <w:p>
+      <w:pPr>
+        <w:spacing w:line="336" w:lineRule="auto" w:after="180"/>
+        <w:shd w:fill="F5F1FB"/>
+      </w:pPr>
+      <w:r>
+        <w:rPr>
+          <w:b w:val="0"/>
+        </w:rPr>
+        <w:t>Predict before checking the worked changed-case result. Name what changed and what the supplied facts allow you to conclude.</w:t>
+      </w:r>
+    </w:p>
+    <w:p>
+      <w:pPr>
+        <w:pStyle w:val="Heading3"/>
+      </w:pPr>
+      <w:r>
+        <w:t>My picture explanation, deciding evidence and one limit</w:t>
+      </w:r>
+    </w:p>
+    <w:p>
+      <w:r>
+        <w:t>________________________________________________________________</w:t>
+      </w:r>
+    </w:p>
+    <w:p>
+      <w:r>
+        <w:t>________________________________________________________________</w:t>
+      </w:r>
+    </w:p>
+    <w:p>
+      <w:r>
+        <w:t>________________________________________________________________</w:t>
+      </w:r>
+    </w:p>
+    <w:p>
+      <w:r>
+        <w:t>________________________________________________________________</w:t>
+      </w:r>
+    </w:p>
+    <w:p>
+      <w:pPr>
+        <w:pStyle w:val="Heading3"/>
+      </w:pPr>
+      <w:r>
+        <w:t>05. Connect the explanation to its limit</w:t>
+      </w:r>
+    </w:p>
+    <w:p>
+      <w:r>
+        <w:drawing>
+          <wp:inline xmlns:a="http://schemas.openxmlformats.org/drawingml/2006/main" xmlns:pic="http://schemas.openxmlformats.org/drawingml/2006/picture">
+            <wp:extent cx="5486400" cy="2834640"/>
+            <wp:docPr id="6" name="Picture 6" descr="Read the picture in order. Stop public posting and show H2’s changed content and intended audience to the reviewer. The arrows show which recorded input or intermediate result each decision uses. Explain the deciding step aloud before checking the changed case; pointing to the final answer alone does not show how it follows. Limit: Human review helps only when the reviewer sees the material changes, evidence and actual consequences."/>
+            <wp:cNvGraphicFramePr>
+              <a:graphicFrameLocks noChangeAspect="1"/>
+            </wp:cNvGraphicFramePr>
+            <a:graphic>
+              <a:graphicData uri="http://schemas.openxmlformats.org/drawingml/2006/picture">
+                <pic:pic>
+                  <pic:nvPicPr>
+                    <pic:cNvPr id="0" name="academy-story-ai-3-32-05.png"/>
+                    <pic:cNvPicPr/>
+                  </pic:nvPicPr>
+                  <pic:blipFill>
+                    <a:blip r:embed="rId14"/>
+                    <a:stretch>
+                      <a:fillRect/>
+                    </a:stretch>
+                  </pic:blipFill>
+                  <pic:spPr>
+                    <a:xfrm>
+                      <a:off x="0" y="0"/>
+                      <a:ext cx="5486400" cy="2834640"/>
+                    </a:xfrm>
+                    <a:prstGeom prst="rect"/>
+                  </pic:spPr>
+                </pic:pic>
+              </a:graphicData>
+            </a:graphic>
+          </wp:inline>
+        </w:drawing>
+      </w:r>
+    </w:p>
+    <w:p>
+      <w:pPr>
+        <w:spacing w:line="336" w:lineRule="auto" w:after="180"/>
+      </w:pPr>
+      <w:r>
+        <w:rPr>
+          <w:b w:val="0"/>
+        </w:rPr>
+        <w:t xml:space="preserve">Read the picture in order. Stop public posting and show H2’s changed content and intended audience to the reviewer. The arrows show which recorded </w:t>
+      </w:r>
+      <w:r>
+        <w:rPr>
+          <w:b/>
+        </w:rPr>
+        <w:t>input</w:t>
+      </w:r>
+      <w:r>
+        <w:rPr>
+          <w:b w:val="0"/>
+        </w:rPr>
+        <w:t xml:space="preserve"> or intermediate result each decision uses.</w:t>
+      </w:r>
+    </w:p>
+    <w:p>
+      <w:pPr>
+        <w:spacing w:line="336" w:lineRule="auto" w:after="180"/>
+      </w:pPr>
+      <w:r>
+        <w:rPr>
+          <w:b w:val="0"/>
+        </w:rPr>
+        <w:t>Explain the deciding step aloud before checking the changed case; pointing to the final answer alone does not show how it follows.</w:t>
+      </w:r>
+    </w:p>
+    <w:p>
+      <w:pPr>
+        <w:spacing w:line="336" w:lineRule="auto" w:after="180"/>
+      </w:pPr>
+      <w:r>
+        <w:rPr>
+          <w:b w:val="0"/>
+        </w:rPr>
+        <w:t xml:space="preserve">Limit: Human review helps only when the reviewer sees the material changes, </w:t>
+      </w:r>
+      <w:r>
+        <w:rPr>
+          <w:b/>
+        </w:rPr>
+        <w:t>evidence</w:t>
+      </w:r>
+      <w:r>
+        <w:rPr>
+          <w:b w:val="0"/>
+        </w:rPr>
+        <w:t xml:space="preserve"> and actual consequences.</w:t>
+      </w:r>
+    </w:p>
+    <w:p>
+      <w:pPr>
+        <w:spacing w:line="336" w:lineRule="auto" w:after="180"/>
+        <w:shd w:fill="F5F1FB"/>
+      </w:pPr>
+      <w:r>
+        <w:rPr>
+          <w:b w:val="0"/>
+        </w:rPr>
+        <w:t>Explain the case, then point to a limit on the claim.</w:t>
+      </w:r>
+    </w:p>
+    <w:p>
+      <w:pPr>
+        <w:pStyle w:val="Heading3"/>
+      </w:pPr>
+      <w:r>
+        <w:t>My picture explanation, deciding evidence and one limit</w:t>
+      </w:r>
+    </w:p>
+    <w:p>
+      <w:r>
+        <w:t>________________________________________________________________</w:t>
+      </w:r>
+    </w:p>
+    <w:p>
+      <w:r>
+        <w:t>________________________________________________________________</w:t>
+      </w:r>
+    </w:p>
+    <w:p>
+      <w:r>
+        <w:t>________________________________________________________________</w:t>
+      </w:r>
+    </w:p>
+    <w:p>
+      <w:r>
+        <w:t>________________________________________________________________</w:t>
+      </w:r>
+    </w:p>
+    <w:p>
+      <w:pPr>
+        <w:pStyle w:val="Heading3"/>
+      </w:pPr>
+      <w:r>
+        <w:t>06. Make the idea visible in your project</w:t>
+      </w:r>
+    </w:p>
+    <w:p>
+      <w:r>
+        <w:drawing>
+          <wp:inline xmlns:a="http://schemas.openxmlformats.org/drawingml/2006/main" xmlns:pic="http://schemas.openxmlformats.org/drawingml/2006/picture">
+            <wp:extent cx="5486400" cy="3681984"/>
+            <wp:docPr id="7" name="Picture 7" descr="For your Verified Study Buddy, save the input, procedure, observed result and limitation of this check. Label this worked example as practice; use a different, previously unreviewed case when checking independent understanding. Draw your input, deciding step, result and limit. Supported question: Why can H1’s approval not automatically approve H2? Point to the relevant step in the picture, then write the changed result and the rule or evidence that supports it."/>
+            <wp:cNvGraphicFramePr>
+              <a:graphicFrameLocks noChangeAspect="1"/>
+            </wp:cNvGraphicFramePr>
+            <a:graphic>
+              <a:graphicData uri="http://schemas.openxmlformats.org/drawingml/2006/picture">
+                <pic:pic>
+                  <pic:nvPicPr>
+                    <pic:cNvPr id="0" name="academy-story-ai-3-32-06.png"/>
+                    <pic:cNvPicPr/>
+                  </pic:nvPicPr>
+                  <pic:blipFill>
+                    <a:blip r:embed="rId15"/>
+                    <a:stretch>
+                      <a:fillRect/>
+                    </a:stretch>
+                  </pic:blipFill>
+                  <pic:spPr>
+                    <a:xfrm>
+                      <a:off x="0" y="0"/>
+                      <a:ext cx="5486400" cy="3681984"/>
+                    </a:xfrm>
+                    <a:prstGeom prst="rect"/>
+                  </pic:spPr>
+                </pic:pic>
+              </a:graphicData>
+            </a:graphic>
+          </wp:inline>
+        </w:drawing>
+      </w:r>
+    </w:p>
+    <w:p>
+      <w:pPr>
+        <w:spacing w:line="336" w:lineRule="auto" w:after="180"/>
+      </w:pPr>
+      <w:r>
+        <w:rPr>
+          <w:b w:val="0"/>
+        </w:rPr>
+        <w:t xml:space="preserve">For your Verified Study Buddy, save the </w:t>
+      </w:r>
+      <w:r>
+        <w:rPr>
+          <w:b/>
+        </w:rPr>
+        <w:t>input</w:t>
+      </w:r>
+      <w:r>
+        <w:rPr>
+          <w:b w:val="0"/>
+        </w:rPr>
+        <w:t>, procedure, observed result and limitation of this check.</w:t>
+      </w:r>
+    </w:p>
+    <w:p>
+      <w:pPr>
+        <w:spacing w:line="336" w:lineRule="auto" w:after="180"/>
+      </w:pPr>
+      <w:r>
+        <w:rPr>
+          <w:b w:val="0"/>
+        </w:rPr>
+        <w:t xml:space="preserve">Label this worked example as practice; use a different, previously unreviewed case when checking independent understanding. Draw your </w:t>
+      </w:r>
+      <w:r>
+        <w:rPr>
+          <w:b/>
+        </w:rPr>
+        <w:t>input</w:t>
+      </w:r>
+      <w:r>
+        <w:rPr>
+          <w:b w:val="0"/>
+        </w:rPr>
+        <w:t>, deciding step, result and limit.</w:t>
+      </w:r>
+    </w:p>
+    <w:p>
+      <w:pPr>
+        <w:spacing w:line="336" w:lineRule="auto" w:after="180"/>
+      </w:pPr>
+      <w:r>
+        <w:rPr>
+          <w:b w:val="0"/>
+        </w:rPr>
+        <w:t xml:space="preserve">Supported question: Why can H1’s approval not automatically approve H2? Point to the relevant step in the picture, then write the changed result and the rule or </w:t>
+      </w:r>
+      <w:r>
+        <w:rPr>
+          <w:b/>
+        </w:rPr>
+        <w:t>evidence</w:t>
+      </w:r>
+      <w:r>
+        <w:rPr>
+          <w:b w:val="0"/>
+        </w:rPr>
+        <w:t xml:space="preserve"> that supports it.</w:t>
+      </w:r>
+    </w:p>
+    <w:p>
+      <w:pPr>
+        <w:spacing w:line="336" w:lineRule="auto" w:after="180"/>
+        <w:shd w:fill="F5F1FB"/>
+      </w:pPr>
+      <w:r>
+        <w:rPr>
+          <w:b w:val="0"/>
+        </w:rPr>
+        <w:t xml:space="preserve">Draw your project trace and justify the deciding step using </w:t>
+      </w:r>
+      <w:r>
+        <w:rPr>
+          <w:b/>
+        </w:rPr>
+        <w:t>evidence</w:t>
+      </w:r>
+      <w:r>
+        <w:rPr>
+          <w:b w:val="0"/>
+        </w:rPr>
+        <w:t>.</w:t>
+      </w:r>
+    </w:p>
+    <w:p>
+      <w:pPr>
+        <w:pStyle w:val="Heading3"/>
+      </w:pPr>
+      <w:r>
+        <w:t>My picture explanation, deciding evidence and one limit</w:t>
       </w:r>
     </w:p>
     <w:p>

--- a/downloads/workbook/ai-3-week-32.docx
+++ b/downloads/workbook/ai-3-week-32.docx
@@ -1068,6 +1068,26 @@
     </w:p>
     <w:p>
       <w:pPr>
+        <w:pStyle w:val="Heading3"/>
+      </w:pPr>
+      <w:r>
+        <w:t>Where to find the supplied example</w:t>
+      </w:r>
+    </w:p>
+    <w:p>
+      <w:pPr>
+        <w:spacing w:line="336" w:lineRule="auto" w:after="180"/>
+        <w:shd w:fill="F1F6F8"/>
+      </w:pPr>
+      <w:r>
+        <w:rPr>
+          <w:b w:val="0"/>
+        </w:rPr>
+        <w:t>Reference for this exercise: open this week’s student lesson, “Human AI Workflow”, at “See how it works” and “Follow a worked example”. Use the original worked values or code named in the question; the later pictorial case is a separate example. Keep this reference beside your workbook while practising.</w:t>
+      </w:r>
+    </w:p>
+    <w:p>
+      <w:pPr>
         <w:spacing w:line="336" w:lineRule="auto" w:after="180"/>
       </w:pPr>
       <w:r>
@@ -1399,6 +1419,26 @@
     <w:p>
       <w:r>
         <w:t>Design a revealing follow-up. Apply the supplied Human AI Workflow facts and keep your reasoning.</w:t>
+      </w:r>
+    </w:p>
+    <w:p>
+      <w:pPr>
+        <w:pStyle w:val="Heading3"/>
+      </w:pPr>
+      <w:r>
+        <w:t>Where to find the supplied example</w:t>
+      </w:r>
+    </w:p>
+    <w:p>
+      <w:pPr>
+        <w:spacing w:line="336" w:lineRule="auto" w:after="180"/>
+        <w:shd w:fill="F1F6F8"/>
+      </w:pPr>
+      <w:r>
+        <w:rPr>
+          <w:b w:val="0"/>
+        </w:rPr>
+        <w:t>Reference for this exercise: open this week’s student lesson, “Human AI Workflow”, at “See how it works” and “Follow a worked example”. Use the original worked values or code named in the question; the later pictorial case is a separate example. Keep this reference beside your workbook while practising.</w:t>
       </w:r>
     </w:p>
     <w:p>

--- a/downloads/workbook/ai-3-week-32.docx
+++ b/downloads/workbook/ai-3-week-32.docx
@@ -25,12 +25,518 @@
         <w:pStyle w:val="Heading1"/>
       </w:pPr>
       <w:r>
-        <w:t>01. Recall and choose your starting point</w:t>
-      </w:r>
-    </w:p>
-    <w:p>
-      <w:r>
-        <w:t>Record your starting explanation for Human AI Workflow before opening notes. Show any later correction separately.</w:t>
+        <w:t>One connected responsibility and review record.</w:t>
+      </w:r>
+    </w:p>
+    <w:p>
+      <w:r>
+        <w:t>Explain the handoff, trace approval changes, audit a checkbox claim and design a stop case.</w:t>
+      </w:r>
+    </w:p>
+    <w:p>
+      <w:r>
+        <w:t>Keep actor, evidence, version, action, destination and unresolved issue together.</w:t>
+      </w:r>
+    </w:p>
+    <w:p>
+      <w:pPr>
+        <w:pStyle w:val="Heading1"/>
+      </w:pPr>
+      <w:r>
+        <w:t>01. Recall: reconnect earlier ideas</w:t>
+      </w:r>
+    </w:p>
+    <w:p>
+      <w:r>
+        <w:t>Retrieve before opening notes.</w:t>
+      </w:r>
+    </w:p>
+    <w:p>
+      <w:pPr>
+        <w:pStyle w:val="Heading2"/>
+      </w:pPr>
+      <w:r>
+        <w:t>Retrieve and explain</w:t>
+      </w:r>
+    </w:p>
+    <w:p>
+      <w:pPr>
+        <w:pStyle w:val="ListBullet"/>
+      </w:pPr>
+      <w:r>
+        <w:t>Try the recall before opening notes. Then use a different colour or a labelled second line to correct your explanation.</w:t>
+      </w:r>
+    </w:p>
+    <w:p>
+      <w:pPr>
+        <w:pStyle w:val="ListBullet"/>
+      </w:pPr>
+      <w:r>
+        <w:t>Without opening the old lesson, explain one key idea from Safety Boundaries. Give an example and a mistake that the idea helps you avoid.</w:t>
+      </w:r>
+    </w:p>
+    <w:p>
+      <w:pPr>
+        <w:pStyle w:val="Heading3"/>
+      </w:pPr>
+      <w:r>
+        <w:t>My remembered idea, example and correction</w:t>
+      </w:r>
+    </w:p>
+    <w:p>
+      <w:r>
+        <w:t>________________________________________________________________</w:t>
+      </w:r>
+    </w:p>
+    <w:p>
+      <w:r>
+        <w:t>________________________________________________________________</w:t>
+      </w:r>
+    </w:p>
+    <w:p>
+      <w:r>
+        <w:t>________________________________________________________________</w:t>
+      </w:r>
+    </w:p>
+    <w:p>
+      <w:pPr>
+        <w:pStyle w:val="ListBullet"/>
+      </w:pPr>
+      <w:r>
+        <w:t>Without opening the old lesson, explain one key idea from Copyright and Provenance. Give an example and a mistake that the idea helps you avoid.</w:t>
+      </w:r>
+    </w:p>
+    <w:p>
+      <w:pPr>
+        <w:pStyle w:val="Heading3"/>
+      </w:pPr>
+      <w:r>
+        <w:t>My remembered idea, example and correction</w:t>
+      </w:r>
+    </w:p>
+    <w:p>
+      <w:r>
+        <w:t>________________________________________________________________</w:t>
+      </w:r>
+    </w:p>
+    <w:p>
+      <w:r>
+        <w:t>________________________________________________________________</w:t>
+      </w:r>
+    </w:p>
+    <w:p>
+      <w:r>
+        <w:t>________________________________________________________________</w:t>
+      </w:r>
+    </w:p>
+    <w:p>
+      <w:pPr>
+        <w:pStyle w:val="ListBullet"/>
+      </w:pPr>
+      <w:r>
+        <w:t>Without opening the old lesson, explain one key idea from Evaluation Sets. Give an example and a mistake that the idea helps you avoid.</w:t>
+      </w:r>
+    </w:p>
+    <w:p>
+      <w:pPr>
+        <w:pStyle w:val="Heading3"/>
+      </w:pPr>
+      <w:r>
+        <w:t>My remembered idea, example and correction</w:t>
+      </w:r>
+    </w:p>
+    <w:p>
+      <w:r>
+        <w:t>________________________________________________________________</w:t>
+      </w:r>
+    </w:p>
+    <w:p>
+      <w:r>
+        <w:t>________________________________________________________________</w:t>
+      </w:r>
+    </w:p>
+    <w:p>
+      <w:r>
+        <w:t>________________________________________________________________</w:t>
+      </w:r>
+    </w:p>
+    <w:p>
+      <w:pPr>
+        <w:pStyle w:val="Heading2"/>
+      </w:pPr>
+      <w:r>
+        <w:t>Earlier wording, alternatives and picture transcripts · reference / check after trying</w:t>
+      </w:r>
+    </w:p>
+    <w:p>
+      <w:pPr>
+        <w:pStyle w:val="Heading3"/>
+      </w:pPr>
+      <w:r>
+        <w:t>Safety Boundaries</w:t>
+      </w:r>
+    </w:p>
+    <w:p>
+      <w:pPr>
+        <w:pStyle w:val="Heading3"/>
+      </w:pPr>
+      <w:r>
+        <w:t>Copyright and Provenance</w:t>
+      </w:r>
+    </w:p>
+    <w:p>
+      <w:pPr>
+        <w:pStyle w:val="Heading3"/>
+      </w:pPr>
+      <w:r>
+        <w:t>Evaluation Sets</w:t>
+      </w:r>
+    </w:p>
+    <w:p>
+      <w:pPr>
+        <w:pStyle w:val="Heading1"/>
+      </w:pPr>
+      <w:r>
+        <w:t>12. W1 · Explain effective human review</w:t>
+      </w:r>
+    </w:p>
+    <w:p>
+      <w:r>
+        <w:t>Name responsible actor, evidence packet and authority.</w:t>
+      </w:r>
+    </w:p>
+    <w:p>
+      <w:pPr>
+        <w:pStyle w:val="Heading2"/>
+      </w:pPr>
+      <w:r>
+        <w:t>Your evidence record</w:t>
+      </w:r>
+    </w:p>
+    <w:p>
+      <w:pPr>
+        <w:pStyle w:val="ListBullet"/>
+      </w:pPr>
+      <w:r>
+        <w:t>Toy room workflow: assistant drafts; application checks; coordinator alone approves and submits exact content/version/action. v1 B approval does not cover v2 C. Full review packet includes sources, uncertainty, changes and destination. Separate handout fixture: teacher approved H1 classroom printing, not H2 with fictional email placeholder/public posting. No actual action is performed or inferred; changed scope returns to review.</w:t>
+      </w:r>
+    </w:p>
+    <w:p>
+      <w:pPr>
+        <w:pStyle w:val="ListBullet"/>
+      </w:pPr>
+      <w:r>
+        <w:t>Reference for this exercise: open this week’s student lesson, “Human AI Workflow”, at “See how it works” and “Follow a worked example”. Use the original worked values or code named in the question; the later pictorial case is a separate example. Keep this reference beside your workbook while practising.</w:t>
+      </w:r>
+    </w:p>
+    <w:p>
+      <w:pPr>
+        <w:pStyle w:val="ListBullet"/>
+      </w:pPr>
+      <w:r>
+        <w:t>Explain the weekly mechanism in your own words. Use the worked scenario to name its input, decision rule and output.</w:t>
+      </w:r>
+    </w:p>
+    <w:p>
+      <w:pPr>
+        <w:pStyle w:val="Heading3"/>
+      </w:pPr>
+      <w:r>
+        <w:t>My reasoning and evidence</w:t>
+      </w:r>
+    </w:p>
+    <w:p>
+      <w:r>
+        <w:t>________________________________________________________________</w:t>
+      </w:r>
+    </w:p>
+    <w:p>
+      <w:r>
+        <w:t>________________________________________________________________</w:t>
+      </w:r>
+    </w:p>
+    <w:p>
+      <w:r>
+        <w:t>________________________________________________________________</w:t>
+      </w:r>
+    </w:p>
+    <w:p>
+      <w:r>
+        <w:t>________________________________________________________________</w:t>
+      </w:r>
+    </w:p>
+    <w:p>
+      <w:r>
+        <w:t>________________________________________________________________</w:t>
+      </w:r>
+    </w:p>
+    <w:p>
+      <w:r>
+        <w:t>________________________________________________________________</w:t>
+      </w:r>
+    </w:p>
+    <w:p>
+      <w:pPr>
+        <w:pStyle w:val="Heading1"/>
+      </w:pPr>
+      <w:r>
+        <w:t>13. W2 · Trace the changed room version</w:t>
+      </w:r>
+    </w:p>
+    <w:p>
+      <w:r>
+        <w:t>Old approval cannot cover the materially changed v2.</w:t>
+      </w:r>
+    </w:p>
+    <w:p>
+      <w:pPr>
+        <w:pStyle w:val="Heading2"/>
+      </w:pPr>
+      <w:r>
+        <w:t>Your evidence record</w:t>
+      </w:r>
+    </w:p>
+    <w:p>
+      <w:pPr>
+        <w:pStyle w:val="ListBullet"/>
+      </w:pPr>
+      <w:r>
+        <w:t>Toy room workflow: assistant drafts; application checks; coordinator alone approves and submits exact content/version/action. v1 B approval does not cover v2 C. Full review packet includes sources, uncertainty, changes and destination. Separate handout fixture: teacher approved H1 classroom printing, not H2 with fictional email placeholder/public posting. No actual action is performed or inferred; changed scope returns to review.</w:t>
+      </w:r>
+    </w:p>
+    <w:p>
+      <w:pPr>
+        <w:pStyle w:val="ListBullet"/>
+      </w:pPr>
+      <w:r>
+        <w:t>Coordinator approves draft v1 for room B. Assistant changes room to C in v2 and submits using the old approval. Show the intermediate steps and give the conclusion with its scope.</w:t>
+      </w:r>
+    </w:p>
+    <w:p>
+      <w:pPr>
+        <w:pStyle w:val="Heading3"/>
+      </w:pPr>
+      <w:r>
+        <w:t>My reasoning and evidence</w:t>
+      </w:r>
+    </w:p>
+    <w:p>
+      <w:r>
+        <w:t>________________________________________________________________</w:t>
+      </w:r>
+    </w:p>
+    <w:p>
+      <w:r>
+        <w:t>________________________________________________________________</w:t>
+      </w:r>
+    </w:p>
+    <w:p>
+      <w:r>
+        <w:t>________________________________________________________________</w:t>
+      </w:r>
+    </w:p>
+    <w:p>
+      <w:r>
+        <w:t>________________________________________________________________</w:t>
+      </w:r>
+    </w:p>
+    <w:p>
+      <w:r>
+        <w:t>________________________________________________________________</w:t>
+      </w:r>
+    </w:p>
+    <w:p>
+      <w:r>
+        <w:t>________________________________________________________________</w:t>
+      </w:r>
+    </w:p>
+    <w:p>
+      <w:r>
+        <w:t>________________________________________________________________</w:t>
+      </w:r>
+    </w:p>
+    <w:p>
+      <w:pPr>
+        <w:pStyle w:val="Heading1"/>
+      </w:pPr>
+      <w:r>
+        <w:t>14. W3 · Audit a checkbox guarantee</w:t>
+      </w:r>
+    </w:p>
+    <w:p>
+      <w:r>
+        <w:t>A checked box does not show informed oversight.</w:t>
+      </w:r>
+    </w:p>
+    <w:p>
+      <w:pPr>
+        <w:pStyle w:val="Heading2"/>
+      </w:pPr>
+      <w:r>
+        <w:t>Your evidence record</w:t>
+      </w:r>
+    </w:p>
+    <w:p>
+      <w:pPr>
+        <w:pStyle w:val="ListBullet"/>
+      </w:pPr>
+      <w:r>
+        <w:t>Toy room workflow: assistant drafts; application checks; coordinator alone approves and submits exact content/version/action. v1 B approval does not cover v2 C. Full review packet includes sources, uncertainty, changes and destination. Separate handout fixture: teacher approved H1 classroom printing, not H2 with fictional email placeholder/public posting. No actual action is performed or inferred; changed scope returns to review.</w:t>
+      </w:r>
+    </w:p>
+    <w:p>
+      <w:pPr>
+        <w:pStyle w:val="ListBullet"/>
+      </w:pPr>
+      <w:r>
+        <w:t>A report omits this qualification: Review effectiveness depends on usable evidence, time and authority; a checkbox is not evidence of informed review. Explain how omitting it could change a reader's interpretation, and write an accurate replacement.</w:t>
+      </w:r>
+    </w:p>
+    <w:p>
+      <w:pPr>
+        <w:pStyle w:val="Heading3"/>
+      </w:pPr>
+      <w:r>
+        <w:t>My reasoning and evidence</w:t>
+      </w:r>
+    </w:p>
+    <w:p>
+      <w:r>
+        <w:t>________________________________________________________________</w:t>
+      </w:r>
+    </w:p>
+    <w:p>
+      <w:r>
+        <w:t>________________________________________________________________</w:t>
+      </w:r>
+    </w:p>
+    <w:p>
+      <w:r>
+        <w:t>________________________________________________________________</w:t>
+      </w:r>
+    </w:p>
+    <w:p>
+      <w:r>
+        <w:t>________________________________________________________________</w:t>
+      </w:r>
+    </w:p>
+    <w:p>
+      <w:r>
+        <w:t>________________________________________________________________</w:t>
+      </w:r>
+    </w:p>
+    <w:p>
+      <w:r>
+        <w:t>________________________________________________________________</w:t>
+      </w:r>
+    </w:p>
+    <w:p>
+      <w:pPr>
+        <w:pStyle w:val="Heading1"/>
+      </w:pPr>
+      <w:r>
+        <w:t>16. W5 · Design a revealing handoff case</w:t>
+      </w:r>
+    </w:p>
+    <w:p>
+      <w:r>
+        <w:t>Supply exact versions, actors, actions and expected stop.</w:t>
+      </w:r>
+    </w:p>
+    <w:p>
+      <w:pPr>
+        <w:pStyle w:val="Heading2"/>
+      </w:pPr>
+      <w:r>
+        <w:t>Your evidence record</w:t>
+      </w:r>
+    </w:p>
+    <w:p>
+      <w:pPr>
+        <w:pStyle w:val="ListBullet"/>
+      </w:pPr>
+      <w:r>
+        <w:t>Toy room workflow: assistant drafts; application checks; coordinator alone approves and submits exact content/version/action. v1 B approval does not cover v2 C. Full review packet includes sources, uncertainty, changes and destination. Separate handout fixture: teacher approved H1 classroom printing, not H2 with fictional email placeholder/public posting. No actual action is performed or inferred; changed scope returns to review.</w:t>
+      </w:r>
+    </w:p>
+    <w:p>
+      <w:pPr>
+        <w:pStyle w:val="ListBullet"/>
+      </w:pPr>
+      <w:r>
+        <w:t>Reference for this exercise: open this week’s student lesson, “Human AI Workflow”, at “See how it works” and “Follow a worked example”. Use the original worked values or code named in the question; the later pictorial case is a separate example. Keep this reference beside your workbook while practising.</w:t>
+      </w:r>
+    </w:p>
+    <w:p>
+      <w:pPr>
+        <w:pStyle w:val="ListBullet"/>
+      </w:pPr>
+      <w:r>
+        <w:t>For the worked scenario, propose one additional case that could reveal a failure, describe its expected outcome before running it, and explain what would need to remain fixed for a fair comparison. Do not reuse W4 as a new final test after receiving feedback.</w:t>
+      </w:r>
+    </w:p>
+    <w:p>
+      <w:pPr>
+        <w:pStyle w:val="Heading3"/>
+      </w:pPr>
+      <w:r>
+        <w:t>My reasoning and evidence</w:t>
+      </w:r>
+    </w:p>
+    <w:p>
+      <w:r>
+        <w:t>________________________________________________________________</w:t>
+      </w:r>
+    </w:p>
+    <w:p>
+      <w:r>
+        <w:t>________________________________________________________________</w:t>
+      </w:r>
+    </w:p>
+    <w:p>
+      <w:r>
+        <w:t>________________________________________________________________</w:t>
+      </w:r>
+    </w:p>
+    <w:p>
+      <w:r>
+        <w:t>________________________________________________________________</w:t>
+      </w:r>
+    </w:p>
+    <w:p>
+      <w:r>
+        <w:t>________________________________________________________________</w:t>
+      </w:r>
+    </w:p>
+    <w:p>
+      <w:r>
+        <w:t>________________________________________________________________</w:t>
+      </w:r>
+    </w:p>
+    <w:p>
+      <w:r>
+        <w:t>________________________________________________________________</w:t>
+      </w:r>
+    </w:p>
+    <w:p>
+      <w:pPr>
+        <w:pStyle w:val="Heading1"/>
+      </w:pPr>
+      <w:r>
+        <w:t>04. W4 · Inspect the new report-distribution scope independently</w:t>
+      </w:r>
+    </w:p>
+    <w:p>
+      <w:r>
+        <w:t>Keep one first attempt before hints or feedback.</w:t>
+      </w:r>
+    </w:p>
+    <w:p>
+      <w:pPr>
+        <w:pStyle w:val="Heading2"/>
+      </w:pPr>
+      <w:r>
+        <w:t>Read and explain independently</w:t>
       </w:r>
     </w:p>
     <w:p>
@@ -41,362 +547,12 @@
         <w:rPr>
           <w:b w:val="0"/>
         </w:rPr>
-        <w:t>Try the recall before opening notes. Then use a different colour or a labelled second line to correct your explanation.</w:t>
-      </w:r>
-    </w:p>
-    <w:p>
-      <w:pPr>
-        <w:pStyle w:val="Heading3"/>
-      </w:pPr>
-      <w:r>
-        <w:t>Safety Boundaries</w:t>
+        <w:t>Use the stated R1 approval and R2 change only. No recipient list, distribution approval or actual email transmission is supplied. Explain the missing authority and the evidence a reviewer would need, without inventing a send result.</w:t>
       </w:r>
     </w:p>
     <w:p>
       <w:pPr>
         <w:spacing w:line="336" w:lineRule="auto" w:after="180"/>
-      </w:pPr>
-      <w:r>
-        <w:rPr>
-          <w:b w:val="0"/>
-        </w:rPr>
-        <w:t>Without opening the old lesson, explain one key idea from Safety Boundaries. Give an example and a mistake that the idea helps you avoid.</w:t>
-      </w:r>
-    </w:p>
-    <w:p>
-      <w:pPr>
-        <w:pStyle w:val="Heading3"/>
-      </w:pPr>
-      <w:r>
-        <w:t>My remembered idea, example and correction</w:t>
-      </w:r>
-    </w:p>
-    <w:p>
-      <w:r>
-        <w:t>________________________________________________________________</w:t>
-      </w:r>
-    </w:p>
-    <w:p>
-      <w:r>
-        <w:t>________________________________________________________________</w:t>
-      </w:r>
-    </w:p>
-    <w:p>
-      <w:r>
-        <w:t>________________________________________________________________</w:t>
-      </w:r>
-    </w:p>
-    <w:p>
-      <w:pPr>
-        <w:pStyle w:val="Heading3"/>
-      </w:pPr>
-      <w:r>
-        <w:t>Copyright and Provenance</w:t>
-      </w:r>
-    </w:p>
-    <w:p>
-      <w:pPr>
-        <w:spacing w:line="336" w:lineRule="auto" w:after="180"/>
-      </w:pPr>
-      <w:r>
-        <w:rPr>
-          <w:b w:val="0"/>
-        </w:rPr>
-        <w:t>Without opening the old lesson, explain one key idea from Copyright and Provenance. Give an example and a mistake that the idea helps you avoid.</w:t>
-      </w:r>
-    </w:p>
-    <w:p>
-      <w:pPr>
-        <w:pStyle w:val="Heading3"/>
-      </w:pPr>
-      <w:r>
-        <w:t>My remembered idea, example and correction</w:t>
-      </w:r>
-    </w:p>
-    <w:p>
-      <w:r>
-        <w:t>________________________________________________________________</w:t>
-      </w:r>
-    </w:p>
-    <w:p>
-      <w:r>
-        <w:t>________________________________________________________________</w:t>
-      </w:r>
-    </w:p>
-    <w:p>
-      <w:r>
-        <w:t>________________________________________________________________</w:t>
-      </w:r>
-    </w:p>
-    <w:p>
-      <w:pPr>
-        <w:pStyle w:val="Heading3"/>
-      </w:pPr>
-      <w:r>
-        <w:t>Evaluation Sets</w:t>
-      </w:r>
-    </w:p>
-    <w:p>
-      <w:pPr>
-        <w:spacing w:line="336" w:lineRule="auto" w:after="180"/>
-      </w:pPr>
-      <w:r>
-        <w:rPr>
-          <w:b w:val="0"/>
-        </w:rPr>
-        <w:t>Without opening the old lesson, explain one key idea from Evaluation Sets. Give an example and a mistake that the idea helps you avoid.</w:t>
-      </w:r>
-    </w:p>
-    <w:p>
-      <w:pPr>
-        <w:pStyle w:val="Heading3"/>
-      </w:pPr>
-      <w:r>
-        <w:t>My remembered idea, example and correction</w:t>
-      </w:r>
-    </w:p>
-    <w:p>
-      <w:r>
-        <w:t>________________________________________________________________</w:t>
-      </w:r>
-    </w:p>
-    <w:p>
-      <w:r>
-        <w:t>________________________________________________________________</w:t>
-      </w:r>
-    </w:p>
-    <w:p>
-      <w:r>
-        <w:t>________________________________________________________________</w:t>
-      </w:r>
-    </w:p>
-    <w:p>
-      <w:pPr>
-        <w:pStyle w:val="Heading1"/>
-      </w:pPr>
-      <w:r>
-        <w:t>02. Practise with fading help</w:t>
-      </w:r>
-    </w:p>
-    <w:p>
-      <w:r>
-        <w:t>Complete the supported Human AI Workflow trace and record the first step you can explain without help.</w:t>
-      </w:r>
-    </w:p>
-    <w:p>
-      <w:pPr>
-        <w:spacing w:line="336" w:lineRule="auto" w:after="180"/>
-      </w:pPr>
-      <w:r>
-        <w:rPr>
-          <w:b w:val="0"/>
-        </w:rPr>
-        <w:t>Use W2: Trace the worked case for Human review and consequential use. Record the answer once; the lesson and workbook refer to the same attempt.</w:t>
-      </w:r>
-    </w:p>
-    <w:tbl>
-      <w:tblPr>
-        <w:tblStyle w:val="LightShading-Accent1"/>
-        <w:tblW w:type="auto" w:w="0"/>
-        <w:tblLook w:firstColumn="1" w:firstRow="1" w:lastColumn="0" w:lastRow="0" w:noHBand="0" w:noVBand="1" w:val="04A0"/>
-      </w:tblPr>
-      <w:tblGrid>
-        <w:gridCol w:w="2556"/>
-        <w:gridCol w:w="2556"/>
-        <w:gridCol w:w="2556"/>
-        <w:gridCol w:w="2556"/>
-      </w:tblGrid>
-      <w:tr>
-        <w:trPr>
-          <w:tblHeader/>
-        </w:trPr>
-        <w:tc>
-          <w:tcPr>
-            <w:tcW w:type="dxa" w:w="2556"/>
-          </w:tcPr>
-          <w:p>
-            <w:r>
-              <w:t>Given inputs</w:t>
-            </w:r>
-          </w:p>
-        </w:tc>
-        <w:tc>
-          <w:tcPr>
-            <w:tcW w:type="dxa" w:w="2556"/>
-          </w:tcPr>
-          <w:p>
-            <w:r>
-              <w:t>Procedure I chose</w:t>
-            </w:r>
-          </w:p>
-        </w:tc>
-        <w:tc>
-          <w:tcPr>
-            <w:tcW w:type="dxa" w:w="2556"/>
-          </w:tcPr>
-          <w:p>
-            <w:r>
-              <w:t>Middle steps</w:t>
-            </w:r>
-          </w:p>
-        </w:tc>
-        <w:tc>
-          <w:tcPr>
-            <w:tcW w:type="dxa" w:w="2556"/>
-          </w:tcPr>
-          <w:p>
-            <w:r>
-              <w:t>Result and check</w:t>
-            </w:r>
-          </w:p>
-        </w:tc>
-      </w:tr>
-      <w:tr>
-        <w:tc>
-          <w:tcPr>
-            <w:tcW w:type="dxa" w:w="2556"/>
-          </w:tcPr>
-          <w:p>
-            <w:r/>
-          </w:p>
-        </w:tc>
-        <w:tc>
-          <w:tcPr>
-            <w:tcW w:type="dxa" w:w="2556"/>
-          </w:tcPr>
-          <w:p>
-            <w:r/>
-          </w:p>
-        </w:tc>
-        <w:tc>
-          <w:tcPr>
-            <w:tcW w:type="dxa" w:w="2556"/>
-          </w:tcPr>
-          <w:p>
-            <w:r/>
-          </w:p>
-        </w:tc>
-        <w:tc>
-          <w:tcPr>
-            <w:tcW w:type="dxa" w:w="2556"/>
-          </w:tcPr>
-          <w:p>
-            <w:r/>
-          </w:p>
-        </w:tc>
-      </w:tr>
-    </w:tbl>
-    <w:p>
-      <w:pPr>
-        <w:pStyle w:val="Heading3"/>
-      </w:pPr>
-      <w:r>
-        <w:t>The step I completed without help, and the hint I needed</w:t>
-      </w:r>
-    </w:p>
-    <w:p>
-      <w:r>
-        <w:t>________________________________________________________________</w:t>
-      </w:r>
-    </w:p>
-    <w:p>
-      <w:r>
-        <w:t>________________________________________________________________</w:t>
-      </w:r>
-    </w:p>
-    <w:p>
-      <w:r>
-        <w:t>________________________________________________________________</w:t>
-      </w:r>
-    </w:p>
-    <w:p>
-      <w:pPr>
-        <w:pStyle w:val="Heading1"/>
-      </w:pPr>
-      <w:r>
-        <w:t>03. Individual reasoning check</w:t>
-      </w:r>
-    </w:p>
-    <w:p>
-      <w:r>
-        <w:t>Check the proposed Human AI Workflow explanation against the supplied facts before discussing it.</w:t>
-      </w:r>
-    </w:p>
-    <w:p>
-      <w:pPr>
-        <w:spacing w:line="336" w:lineRule="auto" w:after="180"/>
-      </w:pPr>
-      <w:r>
-        <w:rPr>
-          <w:b w:val="0"/>
-        </w:rPr>
-        <w:t>Use the worked case for Human review and consequential use. Proposed explanation: “The worked result establishes every future case”. Decide whether this explanation is supported.</w:t>
-      </w:r>
-    </w:p>
-    <w:p>
-      <w:pPr>
-        <w:spacing w:line="336" w:lineRule="auto" w:after="180"/>
-      </w:pPr>
-      <w:r>
-        <w:rPr>
-          <w:b w:val="0"/>
-        </w:rPr>
-        <w:t>Point to the step or supplied fact that decides; explain your repair if needed.</w:t>
-      </w:r>
-    </w:p>
-    <w:p>
-      <w:pPr>
-        <w:pStyle w:val="Heading3"/>
-      </w:pPr>
-      <w:r>
-        <w:t>My explanation before partner discussion</w:t>
-      </w:r>
-    </w:p>
-    <w:p>
-      <w:r>
-        <w:t>________________________________________________________________</w:t>
-      </w:r>
-    </w:p>
-    <w:p>
-      <w:r>
-        <w:t>________________________________________________________________</w:t>
-      </w:r>
-    </w:p>
-    <w:p>
-      <w:r>
-        <w:t>________________________________________________________________</w:t>
-      </w:r>
-    </w:p>
-    <w:p>
-      <w:r>
-        <w:t>________________________________________________________________</w:t>
-      </w:r>
-    </w:p>
-    <w:p>
-      <w:pPr>
-        <w:pStyle w:val="Heading1"/>
-      </w:pPr>
-      <w:r>
-        <w:t>04. Independent transfer case</w:t>
-      </w:r>
-    </w:p>
-    <w:p>
-      <w:r>
-        <w:t>Write one first attempt at the reserved independent case before feedback. Repeated copies of that case refer to the same recorded attempt.</w:t>
-      </w:r>
-    </w:p>
-    <w:p>
-      <w:pPr>
-        <w:pStyle w:val="Heading3"/>
-      </w:pPr>
-      <w:r>
-        <w:t>Independent case: Apply a new case independently</w:t>
-      </w:r>
-    </w:p>
-    <w:p>
-      <w:pPr>
-        <w:spacing w:line="336" w:lineRule="auto" w:after="180"/>
-        <w:shd w:fill="F5F1FB"/>
       </w:pPr>
       <w:r>
         <w:rPr>
@@ -450,6 +606,14 @@
     </w:p>
     <w:p>
       <w:pPr>
+        <w:pStyle w:val="Heading2"/>
+      </w:pPr>
+      <w:r>
+        <w:t>Keep a fair record</w:t>
+      </w:r>
+    </w:p>
+    <w:p>
+      <w:pPr>
         <w:spacing w:line="336" w:lineRule="auto" w:after="180"/>
       </w:pPr>
       <w:r>
@@ -461,15 +625,39 @@
     </w:p>
     <w:p>
       <w:pPr>
+        <w:pStyle w:val="Heading2"/>
+      </w:pPr>
+      <w:r>
+        <w:t>Earlier wording, alternatives and picture transcripts · reference / check after trying</w:t>
+      </w:r>
+    </w:p>
+    <w:p>
+      <w:pPr>
+        <w:pStyle w:val="Heading3"/>
+      </w:pPr>
+      <w:r>
+        <w:t>Independent case: Apply a new case independently</w:t>
+      </w:r>
+    </w:p>
+    <w:p>
+      <w:pPr>
         <w:pStyle w:val="Heading1"/>
       </w:pPr>
       <w:r>
-        <w:t>05. Your learning target</w:t>
-      </w:r>
-    </w:p>
-    <w:p>
-      <w:r>
-        <w:t>Connect the Human AI Workflow target to a trace and a justified conclusion.</w:t>
+        <w:t>09. Project · Keep the decision and its evidence</w:t>
+      </w:r>
+    </w:p>
+    <w:p>
+      <w:r>
+        <w:t>Add this week’s change to your existing project record.</w:t>
+      </w:r>
+    </w:p>
+    <w:p>
+      <w:pPr>
+        <w:pStyle w:val="Heading2"/>
+      </w:pPr>
+      <w:r>
+        <w:t>Your evidence record</w:t>
       </w:r>
     </w:p>
     <w:p>
@@ -480,66 +668,18 @@
         <w:rPr>
           <w:b w:val="0"/>
         </w:rPr>
-        <w:t xml:space="preserve">A student asks a helper to submit an unchecked generated essay under their name. Design a </w:t>
-      </w:r>
-      <w:r>
-        <w:rPr>
-          <w:b/>
-        </w:rPr>
-        <w:t>workflow</w:t>
-      </w:r>
+        <w:t>AI drafts; sources ground; validators check; learner chooses; teacher governs classroom use.</w:t>
+      </w:r>
+    </w:p>
+    <w:p>
+      <w:pPr>
+        <w:spacing w:line="336" w:lineRule="auto" w:after="180"/>
+      </w:pPr>
       <w:r>
         <w:rPr>
           <w:b w:val="0"/>
         </w:rPr>
-        <w:t xml:space="preserve"> that preserves student reasoning and follows classroom rules.</w:t>
-      </w:r>
-    </w:p>
-    <w:p>
-      <w:pPr>
-        <w:pStyle w:val="Heading1"/>
-      </w:pPr>
-      <w:r>
-        <w:t>06. Solve the given case</w:t>
-      </w:r>
-    </w:p>
-    <w:p>
-      <w:r>
-        <w:t>Solve the supplied Human AI Workflow case and show the deciding evidence.</w:t>
-      </w:r>
-    </w:p>
-    <w:p>
-      <w:pPr>
-        <w:spacing w:line="336" w:lineRule="auto" w:after="180"/>
-      </w:pPr>
-      <w:r>
-        <w:rPr>
-          <w:b w:val="0"/>
-        </w:rPr>
-        <w:t>An AI drafts, verifies and submits a student's assessment without review.</w:t>
-      </w:r>
-    </w:p>
-    <w:p>
-      <w:pPr>
-        <w:spacing w:line="336" w:lineRule="auto" w:after="180"/>
-        <w:shd w:fill="F5F1FB"/>
-      </w:pPr>
-      <w:r>
-        <w:rPr>
-          <w:b w:val="0"/>
-        </w:rPr>
-        <w:t>Where should responsibility remain?</w:t>
-      </w:r>
-    </w:p>
-    <w:p>
-      <w:pPr>
-        <w:spacing w:line="336" w:lineRule="auto" w:after="180"/>
-      </w:pPr>
-      <w:r>
-        <w:rPr>
-          <w:b w:val="0"/>
-        </w:rPr>
-        <w:t xml:space="preserve">Show your trace, calculation or </w:t>
+        <w:t xml:space="preserve">The project change and </w:t>
       </w:r>
       <w:r>
         <w:rPr>
@@ -547,321 +687,6 @@
         </w:rPr>
         <w:t>evidence</w:t>
       </w:r>
-    </w:p>
-    <w:p>
-      <w:pPr>
-        <w:pStyle w:val="Heading3"/>
-      </w:pPr>
-      <w:r>
-        <w:t>Write or draw your reasoning and evidence.</w:t>
-      </w:r>
-    </w:p>
-    <w:p>
-      <w:r>
-        <w:t>________________________________________________________________</w:t>
-      </w:r>
-    </w:p>
-    <w:p>
-      <w:r>
-        <w:t>________________________________________________________________</w:t>
-      </w:r>
-    </w:p>
-    <w:p>
-      <w:r>
-        <w:t>________________________________________________________________</w:t>
-      </w:r>
-    </w:p>
-    <w:p>
-      <w:r>
-        <w:t>________________________________________________________________</w:t>
-      </w:r>
-    </w:p>
-    <w:p>
-      <w:r>
-        <w:t>________________________________________________________________</w:t>
-      </w:r>
-    </w:p>
-    <w:p>
-      <w:pPr>
-        <w:pStyle w:val="Heading1"/>
-      </w:pPr>
-      <w:r>
-        <w:t>07. Check a changed case</w:t>
-      </w:r>
-    </w:p>
-    <w:p>
-      <w:r>
-        <w:t>Apply the procedure to the changed case and record why the conclusion follows.</w:t>
-      </w:r>
-    </w:p>
-    <w:p>
-      <w:pPr>
-        <w:spacing w:line="336" w:lineRule="auto" w:after="180"/>
-        <w:shd w:fill="F5F1FB"/>
-      </w:pPr>
-      <w:r>
-        <w:rPr>
-          <w:b w:val="0"/>
-        </w:rPr>
-        <w:t xml:space="preserve">A </w:t>
-      </w:r>
-      <w:r>
-        <w:rPr>
-          <w:b/>
-        </w:rPr>
-        <w:t>workflow</w:t>
-      </w:r>
-      <w:r>
-        <w:rPr>
-          <w:b w:val="0"/>
-        </w:rPr>
-        <w:t xml:space="preserve"> drafts a class email, checks its claims and then sends it. Where should approval occur, and what should the approver see?</w:t>
-      </w:r>
-    </w:p>
-    <w:p>
-      <w:pPr>
-        <w:spacing w:line="336" w:lineRule="auto" w:after="180"/>
-      </w:pPr>
-      <w:r>
-        <w:rPr>
-          <w:b w:val="0"/>
-        </w:rPr>
-        <w:t>My independent answer and reason</w:t>
-      </w:r>
-    </w:p>
-    <w:p>
-      <w:pPr>
-        <w:pStyle w:val="Heading3"/>
-      </w:pPr>
-      <w:r>
-        <w:t>Write or draw your reasoning and evidence.</w:t>
-      </w:r>
-    </w:p>
-    <w:p>
-      <w:r>
-        <w:t>________________________________________________________________</w:t>
-      </w:r>
-    </w:p>
-    <w:p>
-      <w:r>
-        <w:t>________________________________________________________________</w:t>
-      </w:r>
-    </w:p>
-    <w:p>
-      <w:r>
-        <w:t>________________________________________________________________</w:t>
-      </w:r>
-    </w:p>
-    <w:p>
-      <w:r>
-        <w:t>________________________________________________________________</w:t>
-      </w:r>
-    </w:p>
-    <w:p>
-      <w:r>
-        <w:t>________________________________________________________________</w:t>
-      </w:r>
-    </w:p>
-    <w:p>
-      <w:pPr>
-        <w:pStyle w:val="Heading3"/>
-      </w:pPr>
-      <w:r>
-        <w:t>Week 32 Test and reflect</w:t>
-      </w:r>
-    </w:p>
-    <w:p>
-      <w:pPr>
-        <w:pStyle w:val="Heading1"/>
-      </w:pPr>
-      <w:r>
-        <w:t>08. Design a revealing test</w:t>
-      </w:r>
-    </w:p>
-    <w:p>
-      <w:r>
-        <w:t>Specify a changed input, expected result and observation separately.</w:t>
-      </w:r>
-    </w:p>
-    <w:p>
-      <w:pPr>
-        <w:spacing w:line="336" w:lineRule="auto" w:after="180"/>
-      </w:pPr>
-      <w:r>
-        <w:rPr>
-          <w:b w:val="0"/>
-        </w:rPr>
-        <w:t xml:space="preserve">Create a changed </w:t>
-      </w:r>
-      <w:r>
-        <w:rPr>
-          <w:b/>
-        </w:rPr>
-        <w:t>input</w:t>
-      </w:r>
-      <w:r>
-        <w:rPr>
-          <w:b w:val="0"/>
-        </w:rPr>
-        <w:t>, boundary case or missing-information case. Write the expected answer or safe response before testing.</w:t>
-      </w:r>
-    </w:p>
-    <w:tbl>
-      <w:tblPr>
-        <w:tblStyle w:val="LightShading-Accent1"/>
-        <w:tblW w:type="auto" w:w="0"/>
-        <w:tblLook w:firstColumn="1" w:firstRow="1" w:lastColumn="0" w:lastRow="0" w:noHBand="0" w:noVBand="1" w:val="04A0"/>
-      </w:tblPr>
-      <w:tblGrid>
-        <w:gridCol w:w="5112"/>
-        <w:gridCol w:w="5112"/>
-      </w:tblGrid>
-      <w:tr>
-        <w:trPr>
-          <w:tblHeader/>
-        </w:trPr>
-        <w:tc>
-          <w:tcPr>
-            <w:tcW w:type="dxa" w:w="5112"/>
-          </w:tcPr>
-          <w:p>
-            <w:r>
-              <w:t>Test record</w:t>
-            </w:r>
-          </w:p>
-        </w:tc>
-        <w:tc>
-          <w:tcPr>
-            <w:tcW w:type="dxa" w:w="5112"/>
-          </w:tcPr>
-          <w:p>
-            <w:r>
-              <w:t>My evidence</w:t>
-            </w:r>
-          </w:p>
-        </w:tc>
-      </w:tr>
-      <w:tr>
-        <w:tc>
-          <w:tcPr>
-            <w:tcW w:type="dxa" w:w="5112"/>
-          </w:tcPr>
-          <w:p>
-            <w:r>
-              <w:t>Changed input or condition</w:t>
-            </w:r>
-          </w:p>
-        </w:tc>
-        <w:tc>
-          <w:tcPr>
-            <w:tcW w:type="dxa" w:w="5112"/>
-          </w:tcPr>
-          <w:p>
-            <w:r/>
-          </w:p>
-        </w:tc>
-      </w:tr>
-      <w:tr>
-        <w:tc>
-          <w:tcPr>
-            <w:tcW w:type="dxa" w:w="5112"/>
-          </w:tcPr>
-          <w:p>
-            <w:r>
-              <w:t>Expected answer or fallback</w:t>
-            </w:r>
-          </w:p>
-        </w:tc>
-        <w:tc>
-          <w:tcPr>
-            <w:tcW w:type="dxa" w:w="5112"/>
-          </w:tcPr>
-          <w:p>
-            <w:r/>
-          </w:p>
-        </w:tc>
-      </w:tr>
-      <w:tr>
-        <w:tc>
-          <w:tcPr>
-            <w:tcW w:type="dxa" w:w="5112"/>
-          </w:tcPr>
-          <w:p>
-            <w:r>
-              <w:t>Observed result</w:t>
-            </w:r>
-          </w:p>
-        </w:tc>
-        <w:tc>
-          <w:tcPr>
-            <w:tcW w:type="dxa" w:w="5112"/>
-          </w:tcPr>
-          <w:p>
-            <w:r/>
-          </w:p>
-        </w:tc>
-      </w:tr>
-      <w:tr>
-        <w:tc>
-          <w:tcPr>
-            <w:tcW w:type="dxa" w:w="5112"/>
-          </w:tcPr>
-          <w:p>
-            <w:r>
-              <w:t>Why the result occurred</w:t>
-            </w:r>
-          </w:p>
-        </w:tc>
-        <w:tc>
-          <w:tcPr>
-            <w:tcW w:type="dxa" w:w="5112"/>
-          </w:tcPr>
-          <w:p>
-            <w:r/>
-          </w:p>
-        </w:tc>
-      </w:tr>
-    </w:tbl>
-    <w:p>
-      <w:pPr>
-        <w:pStyle w:val="Heading1"/>
-      </w:pPr>
-      <w:r>
-        <w:t>09. Project checkpoint</w:t>
-      </w:r>
-    </w:p>
-    <w:p>
-      <w:r>
-        <w:t>Justify what Human AI Workflow adds to Verified Study Buddy and keep the evidence.</w:t>
-      </w:r>
-    </w:p>
-    <w:p>
-      <w:pPr>
-        <w:spacing w:line="336" w:lineRule="auto" w:after="180"/>
-      </w:pPr>
-      <w:r>
-        <w:rPr>
-          <w:b w:val="0"/>
-        </w:rPr>
-        <w:t>AI drafts; sources ground; validators check; learner chooses; teacher governs classroom use.</w:t>
-      </w:r>
-    </w:p>
-    <w:p>
-      <w:pPr>
-        <w:spacing w:line="336" w:lineRule="auto" w:after="180"/>
-      </w:pPr>
-      <w:r>
-        <w:rPr>
-          <w:b w:val="0"/>
-        </w:rPr>
-        <w:t xml:space="preserve">The project change and </w:t>
-      </w:r>
-      <w:r>
-        <w:rPr>
-          <w:b/>
-        </w:rPr>
-        <w:t>evidence</w:t>
-      </w:r>
       <w:r>
         <w:rPr>
           <w:b w:val="0"/>
@@ -907,616 +732,20 @@
         <w:pStyle w:val="Heading1"/>
       </w:pPr>
       <w:r>
-        <w:t>10. Self check</w:t>
-      </w:r>
-    </w:p>
-    <w:p>
-      <w:r>
-        <w:t>Judge explanation, evidence, transfer and limits separately; attach the work behind your judgement.</w:t>
-      </w:r>
-    </w:p>
-    <w:p>
-      <w:pPr>
-        <w:pStyle w:val="ListBullet"/>
-      </w:pPr>
-      <w:r>
-        <w:t>I can explain the mechanism.</w:t>
-      </w:r>
-    </w:p>
-    <w:p>
-      <w:pPr>
-        <w:pStyle w:val="ListBullet"/>
-      </w:pPr>
-      <w:r>
-        <w:t>I can show evidence.</w:t>
-      </w:r>
-    </w:p>
-    <w:p>
-      <w:pPr>
-        <w:pStyle w:val="ListBullet"/>
-      </w:pPr>
-      <w:r>
-        <w:t>I can handle a changed case.</w:t>
-      </w:r>
-    </w:p>
-    <w:p>
-      <w:pPr>
-        <w:pStyle w:val="ListBullet"/>
-      </w:pPr>
-      <w:r>
-        <w:t>I can name a limit.</w:t>
-      </w:r>
-    </w:p>
-    <w:p>
-      <w:r>
-        <w:t>Mark each as not yet, with help or independently, and attach supporting work.</w:t>
-      </w:r>
-    </w:p>
-    <w:p>
-      <w:pPr>
-        <w:spacing w:line="336" w:lineRule="auto" w:after="180"/>
-      </w:pPr>
-      <w:r>
-        <w:rPr>
-          <w:b w:val="0"/>
-        </w:rPr>
-        <w:t>Teacher review ____________________  Next step ____________________</w:t>
-      </w:r>
-    </w:p>
-    <w:p>
-      <w:pPr>
-        <w:pStyle w:val="Heading1"/>
-      </w:pPr>
-      <w:r>
-        <w:t>11. Transfer practice from the original programme</w:t>
-      </w:r>
-    </w:p>
-    <w:p>
-      <w:r>
-        <w:t>Use this earlier case as transfer practice. A case already discussed with feedback is not fresh assessment evidence.</w:t>
-      </w:r>
-    </w:p>
-    <w:p>
-      <w:pPr>
-        <w:spacing w:line="336" w:lineRule="auto" w:after="180"/>
-      </w:pPr>
-      <w:r>
-        <w:rPr>
-          <w:b w:val="0"/>
-        </w:rPr>
-        <w:t xml:space="preserve">A student asks a helper to submit an unchecked generated essay under their name. Design a </w:t>
-      </w:r>
-      <w:r>
-        <w:rPr>
-          <w:b/>
-        </w:rPr>
-        <w:t>workflow</w:t>
-      </w:r>
-      <w:r>
-        <w:rPr>
-          <w:b w:val="0"/>
-        </w:rPr>
-        <w:t xml:space="preserve"> that preserves student reasoning and follows classroom rules.</w:t>
-      </w:r>
-    </w:p>
-    <w:p>
-      <w:pPr>
-        <w:pStyle w:val="Heading3"/>
-      </w:pPr>
-      <w:r>
-        <w:t>My independently reasoned answer</w:t>
-      </w:r>
-    </w:p>
-    <w:p>
-      <w:r>
-        <w:t>________________________________________________________________</w:t>
-      </w:r>
-    </w:p>
-    <w:p>
-      <w:r>
-        <w:t>________________________________________________________________</w:t>
-      </w:r>
-    </w:p>
-    <w:p>
-      <w:r>
-        <w:t>________________________________________________________________</w:t>
-      </w:r>
-    </w:p>
-    <w:p>
-      <w:r>
-        <w:t>________________________________________________________________</w:t>
-      </w:r>
-    </w:p>
-    <w:p>
-      <w:r>
-        <w:t>________________________________________________________________</w:t>
-      </w:r>
-    </w:p>
-    <w:p>
-      <w:r>
-        <w:t>________________________________________________________________</w:t>
-      </w:r>
-    </w:p>
-    <w:p>
-      <w:r>
-        <w:t>________________________________________________________________</w:t>
-      </w:r>
-    </w:p>
-    <w:p>
-      <w:pPr>
-        <w:spacing w:line="336" w:lineRule="auto" w:after="180"/>
-      </w:pPr>
-      <w:r>
-        <w:rPr>
-          <w:b w:val="0"/>
-        </w:rPr>
-        <w:t>Record support used: none, hint or teacher explanation.</w:t>
-      </w:r>
-    </w:p>
-    <w:p>
-      <w:pPr>
-        <w:pStyle w:val="Heading1"/>
-      </w:pPr>
-      <w:r>
-        <w:t>12. W1 Explain the mechanism</w:t>
-      </w:r>
-    </w:p>
-    <w:p>
-      <w:r>
-        <w:t>Explain the mechanism. Apply the supplied Human AI Workflow facts and keep your reasoning.</w:t>
-      </w:r>
-    </w:p>
-    <w:p>
-      <w:pPr>
-        <w:pStyle w:val="Heading3"/>
-      </w:pPr>
-      <w:r>
-        <w:t>Where to find the supplied example</w:t>
-      </w:r>
-    </w:p>
-    <w:p>
-      <w:pPr>
-        <w:spacing w:line="336" w:lineRule="auto" w:after="180"/>
-        <w:shd w:fill="F1F6F8"/>
-      </w:pPr>
-      <w:r>
-        <w:rPr>
-          <w:b w:val="0"/>
-        </w:rPr>
-        <w:t>Reference for this exercise: open this week’s student lesson, “Human AI Workflow”, at “See how it works” and “Follow a worked example”. Use the original worked values or code named in the question; the later pictorial case is a separate example. Keep this reference beside your workbook while practising.</w:t>
-      </w:r>
-    </w:p>
-    <w:p>
-      <w:pPr>
-        <w:spacing w:line="336" w:lineRule="auto" w:after="180"/>
-      </w:pPr>
-      <w:r>
-        <w:rPr>
-          <w:b w:val="0"/>
-        </w:rPr>
-        <w:t xml:space="preserve">Explain the weekly </w:t>
-      </w:r>
-      <w:r>
-        <w:rPr>
-          <w:b/>
-        </w:rPr>
-        <w:t>mechanism</w:t>
-      </w:r>
-      <w:r>
-        <w:rPr>
-          <w:b w:val="0"/>
-        </w:rPr>
-        <w:t xml:space="preserve"> in your own words. Use the worked scenario to name its </w:t>
-      </w:r>
-      <w:r>
-        <w:rPr>
-          <w:b/>
-        </w:rPr>
-        <w:t>input</w:t>
-      </w:r>
-      <w:r>
-        <w:rPr>
-          <w:b w:val="0"/>
-        </w:rPr>
-        <w:t xml:space="preserve">, decision rule and </w:t>
-      </w:r>
-      <w:r>
-        <w:rPr>
-          <w:b/>
-        </w:rPr>
-        <w:t>output</w:t>
-      </w:r>
-      <w:r>
-        <w:rPr>
-          <w:b w:val="0"/>
-        </w:rPr>
-        <w:t>.</w:t>
-      </w:r>
-    </w:p>
-    <w:p>
-      <w:pPr>
-        <w:pStyle w:val="Heading3"/>
-      </w:pPr>
-      <w:r>
-        <w:t>My reasoning and evidence</w:t>
-      </w:r>
-    </w:p>
-    <w:p>
-      <w:r>
-        <w:t>________________________________________________________________</w:t>
-      </w:r>
-    </w:p>
-    <w:p>
-      <w:r>
-        <w:t>________________________________________________________________</w:t>
-      </w:r>
-    </w:p>
-    <w:p>
-      <w:r>
-        <w:t>________________________________________________________________</w:t>
-      </w:r>
-    </w:p>
-    <w:p>
-      <w:r>
-        <w:t>________________________________________________________________</w:t>
-      </w:r>
-    </w:p>
-    <w:p>
-      <w:r>
-        <w:t>________________________________________________________________</w:t>
-      </w:r>
-    </w:p>
-    <w:p>
-      <w:r>
-        <w:t>________________________________________________________________</w:t>
-      </w:r>
-    </w:p>
-    <w:p>
-      <w:pPr>
-        <w:pStyle w:val="Heading1"/>
-      </w:pPr>
-      <w:r>
-        <w:t>13. W2 Trace the worked case</w:t>
-      </w:r>
-    </w:p>
-    <w:p>
-      <w:r>
-        <w:t>Trace the worked case. Apply the supplied Human AI Workflow facts and keep your reasoning.</w:t>
-      </w:r>
-    </w:p>
-    <w:p>
-      <w:pPr>
-        <w:spacing w:line="336" w:lineRule="auto" w:after="180"/>
-      </w:pPr>
-      <w:r>
-        <w:rPr>
-          <w:b w:val="0"/>
-        </w:rPr>
-        <w:t>Coordinator approves draft v1 for room B. Assistant changes room to C in v2 and submits using the old approval. Show the intermediate steps and give the conclusion with its scope.</w:t>
-      </w:r>
-    </w:p>
-    <w:p>
-      <w:pPr>
-        <w:pStyle w:val="Heading3"/>
-      </w:pPr>
-      <w:r>
-        <w:t>My reasoning and evidence</w:t>
-      </w:r>
-    </w:p>
-    <w:p>
-      <w:r>
-        <w:t>________________________________________________________________</w:t>
-      </w:r>
-    </w:p>
-    <w:p>
-      <w:r>
-        <w:t>________________________________________________________________</w:t>
-      </w:r>
-    </w:p>
-    <w:p>
-      <w:r>
-        <w:t>________________________________________________________________</w:t>
-      </w:r>
-    </w:p>
-    <w:p>
-      <w:r>
-        <w:t>________________________________________________________________</w:t>
-      </w:r>
-    </w:p>
-    <w:p>
-      <w:r>
-        <w:t>________________________________________________________________</w:t>
-      </w:r>
-    </w:p>
-    <w:p>
-      <w:r>
-        <w:t>________________________________________________________________</w:t>
-      </w:r>
-    </w:p>
-    <w:p>
-      <w:r>
-        <w:t>________________________________________________________________</w:t>
-      </w:r>
-    </w:p>
-    <w:p>
-      <w:pPr>
-        <w:pStyle w:val="Heading1"/>
-      </w:pPr>
-      <w:r>
-        <w:t>14. W3 Audit the limit</w:t>
-      </w:r>
-    </w:p>
-    <w:p>
-      <w:r>
-        <w:t>Audit the limit. Apply the supplied Human AI Workflow facts and keep your reasoning.</w:t>
-      </w:r>
-    </w:p>
-    <w:p>
-      <w:pPr>
-        <w:spacing w:line="336" w:lineRule="auto" w:after="180"/>
-      </w:pPr>
-      <w:r>
-        <w:rPr>
-          <w:b w:val="0"/>
-        </w:rPr>
-        <w:t xml:space="preserve">A report omits this qualification: Review effectiveness depends on usable </w:t>
-      </w:r>
-      <w:r>
-        <w:rPr>
-          <w:b/>
-        </w:rPr>
-        <w:t>evidence</w:t>
-      </w:r>
-      <w:r>
-        <w:rPr>
-          <w:b w:val="0"/>
-        </w:rPr>
-        <w:t xml:space="preserve">, time and authority; a checkbox is not </w:t>
-      </w:r>
-      <w:r>
-        <w:rPr>
-          <w:b/>
-        </w:rPr>
-        <w:t>evidence</w:t>
-      </w:r>
-      <w:r>
-        <w:rPr>
-          <w:b w:val="0"/>
-        </w:rPr>
-        <w:t xml:space="preserve"> of informed review.</w:t>
-      </w:r>
-    </w:p>
-    <w:p>
-      <w:pPr>
-        <w:spacing w:line="336" w:lineRule="auto" w:after="180"/>
-      </w:pPr>
-      <w:r>
-        <w:rPr>
-          <w:b w:val="0"/>
-        </w:rPr>
-        <w:t>Explain how omitting it could change a reader's interpretation, and write an accurate replacement.</w:t>
-      </w:r>
-    </w:p>
-    <w:p>
-      <w:pPr>
-        <w:pStyle w:val="Heading3"/>
-      </w:pPr>
-      <w:r>
-        <w:t>My reasoning and evidence</w:t>
-      </w:r>
-    </w:p>
-    <w:p>
-      <w:r>
-        <w:t>________________________________________________________________</w:t>
-      </w:r>
-    </w:p>
-    <w:p>
-      <w:r>
-        <w:t>________________________________________________________________</w:t>
-      </w:r>
-    </w:p>
-    <w:p>
-      <w:r>
-        <w:t>________________________________________________________________</w:t>
-      </w:r>
-    </w:p>
-    <w:p>
-      <w:r>
-        <w:t>________________________________________________________________</w:t>
-      </w:r>
-    </w:p>
-    <w:p>
-      <w:r>
-        <w:t>________________________________________________________________</w:t>
-      </w:r>
-    </w:p>
-    <w:p>
-      <w:r>
-        <w:t>________________________________________________________________</w:t>
-      </w:r>
-    </w:p>
-    <w:p>
-      <w:pPr>
-        <w:pStyle w:val="Heading1"/>
-      </w:pPr>
-      <w:r>
-        <w:t>15. W4 Apply a new case independently</w:t>
-      </w:r>
-    </w:p>
-    <w:p>
-      <w:r>
-        <w:t>Attempt before feedback. If this repeats the selected independent case, reuse that first attempt; otherwise keep a separate record. Apply a new case independently. Apply the supplied Human AI Workflow facts and keep your reasoning.</w:t>
-      </w:r>
-    </w:p>
-    <w:p>
-      <w:pPr>
-        <w:spacing w:line="336" w:lineRule="auto" w:after="180"/>
-        <w:shd w:fill="F5F1FB"/>
-      </w:pPr>
-      <w:r>
-        <w:rPr>
-          <w:b w:val="0"/>
-        </w:rPr>
-        <w:t>Teacher approves read-only report R1. System adds email distribution in R2. What permission is missing and what should the reviewer see?</w:t>
-      </w:r>
-    </w:p>
-    <w:p>
-      <w:pPr>
-        <w:pStyle w:val="Heading3"/>
-      </w:pPr>
-      <w:r>
-        <w:t>My reasoning and evidence</w:t>
-      </w:r>
-    </w:p>
-    <w:p>
-      <w:r>
-        <w:t>________________________________________________________________</w:t>
-      </w:r>
-    </w:p>
-    <w:p>
-      <w:r>
-        <w:t>________________________________________________________________</w:t>
-      </w:r>
-    </w:p>
-    <w:p>
-      <w:r>
-        <w:t>________________________________________________________________</w:t>
-      </w:r>
-    </w:p>
-    <w:p>
-      <w:r>
-        <w:t>________________________________________________________________</w:t>
-      </w:r>
-    </w:p>
-    <w:p>
-      <w:r>
-        <w:t>________________________________________________________________</w:t>
-      </w:r>
-    </w:p>
-    <w:p>
-      <w:r>
-        <w:t>________________________________________________________________</w:t>
-      </w:r>
-    </w:p>
-    <w:p>
-      <w:r>
-        <w:t>________________________________________________________________</w:t>
-      </w:r>
-    </w:p>
-    <w:p>
-      <w:r>
-        <w:t>________________________________________________________________</w:t>
-      </w:r>
-    </w:p>
-    <w:p>
-      <w:pPr>
-        <w:pStyle w:val="Heading1"/>
-      </w:pPr>
-      <w:r>
-        <w:t>16. W5 Design a revealing follow-up</w:t>
-      </w:r>
-    </w:p>
-    <w:p>
-      <w:r>
-        <w:t>Design a revealing follow-up. Apply the supplied Human AI Workflow facts and keep your reasoning.</w:t>
-      </w:r>
-    </w:p>
-    <w:p>
-      <w:pPr>
-        <w:pStyle w:val="Heading3"/>
-      </w:pPr>
-      <w:r>
-        <w:t>Where to find the supplied example</w:t>
-      </w:r>
-    </w:p>
-    <w:p>
-      <w:pPr>
-        <w:spacing w:line="336" w:lineRule="auto" w:after="180"/>
-        <w:shd w:fill="F1F6F8"/>
-      </w:pPr>
-      <w:r>
-        <w:rPr>
-          <w:b w:val="0"/>
-        </w:rPr>
-        <w:t>Reference for this exercise: open this week’s student lesson, “Human AI Workflow”, at “See how it works” and “Follow a worked example”. Use the original worked values or code named in the question; the later pictorial case is a separate example. Keep this reference beside your workbook while practising.</w:t>
-      </w:r>
-    </w:p>
-    <w:p>
-      <w:pPr>
-        <w:spacing w:line="336" w:lineRule="auto" w:after="180"/>
-      </w:pPr>
-      <w:r>
-        <w:rPr>
-          <w:b w:val="0"/>
-        </w:rPr>
-        <w:t>For the worked scenario, propose one additional case that could reveal a failure, describe its expected outcome before running it, and explain what would need to remain fixed for a fair comparison.</w:t>
-      </w:r>
-    </w:p>
-    <w:p>
-      <w:pPr>
-        <w:spacing w:line="336" w:lineRule="auto" w:after="180"/>
-      </w:pPr>
-      <w:r>
-        <w:rPr>
-          <w:b w:val="0"/>
-        </w:rPr>
-        <w:t>Do not reuse W4 as a new final test after receiving feedback.</w:t>
-      </w:r>
-    </w:p>
-    <w:p>
-      <w:pPr>
-        <w:pStyle w:val="Heading3"/>
-      </w:pPr>
-      <w:r>
-        <w:t>My reasoning and evidence</w:t>
-      </w:r>
-    </w:p>
-    <w:p>
-      <w:r>
-        <w:t>________________________________________________________________</w:t>
-      </w:r>
-    </w:p>
-    <w:p>
-      <w:r>
-        <w:t>________________________________________________________________</w:t>
-      </w:r>
-    </w:p>
-    <w:p>
-      <w:r>
-        <w:t>________________________________________________________________</w:t>
-      </w:r>
-    </w:p>
-    <w:p>
-      <w:r>
-        <w:t>________________________________________________________________</w:t>
-      </w:r>
-    </w:p>
-    <w:p>
-      <w:r>
-        <w:t>________________________________________________________________</w:t>
-      </w:r>
-    </w:p>
-    <w:p>
-      <w:r>
-        <w:t>________________________________________________________________</w:t>
-      </w:r>
-    </w:p>
-    <w:p>
-      <w:r>
-        <w:t>________________________________________________________________</w:t>
-      </w:r>
-    </w:p>
-    <w:p>
-      <w:pPr>
-        <w:pStyle w:val="Heading1"/>
-      </w:pPr>
-      <w:r>
-        <w:t>17. Feedback, return check and learning record</w:t>
-      </w:r>
-    </w:p>
-    <w:p>
-      <w:r>
-        <w:t>Record the first repaired step and a different case to revisit after a delay.</w:t>
+        <w:t>17. Feedback · Repair and return</w:t>
+      </w:r>
+    </w:p>
+    <w:p>
+      <w:r>
+        <w:t>Keep the first attempt, the repair and a changed-case return.</w:t>
+      </w:r>
+    </w:p>
+    <w:p>
+      <w:pPr>
+        <w:pStyle w:val="Heading2"/>
+      </w:pPr>
+      <w:r>
+        <w:t>Your evidence record</w:t>
       </w:r>
     </w:p>
     <w:tbl>
@@ -1671,12 +900,886 @@
         <w:pStyle w:val="Heading1"/>
       </w:pPr>
       <w:r>
-        <w:t>18. Pictorial case practice: Human AI Workflow</w:t>
-      </w:r>
-    </w:p>
-    <w:p>
-      <w:r>
-        <w:t>A human approval belongs to the exact draft and action reviewed. Explain the labelled step before checking the changed condition.</w:t>
+        <w:t>10. Finish · Judge the evidence in your work</w:t>
+      </w:r>
+    </w:p>
+    <w:p>
+      <w:r>
+        <w:t>Point to work that supports your confidence level.</w:t>
+      </w:r>
+    </w:p>
+    <w:p>
+      <w:pPr>
+        <w:pStyle w:val="Heading2"/>
+      </w:pPr>
+      <w:r>
+        <w:t>Your evidence record</w:t>
+      </w:r>
+    </w:p>
+    <w:p>
+      <w:pPr>
+        <w:pStyle w:val="ListBullet"/>
+      </w:pPr>
+      <w:r>
+        <w:t>I can explain the mechanism.</w:t>
+      </w:r>
+    </w:p>
+    <w:p>
+      <w:pPr>
+        <w:pStyle w:val="ListBullet"/>
+      </w:pPr>
+      <w:r>
+        <w:t>I can show evidence.</w:t>
+      </w:r>
+    </w:p>
+    <w:p>
+      <w:pPr>
+        <w:pStyle w:val="ListBullet"/>
+      </w:pPr>
+      <w:r>
+        <w:t>I can handle a changed case.</w:t>
+      </w:r>
+    </w:p>
+    <w:p>
+      <w:pPr>
+        <w:pStyle w:val="ListBullet"/>
+      </w:pPr>
+      <w:r>
+        <w:t>I can name a limit.</w:t>
+      </w:r>
+    </w:p>
+    <w:p>
+      <w:r>
+        <w:t>Mark each as not yet, with help or independently, and attach supporting work.</w:t>
+      </w:r>
+    </w:p>
+    <w:p>
+      <w:pPr>
+        <w:spacing w:line="336" w:lineRule="auto" w:after="180"/>
+      </w:pPr>
+      <w:r>
+        <w:rPr>
+          <w:b w:val="0"/>
+        </w:rPr>
+        <w:t>Teacher review ____________________  Next step ____________________</w:t>
+      </w:r>
+    </w:p>
+    <w:p>
+      <w:pPr>
+        <w:pStyle w:val="Heading1"/>
+      </w:pPr>
+      <w:r>
+        <w:t>Reference bank and extra practice</w:t>
+      </w:r>
+    </w:p>
+    <w:p>
+      <w:pPr>
+        <w:pStyle w:val="Heading1"/>
+      </w:pPr>
+      <w:r>
+        <w:t>02. Reference · Supported W2 record</w:t>
+      </w:r>
+    </w:p>
+    <w:p>
+      <w:r>
+        <w:t>This is the same W2 attempt. Keep one response record.</w:t>
+      </w:r>
+    </w:p>
+    <w:p>
+      <w:pPr>
+        <w:pStyle w:val="Heading2"/>
+      </w:pPr>
+      <w:r>
+        <w:t>Use this when helpful</w:t>
+      </w:r>
+    </w:p>
+    <w:p>
+      <w:pPr>
+        <w:spacing w:line="336" w:lineRule="auto" w:after="180"/>
+      </w:pPr>
+      <w:r>
+        <w:rPr>
+          <w:b w:val="0"/>
+        </w:rPr>
+        <w:t>Use W2: Trace the worked case for Human review and consequential use. Record the answer once; the lesson and workbook refer to the same attempt.</w:t>
+      </w:r>
+    </w:p>
+    <w:tbl>
+      <w:tblPr>
+        <w:tblStyle w:val="LightShading-Accent1"/>
+        <w:tblW w:type="auto" w:w="0"/>
+        <w:tblLook w:firstColumn="1" w:firstRow="1" w:lastColumn="0" w:lastRow="0" w:noHBand="0" w:noVBand="1" w:val="04A0"/>
+      </w:tblPr>
+      <w:tblGrid>
+        <w:gridCol w:w="2556"/>
+        <w:gridCol w:w="2556"/>
+        <w:gridCol w:w="2556"/>
+        <w:gridCol w:w="2556"/>
+      </w:tblGrid>
+      <w:tr>
+        <w:trPr>
+          <w:tblHeader/>
+        </w:trPr>
+        <w:tc>
+          <w:tcPr>
+            <w:tcW w:type="dxa" w:w="2556"/>
+          </w:tcPr>
+          <w:p>
+            <w:r>
+              <w:t>Given inputs</w:t>
+            </w:r>
+          </w:p>
+        </w:tc>
+        <w:tc>
+          <w:tcPr>
+            <w:tcW w:type="dxa" w:w="2556"/>
+          </w:tcPr>
+          <w:p>
+            <w:r>
+              <w:t>Procedure I chose</w:t>
+            </w:r>
+          </w:p>
+        </w:tc>
+        <w:tc>
+          <w:tcPr>
+            <w:tcW w:type="dxa" w:w="2556"/>
+          </w:tcPr>
+          <w:p>
+            <w:r>
+              <w:t>Middle steps</w:t>
+            </w:r>
+          </w:p>
+        </w:tc>
+        <w:tc>
+          <w:tcPr>
+            <w:tcW w:type="dxa" w:w="2556"/>
+          </w:tcPr>
+          <w:p>
+            <w:r>
+              <w:t>Result and check</w:t>
+            </w:r>
+          </w:p>
+        </w:tc>
+      </w:tr>
+      <w:tr>
+        <w:tc>
+          <w:tcPr>
+            <w:tcW w:type="dxa" w:w="2556"/>
+          </w:tcPr>
+          <w:p>
+            <w:r/>
+          </w:p>
+        </w:tc>
+        <w:tc>
+          <w:tcPr>
+            <w:tcW w:type="dxa" w:w="2556"/>
+          </w:tcPr>
+          <w:p>
+            <w:r/>
+          </w:p>
+        </w:tc>
+        <w:tc>
+          <w:tcPr>
+            <w:tcW w:type="dxa" w:w="2556"/>
+          </w:tcPr>
+          <w:p>
+            <w:r/>
+          </w:p>
+        </w:tc>
+        <w:tc>
+          <w:tcPr>
+            <w:tcW w:type="dxa" w:w="2556"/>
+          </w:tcPr>
+          <w:p>
+            <w:r/>
+          </w:p>
+        </w:tc>
+      </w:tr>
+    </w:tbl>
+    <w:p>
+      <w:pPr>
+        <w:pStyle w:val="Heading3"/>
+      </w:pPr>
+      <w:r>
+        <w:t>The step I completed without help, and the hint I needed</w:t>
+      </w:r>
+    </w:p>
+    <w:p>
+      <w:r>
+        <w:t>________________________________________________________________</w:t>
+      </w:r>
+    </w:p>
+    <w:p>
+      <w:r>
+        <w:t>________________________________________________________________</w:t>
+      </w:r>
+    </w:p>
+    <w:p>
+      <w:r>
+        <w:t>________________________________________________________________</w:t>
+      </w:r>
+    </w:p>
+    <w:p>
+      <w:pPr>
+        <w:pStyle w:val="Heading1"/>
+      </w:pPr>
+      <w:r>
+        <w:t>03. Extra practice · Repair the explanation</w:t>
+      </w:r>
+    </w:p>
+    <w:p>
+      <w:r>
+        <w:t>Explain the deciding fact before discussing the answer.</w:t>
+      </w:r>
+    </w:p>
+    <w:p>
+      <w:pPr>
+        <w:pStyle w:val="Heading2"/>
+      </w:pPr>
+      <w:r>
+        <w:t>Use this when helpful</w:t>
+      </w:r>
+    </w:p>
+    <w:p>
+      <w:pPr>
+        <w:spacing w:line="336" w:lineRule="auto" w:after="180"/>
+      </w:pPr>
+      <w:r>
+        <w:rPr>
+          <w:b w:val="0"/>
+        </w:rPr>
+        <w:t>Use the worked case for Human review and consequential use. Proposed explanation: “The worked result establishes every future case”. Decide whether this explanation is supported.</w:t>
+      </w:r>
+    </w:p>
+    <w:p>
+      <w:pPr>
+        <w:spacing w:line="336" w:lineRule="auto" w:after="180"/>
+      </w:pPr>
+      <w:r>
+        <w:rPr>
+          <w:b w:val="0"/>
+        </w:rPr>
+        <w:t>Point to the step or supplied fact that decides; explain your repair if needed.</w:t>
+      </w:r>
+    </w:p>
+    <w:p>
+      <w:pPr>
+        <w:pStyle w:val="Heading3"/>
+      </w:pPr>
+      <w:r>
+        <w:t>My explanation before partner discussion</w:t>
+      </w:r>
+    </w:p>
+    <w:p>
+      <w:r>
+        <w:t>________________________________________________________________</w:t>
+      </w:r>
+    </w:p>
+    <w:p>
+      <w:r>
+        <w:t>________________________________________________________________</w:t>
+      </w:r>
+    </w:p>
+    <w:p>
+      <w:r>
+        <w:t>________________________________________________________________</w:t>
+      </w:r>
+    </w:p>
+    <w:p>
+      <w:r>
+        <w:t>________________________________________________________________</w:t>
+      </w:r>
+    </w:p>
+    <w:p>
+      <w:pPr>
+        <w:pStyle w:val="Heading1"/>
+      </w:pPr>
+      <w:r>
+        <w:t>05. Reference · Original learning target</w:t>
+      </w:r>
+    </w:p>
+    <w:p>
+      <w:r>
+        <w:t>Use this target to inspect an explanation.</w:t>
+      </w:r>
+    </w:p>
+    <w:p>
+      <w:pPr>
+        <w:pStyle w:val="Heading2"/>
+      </w:pPr>
+      <w:r>
+        <w:t>Use this when helpful</w:t>
+      </w:r>
+    </w:p>
+    <w:p>
+      <w:pPr>
+        <w:spacing w:line="336" w:lineRule="auto" w:after="180"/>
+      </w:pPr>
+      <w:r>
+        <w:rPr>
+          <w:b w:val="0"/>
+        </w:rPr>
+        <w:t xml:space="preserve">A student asks a helper to submit an unchecked generated essay under their name. Design a </w:t>
+      </w:r>
+      <w:r>
+        <w:rPr>
+          <w:b/>
+        </w:rPr>
+        <w:t>workflow</w:t>
+      </w:r>
+      <w:r>
+        <w:rPr>
+          <w:b w:val="0"/>
+        </w:rPr>
+        <w:t xml:space="preserve"> that preserves student reasoning and follows classroom rules.</w:t>
+      </w:r>
+    </w:p>
+    <w:p>
+      <w:pPr>
+        <w:pStyle w:val="Heading1"/>
+      </w:pPr>
+      <w:r>
+        <w:t>06. Extra practice · A complete case</w:t>
+      </w:r>
+    </w:p>
+    <w:p>
+      <w:r>
+        <w:t>Try the question before checking the worked explanation.</w:t>
+      </w:r>
+    </w:p>
+    <w:p>
+      <w:pPr>
+        <w:pStyle w:val="Heading2"/>
+      </w:pPr>
+      <w:r>
+        <w:t>Use this when helpful</w:t>
+      </w:r>
+    </w:p>
+    <w:p>
+      <w:pPr>
+        <w:spacing w:line="336" w:lineRule="auto" w:after="180"/>
+      </w:pPr>
+      <w:r>
+        <w:rPr>
+          <w:b w:val="0"/>
+        </w:rPr>
+        <w:t>An AI drafts, verifies and submits a student's assessment without review.</w:t>
+      </w:r>
+    </w:p>
+    <w:p>
+      <w:pPr>
+        <w:spacing w:line="336" w:lineRule="auto" w:after="180"/>
+      </w:pPr>
+      <w:r>
+        <w:rPr>
+          <w:b w:val="0"/>
+        </w:rPr>
+        <w:t>Where should responsibility remain?</w:t>
+      </w:r>
+    </w:p>
+    <w:p>
+      <w:pPr>
+        <w:spacing w:line="336" w:lineRule="auto" w:after="180"/>
+      </w:pPr>
+      <w:r>
+        <w:rPr>
+          <w:b w:val="0"/>
+        </w:rPr>
+        <w:t xml:space="preserve">Show your trace, calculation or </w:t>
+      </w:r>
+      <w:r>
+        <w:rPr>
+          <w:b/>
+        </w:rPr>
+        <w:t>evidence</w:t>
+      </w:r>
+    </w:p>
+    <w:p>
+      <w:pPr>
+        <w:pStyle w:val="Heading3"/>
+      </w:pPr>
+      <w:r>
+        <w:t>Write or draw your reasoning and evidence.</w:t>
+      </w:r>
+    </w:p>
+    <w:p>
+      <w:r>
+        <w:t>________________________________________________________________</w:t>
+      </w:r>
+    </w:p>
+    <w:p>
+      <w:r>
+        <w:t>________________________________________________________________</w:t>
+      </w:r>
+    </w:p>
+    <w:p>
+      <w:r>
+        <w:t>________________________________________________________________</w:t>
+      </w:r>
+    </w:p>
+    <w:p>
+      <w:r>
+        <w:t>________________________________________________________________</w:t>
+      </w:r>
+    </w:p>
+    <w:p>
+      <w:r>
+        <w:t>________________________________________________________________</w:t>
+      </w:r>
+    </w:p>
+    <w:p>
+      <w:pPr>
+        <w:pStyle w:val="Heading1"/>
+      </w:pPr>
+      <w:r>
+        <w:t>07. Extra practice · A changed case</w:t>
+      </w:r>
+    </w:p>
+    <w:p>
+      <w:r>
+        <w:t>Keep this practice separate from the reserved independent attempt.</w:t>
+      </w:r>
+    </w:p>
+    <w:p>
+      <w:pPr>
+        <w:pStyle w:val="Heading2"/>
+      </w:pPr>
+      <w:r>
+        <w:t>Use this when helpful</w:t>
+      </w:r>
+    </w:p>
+    <w:p>
+      <w:pPr>
+        <w:spacing w:line="336" w:lineRule="auto" w:after="180"/>
+      </w:pPr>
+      <w:r>
+        <w:rPr>
+          <w:b w:val="0"/>
+        </w:rPr>
+        <w:t xml:space="preserve">A </w:t>
+      </w:r>
+      <w:r>
+        <w:rPr>
+          <w:b/>
+        </w:rPr>
+        <w:t>workflow</w:t>
+      </w:r>
+      <w:r>
+        <w:rPr>
+          <w:b w:val="0"/>
+        </w:rPr>
+        <w:t xml:space="preserve"> drafts a class email, checks its claims and then sends it. Where should approval occur, and what should the approver see?</w:t>
+      </w:r>
+    </w:p>
+    <w:p>
+      <w:pPr>
+        <w:spacing w:line="336" w:lineRule="auto" w:after="180"/>
+      </w:pPr>
+      <w:r>
+        <w:rPr>
+          <w:b w:val="0"/>
+        </w:rPr>
+        <w:t>My practice answer and reason</w:t>
+      </w:r>
+    </w:p>
+    <w:p>
+      <w:pPr>
+        <w:pStyle w:val="Heading3"/>
+      </w:pPr>
+      <w:r>
+        <w:t>Write or draw your reasoning and evidence.</w:t>
+      </w:r>
+    </w:p>
+    <w:p>
+      <w:r>
+        <w:t>________________________________________________________________</w:t>
+      </w:r>
+    </w:p>
+    <w:p>
+      <w:r>
+        <w:t>________________________________________________________________</w:t>
+      </w:r>
+    </w:p>
+    <w:p>
+      <w:r>
+        <w:t>________________________________________________________________</w:t>
+      </w:r>
+    </w:p>
+    <w:p>
+      <w:r>
+        <w:t>________________________________________________________________</w:t>
+      </w:r>
+    </w:p>
+    <w:p>
+      <w:r>
+        <w:t>________________________________________________________________</w:t>
+      </w:r>
+    </w:p>
+    <w:p>
+      <w:pPr>
+        <w:pStyle w:val="Heading3"/>
+      </w:pPr>
+      <w:r>
+        <w:t>Week 32 Test and reflect</w:t>
+      </w:r>
+    </w:p>
+    <w:p>
+      <w:pPr>
+        <w:pStyle w:val="Heading1"/>
+      </w:pPr>
+      <w:r>
+        <w:t>08. Extra practice · Design a revealing test</w:t>
+      </w:r>
+    </w:p>
+    <w:p>
+      <w:r>
+        <w:t>Predict before tracing or testing.</w:t>
+      </w:r>
+    </w:p>
+    <w:p>
+      <w:pPr>
+        <w:pStyle w:val="Heading2"/>
+      </w:pPr>
+      <w:r>
+        <w:t>Use this when helpful</w:t>
+      </w:r>
+    </w:p>
+    <w:p>
+      <w:pPr>
+        <w:spacing w:line="336" w:lineRule="auto" w:after="180"/>
+      </w:pPr>
+      <w:r>
+        <w:rPr>
+          <w:b w:val="0"/>
+        </w:rPr>
+        <w:t xml:space="preserve">Create a changed </w:t>
+      </w:r>
+      <w:r>
+        <w:rPr>
+          <w:b/>
+        </w:rPr>
+        <w:t>input</w:t>
+      </w:r>
+      <w:r>
+        <w:rPr>
+          <w:b w:val="0"/>
+        </w:rPr>
+        <w:t>, boundary case or missing-information case. Write the expected answer or safe response before testing.</w:t>
+      </w:r>
+    </w:p>
+    <w:tbl>
+      <w:tblPr>
+        <w:tblStyle w:val="LightShading-Accent1"/>
+        <w:tblW w:type="auto" w:w="0"/>
+        <w:tblLook w:firstColumn="1" w:firstRow="1" w:lastColumn="0" w:lastRow="0" w:noHBand="0" w:noVBand="1" w:val="04A0"/>
+      </w:tblPr>
+      <w:tblGrid>
+        <w:gridCol w:w="5112"/>
+        <w:gridCol w:w="5112"/>
+      </w:tblGrid>
+      <w:tr>
+        <w:trPr>
+          <w:tblHeader/>
+        </w:trPr>
+        <w:tc>
+          <w:tcPr>
+            <w:tcW w:type="dxa" w:w="5112"/>
+          </w:tcPr>
+          <w:p>
+            <w:r>
+              <w:t>Test record</w:t>
+            </w:r>
+          </w:p>
+        </w:tc>
+        <w:tc>
+          <w:tcPr>
+            <w:tcW w:type="dxa" w:w="5112"/>
+          </w:tcPr>
+          <w:p>
+            <w:r>
+              <w:t>My evidence</w:t>
+            </w:r>
+          </w:p>
+        </w:tc>
+      </w:tr>
+      <w:tr>
+        <w:tc>
+          <w:tcPr>
+            <w:tcW w:type="dxa" w:w="5112"/>
+          </w:tcPr>
+          <w:p>
+            <w:r>
+              <w:t>Changed input or condition</w:t>
+            </w:r>
+          </w:p>
+        </w:tc>
+        <w:tc>
+          <w:tcPr>
+            <w:tcW w:type="dxa" w:w="5112"/>
+          </w:tcPr>
+          <w:p>
+            <w:r/>
+          </w:p>
+        </w:tc>
+      </w:tr>
+      <w:tr>
+        <w:tc>
+          <w:tcPr>
+            <w:tcW w:type="dxa" w:w="5112"/>
+          </w:tcPr>
+          <w:p>
+            <w:r>
+              <w:t>Expected answer or fallback</w:t>
+            </w:r>
+          </w:p>
+        </w:tc>
+        <w:tc>
+          <w:tcPr>
+            <w:tcW w:type="dxa" w:w="5112"/>
+          </w:tcPr>
+          <w:p>
+            <w:r/>
+          </w:p>
+        </w:tc>
+      </w:tr>
+      <w:tr>
+        <w:tc>
+          <w:tcPr>
+            <w:tcW w:type="dxa" w:w="5112"/>
+          </w:tcPr>
+          <w:p>
+            <w:r>
+              <w:t>Observed result</w:t>
+            </w:r>
+          </w:p>
+        </w:tc>
+        <w:tc>
+          <w:tcPr>
+            <w:tcW w:type="dxa" w:w="5112"/>
+          </w:tcPr>
+          <w:p>
+            <w:r/>
+          </w:p>
+        </w:tc>
+      </w:tr>
+      <w:tr>
+        <w:tc>
+          <w:tcPr>
+            <w:tcW w:type="dxa" w:w="5112"/>
+          </w:tcPr>
+          <w:p>
+            <w:r>
+              <w:t>Why the result occurred</w:t>
+            </w:r>
+          </w:p>
+        </w:tc>
+        <w:tc>
+          <w:tcPr>
+            <w:tcW w:type="dxa" w:w="5112"/>
+          </w:tcPr>
+          <w:p>
+            <w:r/>
+          </w:p>
+        </w:tc>
+      </w:tr>
+    </w:tbl>
+    <w:p>
+      <w:pPr>
+        <w:pStyle w:val="Heading1"/>
+      </w:pPr>
+      <w:r>
+        <w:t>11. Reference · Original target response space</w:t>
+      </w:r>
+    </w:p>
+    <w:p>
+      <w:r>
+        <w:t>This teaching case is practice rather than a fresh assessment.</w:t>
+      </w:r>
+    </w:p>
+    <w:p>
+      <w:pPr>
+        <w:pStyle w:val="Heading2"/>
+      </w:pPr>
+      <w:r>
+        <w:t>Use this when helpful</w:t>
+      </w:r>
+    </w:p>
+    <w:p>
+      <w:pPr>
+        <w:spacing w:line="336" w:lineRule="auto" w:after="180"/>
+      </w:pPr>
+      <w:r>
+        <w:rPr>
+          <w:b w:val="0"/>
+        </w:rPr>
+        <w:t xml:space="preserve">A student asks a helper to submit an unchecked generated essay under their name. Design a </w:t>
+      </w:r>
+      <w:r>
+        <w:rPr>
+          <w:b/>
+        </w:rPr>
+        <w:t>workflow</w:t>
+      </w:r>
+      <w:r>
+        <w:rPr>
+          <w:b w:val="0"/>
+        </w:rPr>
+        <w:t xml:space="preserve"> that preserves student reasoning and follows classroom rules.</w:t>
+      </w:r>
+    </w:p>
+    <w:p>
+      <w:pPr>
+        <w:pStyle w:val="Heading3"/>
+      </w:pPr>
+      <w:r>
+        <w:t>My explanation after practice</w:t>
+      </w:r>
+    </w:p>
+    <w:p>
+      <w:r>
+        <w:t>________________________________________________________________</w:t>
+      </w:r>
+    </w:p>
+    <w:p>
+      <w:r>
+        <w:t>________________________________________________________________</w:t>
+      </w:r>
+    </w:p>
+    <w:p>
+      <w:r>
+        <w:t>________________________________________________________________</w:t>
+      </w:r>
+    </w:p>
+    <w:p>
+      <w:r>
+        <w:t>________________________________________________________________</w:t>
+      </w:r>
+    </w:p>
+    <w:p>
+      <w:r>
+        <w:t>________________________________________________________________</w:t>
+      </w:r>
+    </w:p>
+    <w:p>
+      <w:r>
+        <w:t>________________________________________________________________</w:t>
+      </w:r>
+    </w:p>
+    <w:p>
+      <w:r>
+        <w:t>________________________________________________________________</w:t>
+      </w:r>
+    </w:p>
+    <w:p>
+      <w:pPr>
+        <w:spacing w:line="336" w:lineRule="auto" w:after="180"/>
+      </w:pPr>
+      <w:r>
+        <w:rPr>
+          <w:b w:val="0"/>
+        </w:rPr>
+        <w:t>Record support used: none, hint or teacher explanation.</w:t>
+      </w:r>
+    </w:p>
+    <w:p>
+      <w:pPr>
+        <w:pStyle w:val="Heading1"/>
+      </w:pPr>
+      <w:r>
+        <w:t>15. Reference · Independent-case response copy</w:t>
+      </w:r>
+    </w:p>
+    <w:p>
+      <w:r>
+        <w:t>This duplicates W4. Reuse the same first-attempt record.</w:t>
+      </w:r>
+    </w:p>
+    <w:p>
+      <w:pPr>
+        <w:pStyle w:val="Heading2"/>
+      </w:pPr>
+      <w:r>
+        <w:t>Use this when helpful</w:t>
+      </w:r>
+    </w:p>
+    <w:p>
+      <w:pPr>
+        <w:spacing w:line="336" w:lineRule="auto" w:after="180"/>
+      </w:pPr>
+      <w:r>
+        <w:rPr>
+          <w:b w:val="0"/>
+        </w:rPr>
+        <w:t>Teacher approves read-only report R1. System adds email distribution in R2. What permission is missing and what should the reviewer see?</w:t>
+      </w:r>
+    </w:p>
+    <w:p>
+      <w:pPr>
+        <w:pStyle w:val="Heading3"/>
+      </w:pPr>
+      <w:r>
+        <w:t>My reasoning and evidence</w:t>
+      </w:r>
+    </w:p>
+    <w:p>
+      <w:r>
+        <w:t>________________________________________________________________</w:t>
+      </w:r>
+    </w:p>
+    <w:p>
+      <w:r>
+        <w:t>________________________________________________________________</w:t>
+      </w:r>
+    </w:p>
+    <w:p>
+      <w:r>
+        <w:t>________________________________________________________________</w:t>
+      </w:r>
+    </w:p>
+    <w:p>
+      <w:r>
+        <w:t>________________________________________________________________</w:t>
+      </w:r>
+    </w:p>
+    <w:p>
+      <w:r>
+        <w:t>________________________________________________________________</w:t>
+      </w:r>
+    </w:p>
+    <w:p>
+      <w:r>
+        <w:t>________________________________________________________________</w:t>
+      </w:r>
+    </w:p>
+    <w:p>
+      <w:r>
+        <w:t>________________________________________________________________</w:t>
+      </w:r>
+    </w:p>
+    <w:p>
+      <w:r>
+        <w:t>________________________________________________________________</w:t>
+      </w:r>
+    </w:p>
+    <w:p>
+      <w:pPr>
+        <w:pStyle w:val="Heading1"/>
+      </w:pPr>
+      <w:r>
+        <w:t>18. Extra practice · Use the worked picture</w:t>
+      </w:r>
+    </w:p>
+    <w:p>
+      <w:r>
+        <w:t>Keep the explanation and the support you used.</w:t>
+      </w:r>
+    </w:p>
+    <w:p>
+      <w:pPr>
+        <w:pStyle w:val="Heading2"/>
+      </w:pPr>
+      <w:r>
+        <w:t>Use this when helpful</w:t>
       </w:r>
     </w:p>
     <w:p>
@@ -1823,16 +1926,7 @@
     </w:p>
     <w:p>
       <w:pPr>
-        <w:pStyle w:val="Heading3"/>
-      </w:pPr>
-      <w:r>
-        <w:t>Record the help used</w:t>
-      </w:r>
-    </w:p>
-    <w:p>
-      <w:pPr>
         <w:spacing w:line="336" w:lineRule="auto" w:after="180"/>
-        <w:shd w:fill="F1F6F8"/>
       </w:pPr>
       <w:r>
         <w:rPr>
@@ -1892,12 +1986,20 @@
         <w:pStyle w:val="Heading1"/>
       </w:pPr>
       <w:r>
-        <w:t>19. Project portfolio milestone</w:t>
-      </w:r>
-    </w:p>
-    <w:p>
-      <w:r>
-        <w:t>Keep this week’s input, deciding step, result and limit together in the Verified Study Buddy record.</w:t>
+        <w:t>19. Reference · Project portfolio record</w:t>
+      </w:r>
+    </w:p>
+    <w:p>
+      <w:r>
+        <w:t>Extend your main project response when helpful.</w:t>
+      </w:r>
+    </w:p>
+    <w:p>
+      <w:pPr>
+        <w:pStyle w:val="Heading2"/>
+      </w:pPr>
+      <w:r>
+        <w:t>Use this when helpful</w:t>
       </w:r>
     </w:p>
     <w:p>
@@ -2122,12 +2224,471 @@
         <w:pStyle w:val="Heading1"/>
       </w:pPr>
       <w:r>
-        <w:t>20. Supported practice and learning evidence</w:t>
-      </w:r>
-    </w:p>
-    <w:p>
-      <w:r>
-        <w:t>Try the supported questions before comparing with hints and feedback. Record what you repaired and the evidence you retained.</w:t>
+        <w:t>20. Extra practice: pictures, repair and feedback</w:t>
+      </w:r>
+    </w:p>
+    <w:p>
+      <w:r>
+        <w:t>Attempt each question before opening its explanation. Use one browser or paper copy.</w:t>
+      </w:r>
+    </w:p>
+    <w:p>
+      <w:pPr>
+        <w:pStyle w:val="Heading2"/>
+      </w:pPr>
+      <w:r>
+        <w:t>First supported question</w:t>
+      </w:r>
+    </w:p>
+    <w:p>
+      <w:pPr>
+        <w:pStyle w:val="ListBullet"/>
+      </w:pPr>
+      <w:r>
+        <w:t>A human approval belongs to the exact draft and action reviewed.</w:t>
+      </w:r>
+    </w:p>
+    <w:p>
+      <w:pPr>
+        <w:pStyle w:val="Heading3"/>
+      </w:pPr>
+      <w:r>
+        <w:t>Practice 1: explain the deciding evidence</w:t>
+      </w:r>
+    </w:p>
+    <w:p>
+      <w:pPr>
+        <w:pStyle w:val="ListBullet"/>
+      </w:pPr>
+      <w:r>
+        <w:t>Which labelled step matches this detail? Stop public posting and show H2’s changed content and intended audience to the reviewer.</w:t>
+      </w:r>
+    </w:p>
+    <w:p>
+      <w:pPr>
+        <w:pStyle w:val="ListBullet"/>
+      </w:pPr>
+      <w:r>
+        <w:t>1. Identify approval</w:t>
+      </w:r>
+    </w:p>
+    <w:p>
+      <w:pPr>
+        <w:pStyle w:val="ListBullet"/>
+      </w:pPr>
+      <w:r>
+        <w:t>2. Require review</w:t>
+      </w:r>
+    </w:p>
+    <w:p>
+      <w:pPr>
+        <w:pStyle w:val="ListBullet"/>
+      </w:pPr>
+      <w:r>
+        <w:t>3. Inspect change</w:t>
+      </w:r>
+    </w:p>
+    <w:p>
+      <w:pPr>
+        <w:pStyle w:val="Heading3"/>
+      </w:pPr>
+      <w:r>
+        <w:t>My selected conclusion, deciding fact and explanation</w:t>
+      </w:r>
+    </w:p>
+    <w:p>
+      <w:r>
+        <w:t>________________________________________________________________</w:t>
+      </w:r>
+    </w:p>
+    <w:p>
+      <w:r>
+        <w:t>________________________________________________________________</w:t>
+      </w:r>
+    </w:p>
+    <w:p>
+      <w:r>
+        <w:t>________________________________________________________________</w:t>
+      </w:r>
+    </w:p>
+    <w:p>
+      <w:r>
+        <w:t>________________________________________________________________</w:t>
+      </w:r>
+    </w:p>
+    <w:p>
+      <w:r>
+        <w:t>________________________________________________________________</w:t>
+      </w:r>
+    </w:p>
+    <w:p>
+      <w:pPr>
+        <w:pStyle w:val="ListBullet"/>
+      </w:pPr>
+      <w:r>
+        <w:t>Hint if needed: Read the steps in the pictorial case. Match the supplied detail to the stage that performs or records it.</w:t>
+      </w:r>
+    </w:p>
+    <w:p>
+      <w:pPr>
+        <w:pStyle w:val="ListBullet"/>
+      </w:pPr>
+      <w:r>
+        <w:t>After your attempt, compare with the supported explanation: Require review Stop public posting and show H2’s changed content and intended audience to the reviewer. Read the picture in order. Stop public posting and show H2’s changed content and intended audience to the reviewer. The arrows show which recorded input or intermediate result each decision uses. Explain the deciding step aloud before checking the changed case; pointing to the final answer alone does not show how it follows.</w:t>
+      </w:r>
+    </w:p>
+    <w:p>
+      <w:pPr>
+        <w:pStyle w:val="Heading2"/>
+      </w:pPr>
+      <w:r>
+        <w:t>Check the first explanation · reference / check after trying</w:t>
+      </w:r>
+    </w:p>
+    <w:p>
+      <w:pPr>
+        <w:pStyle w:val="Heading3"/>
+      </w:pPr>
+      <w:r>
+        <w:t>Practice 2: explain the deciding evidence</w:t>
+      </w:r>
+    </w:p>
+    <w:p>
+      <w:pPr>
+        <w:pStyle w:val="Heading2"/>
+      </w:pPr>
+      <w:r>
+        <w:t>Changed-case question</w:t>
+      </w:r>
+    </w:p>
+    <w:p>
+      <w:pPr>
+        <w:pStyle w:val="ListBullet"/>
+      </w:pPr>
+      <w:r>
+        <w:t>Changed-case practice: H2 is replaced with unchanged H1 for classroom printing. Which conclusion is supported by the supplied facts?</w:t>
+      </w:r>
+    </w:p>
+    <w:p>
+      <w:pPr>
+        <w:pStyle w:val="ListBullet"/>
+      </w:pPr>
+      <w:r>
+        <w:t>1. This one example guarantees correct results for every future input.</w:t>
+      </w:r>
+    </w:p>
+    <w:p>
+      <w:pPr>
+        <w:pStyle w:val="ListBullet"/>
+      </w:pPr>
+      <w:r>
+        <w:t>2. The original approval covers that declared action.</w:t>
+      </w:r>
+    </w:p>
+    <w:p>
+      <w:pPr>
+        <w:pStyle w:val="ListBullet"/>
+      </w:pPr>
+      <w:r>
+        <w:t>3. We can decide the result without examining the changed input or the procedure.</w:t>
+      </w:r>
+    </w:p>
+    <w:p>
+      <w:pPr>
+        <w:pStyle w:val="Heading3"/>
+      </w:pPr>
+      <w:r>
+        <w:t>My selected conclusion, deciding fact and explanation</w:t>
+      </w:r>
+    </w:p>
+    <w:p>
+      <w:r>
+        <w:t>________________________________________________________________</w:t>
+      </w:r>
+    </w:p>
+    <w:p>
+      <w:r>
+        <w:t>________________________________________________________________</w:t>
+      </w:r>
+    </w:p>
+    <w:p>
+      <w:r>
+        <w:t>________________________________________________________________</w:t>
+      </w:r>
+    </w:p>
+    <w:p>
+      <w:r>
+        <w:t>________________________________________________________________</w:t>
+      </w:r>
+    </w:p>
+    <w:p>
+      <w:r>
+        <w:t>________________________________________________________________</w:t>
+      </w:r>
+    </w:p>
+    <w:p>
+      <w:pPr>
+        <w:pStyle w:val="ListBullet"/>
+      </w:pPr>
+      <w:r>
+        <w:t>Hint if needed: Use the changed condition and the deciding step in the pictorial trace. The answer must say what follows from those facts.</w:t>
+      </w:r>
+    </w:p>
+    <w:p>
+      <w:pPr>
+        <w:pStyle w:val="ListBullet"/>
+      </w:pPr>
+      <w:r>
+        <w:t>After your attempt, compare with the supported explanation: The original approval covers that declared action. Both the approved content and its distribution scope now match.</w:t>
+      </w:r>
+    </w:p>
+    <w:p>
+      <w:pPr>
+        <w:pStyle w:val="Heading2"/>
+      </w:pPr>
+      <w:r>
+        <w:t>Check the changed case · reference / check after trying</w:t>
+      </w:r>
+    </w:p>
+    <w:p>
+      <w:pPr>
+        <w:pStyle w:val="Heading3"/>
+      </w:pPr>
+      <w:r>
+        <w:t>Repair a missing building block</w:t>
+      </w:r>
+    </w:p>
+    <w:p>
+      <w:pPr>
+        <w:pStyle w:val="Heading2"/>
+      </w:pPr>
+      <w:r>
+        <w:t>Repair and save your work</w:t>
+      </w:r>
+    </w:p>
+    <w:p>
+      <w:pPr>
+        <w:spacing w:line="336" w:lineRule="auto" w:after="180"/>
+      </w:pPr>
+      <w:r>
+        <w:rPr>
+          <w:b w:val="0"/>
+        </w:rPr>
+        <w:t xml:space="preserve">Review Safety Boundaries (ai-3/31). Goal: Explain the </w:t>
+      </w:r>
+      <w:r>
+        <w:rPr>
+          <w:b/>
+        </w:rPr>
+        <w:t>mechanism</w:t>
+      </w:r>
+      <w:r>
+        <w:rPr>
+          <w:b w:val="0"/>
+        </w:rPr>
+        <w:t xml:space="preserve"> and terminology of untrusted </w:t>
+      </w:r>
+      <w:r>
+        <w:rPr>
+          <w:b/>
+        </w:rPr>
+        <w:t>input</w:t>
+      </w:r>
+      <w:r>
+        <w:rPr>
+          <w:b w:val="0"/>
+        </w:rPr>
+        <w:t xml:space="preserve"> boundaries. Short practice: If AB7 passes the pattern, may it access teacher-only material?</w:t>
+      </w:r>
+    </w:p>
+    <w:p>
+      <w:pPr>
+        <w:spacing w:line="336" w:lineRule="auto" w:after="180"/>
+      </w:pPr>
+      <w:r>
+        <w:rPr>
+          <w:b w:val="0"/>
+        </w:rPr>
+        <w:t xml:space="preserve">Point to the relevant step in the picture, then write the changed result and the rule or </w:t>
+      </w:r>
+      <w:r>
+        <w:rPr>
+          <w:b/>
+        </w:rPr>
+        <w:t>evidence</w:t>
+      </w:r>
+      <w:r>
+        <w:rPr>
+          <w:b w:val="0"/>
+        </w:rPr>
+        <w:t xml:space="preserve"> that supports it.. Return to this week and explain what you changed.</w:t>
+      </w:r>
+    </w:p>
+    <w:p>
+      <w:pPr>
+        <w:spacing w:line="336" w:lineRule="auto" w:after="180"/>
+      </w:pPr>
+      <w:r>
+        <w:rPr>
+          <w:b w:val="0"/>
+        </w:rPr>
+        <w:t xml:space="preserve">Review Copyright and Provenance (ai-3/29). Goal: Explain the </w:t>
+      </w:r>
+      <w:r>
+        <w:rPr>
+          <w:b/>
+        </w:rPr>
+        <w:t>mechanism</w:t>
+      </w:r>
+      <w:r>
+        <w:rPr>
+          <w:b w:val="0"/>
+        </w:rPr>
+        <w:t xml:space="preserve"> and terminology of copyright and permitted sources. Short practice: Does acknowledging Fern make a cropped version permitted?</w:t>
+      </w:r>
+    </w:p>
+    <w:p>
+      <w:pPr>
+        <w:spacing w:line="336" w:lineRule="auto" w:after="180"/>
+      </w:pPr>
+      <w:r>
+        <w:rPr>
+          <w:b w:val="0"/>
+        </w:rPr>
+        <w:t xml:space="preserve">Point to the relevant step in the picture, then write the changed result and the rule or </w:t>
+      </w:r>
+      <w:r>
+        <w:rPr>
+          <w:b/>
+        </w:rPr>
+        <w:t>evidence</w:t>
+      </w:r>
+      <w:r>
+        <w:rPr>
+          <w:b w:val="0"/>
+        </w:rPr>
+        <w:t xml:space="preserve"> that supports it.. Return to this week and explain what you changed.</w:t>
+      </w:r>
+    </w:p>
+    <w:p>
+      <w:pPr>
+        <w:spacing w:line="336" w:lineRule="auto" w:after="180"/>
+      </w:pPr>
+      <w:r>
+        <w:rPr>
+          <w:b w:val="0"/>
+        </w:rPr>
+        <w:t xml:space="preserve">Review Evaluation Sets (ai-3/26). Goal: Explain the </w:t>
+      </w:r>
+      <w:r>
+        <w:rPr>
+          <w:b/>
+        </w:rPr>
+        <w:t>mechanism</w:t>
+      </w:r>
+      <w:r>
+        <w:rPr>
+          <w:b w:val="0"/>
+        </w:rPr>
+        <w:t xml:space="preserve"> and terminology of system evaluation sets. Short practice: Did the added cases demonstrate better answering?</w:t>
+      </w:r>
+    </w:p>
+    <w:p>
+      <w:pPr>
+        <w:spacing w:line="336" w:lineRule="auto" w:after="180"/>
+      </w:pPr>
+      <w:r>
+        <w:rPr>
+          <w:b w:val="0"/>
+        </w:rPr>
+        <w:t xml:space="preserve">Point to the relevant step in the picture, then write the changed result and the rule or </w:t>
+      </w:r>
+      <w:r>
+        <w:rPr>
+          <w:b/>
+        </w:rPr>
+        <w:t>evidence</w:t>
+      </w:r>
+      <w:r>
+        <w:rPr>
+          <w:b w:val="0"/>
+        </w:rPr>
+        <w:t xml:space="preserve"> that supports it.. Return to this week and explain what you changed.</w:t>
+      </w:r>
+    </w:p>
+    <w:p>
+      <w:pPr>
+        <w:spacing w:line="336" w:lineRule="auto" w:after="180"/>
+      </w:pPr>
+      <w:r>
+        <w:rPr>
+          <w:b w:val="0"/>
+        </w:rPr>
+        <w:t xml:space="preserve">Use Download completed work in the hosted lesson to export your answers, reflections, practice feedback and code-run </w:t>
+      </w:r>
+      <w:r>
+        <w:rPr>
+          <w:b/>
+        </w:rPr>
+        <w:t>evidence</w:t>
+      </w:r>
+      <w:r>
+        <w:rPr>
+          <w:b w:val="0"/>
+        </w:rPr>
+        <w:t>. Open the HTML copy to read or print it.</w:t>
+      </w:r>
+    </w:p>
+    <w:p>
+      <w:pPr>
+        <w:spacing w:line="336" w:lineRule="auto" w:after="180"/>
+      </w:pPr>
+      <w:r>
+        <w:rPr>
+          <w:b w:val="0"/>
+        </w:rPr>
+        <w:t>Drafts stay in this browser when storage is available; clear drafts on a shared device.</w:t>
+      </w:r>
+    </w:p>
+    <w:p>
+      <w:pPr>
+        <w:pStyle w:val="Heading3"/>
+      </w:pPr>
+      <w:r>
+        <w:t>What I repaired, the evidence I kept and the next test</w:t>
+      </w:r>
+    </w:p>
+    <w:p>
+      <w:r>
+        <w:t>________________________________________________________________</w:t>
+      </w:r>
+    </w:p>
+    <w:p>
+      <w:r>
+        <w:t>________________________________________________________________</w:t>
+      </w:r>
+    </w:p>
+    <w:p>
+      <w:r>
+        <w:t>________________________________________________________________</w:t>
+      </w:r>
+    </w:p>
+    <w:p>
+      <w:r>
+        <w:t>________________________________________________________________</w:t>
+      </w:r>
+    </w:p>
+    <w:p>
+      <w:r>
+        <w:t>________________________________________________________________</w:t>
+      </w:r>
+    </w:p>
+    <w:p>
+      <w:pPr>
+        <w:pStyle w:val="Heading2"/>
+      </w:pPr>
+      <w:r>
+        <w:t>Earlier wording, alternatives and picture transcripts · reference / check after trying</w:t>
       </w:r>
     </w:p>
     <w:p>
@@ -2143,589 +2704,28 @@
     </w:p>
     <w:p>
       <w:pPr>
-        <w:spacing w:line="336" w:lineRule="auto" w:after="180"/>
-      </w:pPr>
-      <w:r>
-        <w:rPr>
-          <w:b w:val="0"/>
-        </w:rPr>
-        <w:t>A human approval belongs to the exact draft and action reviewed.</w:t>
-      </w:r>
-    </w:p>
-    <w:p>
-      <w:pPr>
         <w:pStyle w:val="Heading3"/>
       </w:pPr>
       <w:r>
-        <w:t>Practice 1: explain the deciding evidence</w:t>
-      </w:r>
-    </w:p>
-    <w:p>
-      <w:pPr>
-        <w:spacing w:line="336" w:lineRule="auto" w:after="180"/>
-      </w:pPr>
-      <w:r>
-        <w:rPr>
-          <w:b w:val="0"/>
-        </w:rPr>
-        <w:t>Which labelled step matches this detail? Stop public posting and show H2’s changed content and intended audience to the reviewer.</w:t>
-      </w:r>
-    </w:p>
-    <w:p>
-      <w:pPr>
-        <w:spacing w:line="336" w:lineRule="auto" w:after="180"/>
-        <w:shd w:fill="F4F9FC"/>
-      </w:pPr>
-      <w:r>
-        <w:rPr>
-          <w:b w:val="0"/>
-        </w:rPr>
-        <w:t>1. Identify approval</w:t>
-      </w:r>
-    </w:p>
-    <w:p>
-      <w:pPr>
-        <w:spacing w:line="336" w:lineRule="auto" w:after="180"/>
-        <w:shd w:fill="F4F9FC"/>
-      </w:pPr>
-      <w:r>
-        <w:rPr>
-          <w:b w:val="0"/>
-        </w:rPr>
-        <w:t>2. Require review</w:t>
-      </w:r>
-    </w:p>
-    <w:p>
-      <w:pPr>
-        <w:spacing w:line="336" w:lineRule="auto" w:after="180"/>
-        <w:shd w:fill="F4F9FC"/>
-      </w:pPr>
-      <w:r>
-        <w:rPr>
-          <w:b w:val="0"/>
-        </w:rPr>
-        <w:t>3. Inspect change</w:t>
-      </w:r>
-    </w:p>
-    <w:p>
-      <w:pPr>
-        <w:pStyle w:val="Heading3"/>
-      </w:pPr>
-      <w:r>
-        <w:t>My selected conclusion, deciding fact and explanation</w:t>
-      </w:r>
-    </w:p>
-    <w:p>
-      <w:r>
-        <w:t>________________________________________________________________</w:t>
-      </w:r>
-    </w:p>
-    <w:p>
-      <w:r>
-        <w:t>________________________________________________________________</w:t>
-      </w:r>
-    </w:p>
-    <w:p>
-      <w:r>
-        <w:t>________________________________________________________________</w:t>
-      </w:r>
-    </w:p>
-    <w:p>
-      <w:r>
-        <w:t>________________________________________________________________</w:t>
-      </w:r>
-    </w:p>
-    <w:p>
-      <w:r>
-        <w:t>________________________________________________________________</w:t>
-      </w:r>
-    </w:p>
-    <w:p>
-      <w:pPr>
-        <w:pStyle w:val="Heading3"/>
-      </w:pPr>
-      <w:r>
-        <w:t>Hint · try first</w:t>
-      </w:r>
-    </w:p>
-    <w:p>
-      <w:pPr>
-        <w:spacing w:line="336" w:lineRule="auto" w:after="180"/>
-        <w:shd w:fill="F1F6F8"/>
-      </w:pPr>
-      <w:r>
-        <w:rPr>
-          <w:b w:val="0"/>
-        </w:rPr>
-        <w:t>Hint if needed: Read the steps in the pictorial case. Match the supplied detail to the stage that performs or records it.</w:t>
-      </w:r>
-    </w:p>
-    <w:p>
-      <w:pPr>
-        <w:pStyle w:val="Heading3"/>
-      </w:pPr>
-      <w:r>
-        <w:t>Feedback · compare after trying</w:t>
-      </w:r>
-    </w:p>
-    <w:p>
-      <w:pPr>
-        <w:spacing w:line="336" w:lineRule="auto" w:after="180"/>
-        <w:shd w:fill="F1F6FC"/>
-      </w:pPr>
-      <w:r>
-        <w:rPr>
-          <w:b w:val="0"/>
-        </w:rPr>
-        <w:t>After your attempt, compare with the supported explanation: Require review Stop public posting and show H2’s changed content and intended audience to the reviewer. Read the picture in order.</w:t>
-      </w:r>
-    </w:p>
-    <w:p>
-      <w:pPr>
-        <w:spacing w:line="336" w:lineRule="auto" w:after="180"/>
-        <w:shd w:fill="F1F6FC"/>
-      </w:pPr>
-      <w:r>
-        <w:rPr>
-          <w:b w:val="0"/>
-        </w:rPr>
-        <w:t xml:space="preserve">Stop public posting and show H2’s changed content and intended audience to the reviewer. The arrows show which recorded </w:t>
-      </w:r>
-      <w:r>
-        <w:rPr>
-          <w:b/>
-        </w:rPr>
-        <w:t>input</w:t>
-      </w:r>
-      <w:r>
-        <w:rPr>
-          <w:b w:val="0"/>
-        </w:rPr>
-        <w:t xml:space="preserve"> or intermediate result each decision uses.</w:t>
-      </w:r>
-    </w:p>
-    <w:p>
-      <w:pPr>
-        <w:spacing w:line="336" w:lineRule="auto" w:after="180"/>
-        <w:shd w:fill="F1F6FC"/>
-      </w:pPr>
-      <w:r>
-        <w:rPr>
-          <w:b w:val="0"/>
-        </w:rPr>
-        <w:t>Explain the deciding step aloud before checking the changed case; pointing to the final answer alone does not show how it follows.</w:t>
-      </w:r>
-    </w:p>
-    <w:p>
-      <w:pPr>
-        <w:pStyle w:val="Heading3"/>
-      </w:pPr>
-      <w:r>
-        <w:t>Practice 2: explain the deciding evidence</w:t>
-      </w:r>
-    </w:p>
-    <w:p>
-      <w:pPr>
-        <w:pStyle w:val="Heading3"/>
-      </w:pPr>
-      <w:r>
-        <w:t>Changed case · predict first</w:t>
-      </w:r>
-    </w:p>
-    <w:p>
-      <w:pPr>
-        <w:spacing w:line="336" w:lineRule="auto" w:after="180"/>
-        <w:shd w:fill="F5F1FB"/>
-      </w:pPr>
-      <w:r>
-        <w:rPr>
-          <w:b w:val="0"/>
-        </w:rPr>
-        <w:t>Changed-case practice: H2 is replaced with unchanged H1 for classroom printing. Which conclusion is supported by the supplied facts?</w:t>
-      </w:r>
-    </w:p>
-    <w:p>
-      <w:pPr>
-        <w:spacing w:line="336" w:lineRule="auto" w:after="180"/>
-        <w:shd w:fill="F4F9FC"/>
-      </w:pPr>
-      <w:r>
-        <w:rPr>
-          <w:b w:val="0"/>
-        </w:rPr>
-        <w:t xml:space="preserve">1. This one example guarantees correct results for every future </w:t>
-      </w:r>
-      <w:r>
-        <w:rPr>
-          <w:b/>
-        </w:rPr>
-        <w:t>input</w:t>
-      </w:r>
-      <w:r>
-        <w:rPr>
-          <w:b w:val="0"/>
-        </w:rPr>
-        <w:t>.</w:t>
-      </w:r>
-    </w:p>
-    <w:p>
-      <w:pPr>
-        <w:spacing w:line="336" w:lineRule="auto" w:after="180"/>
-        <w:shd w:fill="F4F9FC"/>
-      </w:pPr>
-      <w:r>
-        <w:rPr>
-          <w:b w:val="0"/>
-        </w:rPr>
-        <w:t>2. The original approval covers that declared action.</w:t>
-      </w:r>
-    </w:p>
-    <w:p>
-      <w:pPr>
-        <w:spacing w:line="336" w:lineRule="auto" w:after="180"/>
-        <w:shd w:fill="F4F9FC"/>
-      </w:pPr>
-      <w:r>
-        <w:rPr>
-          <w:b w:val="0"/>
-        </w:rPr>
-        <w:t xml:space="preserve">3. We can decide the result without examining the changed </w:t>
-      </w:r>
-      <w:r>
-        <w:rPr>
-          <w:b/>
-        </w:rPr>
-        <w:t>input</w:t>
-      </w:r>
-      <w:r>
-        <w:rPr>
-          <w:b w:val="0"/>
-        </w:rPr>
-        <w:t xml:space="preserve"> or the procedure.</w:t>
-      </w:r>
-    </w:p>
-    <w:p>
-      <w:pPr>
-        <w:pStyle w:val="Heading3"/>
-      </w:pPr>
-      <w:r>
-        <w:t>My selected conclusion, deciding fact and explanation</w:t>
-      </w:r>
-    </w:p>
-    <w:p>
-      <w:r>
-        <w:t>________________________________________________________________</w:t>
-      </w:r>
-    </w:p>
-    <w:p>
-      <w:r>
-        <w:t>________________________________________________________________</w:t>
-      </w:r>
-    </w:p>
-    <w:p>
-      <w:r>
-        <w:t>________________________________________________________________</w:t>
-      </w:r>
-    </w:p>
-    <w:p>
-      <w:r>
-        <w:t>________________________________________________________________</w:t>
-      </w:r>
-    </w:p>
-    <w:p>
-      <w:r>
-        <w:t>________________________________________________________________</w:t>
-      </w:r>
-    </w:p>
-    <w:p>
-      <w:pPr>
-        <w:pStyle w:val="Heading3"/>
-      </w:pPr>
-      <w:r>
-        <w:t>Hint · try first</w:t>
-      </w:r>
-    </w:p>
-    <w:p>
-      <w:pPr>
-        <w:spacing w:line="336" w:lineRule="auto" w:after="180"/>
-        <w:shd w:fill="F1F6F8"/>
-      </w:pPr>
-      <w:r>
-        <w:rPr>
-          <w:b w:val="0"/>
-        </w:rPr>
-        <w:t>Hint if needed: Use the changed condition and the deciding step in the pictorial trace. The answer must say what follows from those facts.</w:t>
-      </w:r>
-    </w:p>
-    <w:p>
-      <w:pPr>
-        <w:pStyle w:val="Heading3"/>
-      </w:pPr>
-      <w:r>
-        <w:t>Feedback · compare after trying</w:t>
-      </w:r>
-    </w:p>
-    <w:p>
-      <w:pPr>
-        <w:spacing w:line="336" w:lineRule="auto" w:after="180"/>
-        <w:shd w:fill="F1F6FC"/>
-      </w:pPr>
-      <w:r>
-        <w:rPr>
-          <w:b w:val="0"/>
-        </w:rPr>
-        <w:t>After your attempt, compare with the supported explanation: The original approval covers that declared action. Both the approved content and its distribution scope now match.</w:t>
-      </w:r>
-    </w:p>
-    <w:p>
-      <w:pPr>
-        <w:pStyle w:val="Heading3"/>
-      </w:pPr>
-      <w:r>
-        <w:t>Repair a missing building block</w:t>
-      </w:r>
-    </w:p>
-    <w:p>
-      <w:pPr>
-        <w:spacing w:line="336" w:lineRule="auto" w:after="180"/>
-      </w:pPr>
-      <w:r>
-        <w:rPr>
-          <w:b w:val="0"/>
-        </w:rPr>
-        <w:t xml:space="preserve">Review Safety Boundaries (ai-3/31). Goal: Explain the </w:t>
-      </w:r>
-      <w:r>
-        <w:rPr>
-          <w:b/>
-        </w:rPr>
-        <w:t>mechanism</w:t>
-      </w:r>
-      <w:r>
-        <w:rPr>
-          <w:b w:val="0"/>
-        </w:rPr>
-        <w:t xml:space="preserve"> and terminology of untrusted </w:t>
-      </w:r>
-      <w:r>
-        <w:rPr>
-          <w:b/>
-        </w:rPr>
-        <w:t>input</w:t>
-      </w:r>
-      <w:r>
-        <w:rPr>
-          <w:b w:val="0"/>
-        </w:rPr>
-        <w:t xml:space="preserve"> boundaries. Short practice: If AB7 passes the pattern, may it access teacher-only material?</w:t>
-      </w:r>
-    </w:p>
-    <w:p>
-      <w:pPr>
-        <w:spacing w:line="336" w:lineRule="auto" w:after="180"/>
-      </w:pPr>
-      <w:r>
-        <w:rPr>
-          <w:b w:val="0"/>
-        </w:rPr>
-        <w:t xml:space="preserve">Point to the relevant step in the picture, then write the changed result and the rule or </w:t>
-      </w:r>
-      <w:r>
-        <w:rPr>
-          <w:b/>
-        </w:rPr>
-        <w:t>evidence</w:t>
-      </w:r>
-      <w:r>
-        <w:rPr>
-          <w:b w:val="0"/>
-        </w:rPr>
-        <w:t xml:space="preserve"> that supports it.. Return to this week and explain what you changed.</w:t>
-      </w:r>
-    </w:p>
-    <w:p>
-      <w:pPr>
-        <w:spacing w:line="336" w:lineRule="auto" w:after="180"/>
-      </w:pPr>
-      <w:r>
-        <w:rPr>
-          <w:b w:val="0"/>
-        </w:rPr>
-        <w:t xml:space="preserve">Review Copyright and Provenance (ai-3/29). Goal: Explain the </w:t>
-      </w:r>
-      <w:r>
-        <w:rPr>
-          <w:b/>
-        </w:rPr>
-        <w:t>mechanism</w:t>
-      </w:r>
-      <w:r>
-        <w:rPr>
-          <w:b w:val="0"/>
-        </w:rPr>
-        <w:t xml:space="preserve"> and terminology of copyright and permitted sources. Short practice: Does acknowledging Fern make a cropped version permitted?</w:t>
-      </w:r>
-    </w:p>
-    <w:p>
-      <w:pPr>
-        <w:spacing w:line="336" w:lineRule="auto" w:after="180"/>
-      </w:pPr>
-      <w:r>
-        <w:rPr>
-          <w:b w:val="0"/>
-        </w:rPr>
-        <w:t xml:space="preserve">Point to the relevant step in the picture, then write the changed result and the rule or </w:t>
-      </w:r>
-      <w:r>
-        <w:rPr>
-          <w:b/>
-        </w:rPr>
-        <w:t>evidence</w:t>
-      </w:r>
-      <w:r>
-        <w:rPr>
-          <w:b w:val="0"/>
-        </w:rPr>
-        <w:t xml:space="preserve"> that supports it.. Return to this week and explain what you changed.</w:t>
-      </w:r>
-    </w:p>
-    <w:p>
-      <w:pPr>
-        <w:spacing w:line="336" w:lineRule="auto" w:after="180"/>
-      </w:pPr>
-      <w:r>
-        <w:rPr>
-          <w:b w:val="0"/>
-        </w:rPr>
-        <w:t xml:space="preserve">Review Evaluation Sets (ai-3/26). Goal: Explain the </w:t>
-      </w:r>
-      <w:r>
-        <w:rPr>
-          <w:b/>
-        </w:rPr>
-        <w:t>mechanism</w:t>
-      </w:r>
-      <w:r>
-        <w:rPr>
-          <w:b w:val="0"/>
-        </w:rPr>
-        <w:t xml:space="preserve"> and terminology of system evaluation sets. Short practice: Did the added cases demonstrate better answering?</w:t>
-      </w:r>
-    </w:p>
-    <w:p>
-      <w:pPr>
-        <w:spacing w:line="336" w:lineRule="auto" w:after="180"/>
-      </w:pPr>
-      <w:r>
-        <w:rPr>
-          <w:b w:val="0"/>
-        </w:rPr>
-        <w:t xml:space="preserve">Point to the relevant step in the picture, then write the changed result and the rule or </w:t>
-      </w:r>
-      <w:r>
-        <w:rPr>
-          <w:b/>
-        </w:rPr>
-        <w:t>evidence</w:t>
-      </w:r>
-      <w:r>
-        <w:rPr>
-          <w:b w:val="0"/>
-        </w:rPr>
-        <w:t xml:space="preserve"> that supports it.. Return to this week and explain what you changed.</w:t>
-      </w:r>
-    </w:p>
-    <w:p>
-      <w:pPr>
-        <w:pStyle w:val="Heading3"/>
-      </w:pPr>
-      <w:r>
         <w:t>Keep your completed work</w:t>
       </w:r>
     </w:p>
     <w:p>
       <w:pPr>
-        <w:spacing w:line="336" w:lineRule="auto" w:after="180"/>
-      </w:pPr>
-      <w:r>
-        <w:rPr>
-          <w:b w:val="0"/>
-        </w:rPr>
-        <w:t xml:space="preserve">Use Download completed work in the hosted lesson to export your answers, reflections, practice feedback and code-run </w:t>
-      </w:r>
-      <w:r>
-        <w:rPr>
-          <w:b/>
-        </w:rPr>
-        <w:t>evidence</w:t>
-      </w:r>
-      <w:r>
-        <w:rPr>
-          <w:b w:val="0"/>
-        </w:rPr>
-        <w:t>. Open the HTML copy to read or print it.</w:t>
-      </w:r>
-    </w:p>
-    <w:p>
-      <w:pPr>
-        <w:spacing w:line="336" w:lineRule="auto" w:after="180"/>
-      </w:pPr>
-      <w:r>
-        <w:rPr>
-          <w:b w:val="0"/>
-        </w:rPr>
-        <w:t>Drafts stay in this browser when storage is available; clear drafts on a shared device.</w:t>
-      </w:r>
-    </w:p>
-    <w:p>
-      <w:pPr>
-        <w:pStyle w:val="Heading3"/>
-      </w:pPr>
-      <w:r>
-        <w:t>What I repaired, the evidence I kept and the next test</w:t>
-      </w:r>
-    </w:p>
-    <w:p>
-      <w:r>
-        <w:t>________________________________________________________________</w:t>
-      </w:r>
-    </w:p>
-    <w:p>
-      <w:r>
-        <w:t>________________________________________________________________</w:t>
-      </w:r>
-    </w:p>
-    <w:p>
-      <w:r>
-        <w:t>________________________________________________________________</w:t>
-      </w:r>
-    </w:p>
-    <w:p>
-      <w:r>
-        <w:t>________________________________________________________________</w:t>
-      </w:r>
-    </w:p>
-    <w:p>
-      <w:r>
-        <w:t>________________________________________________________________</w:t>
-      </w:r>
-    </w:p>
-    <w:p>
-      <w:pPr>
         <w:pStyle w:val="Heading1"/>
       </w:pPr>
       <w:r>
-        <w:t>21. Visual concept journey</w:t>
-      </w:r>
-    </w:p>
-    <w:p>
-      <w:r>
-        <w:t>Explain each Human AI Workflow picture from its labels, then record a relevant limit.</w:t>
-      </w:r>
-    </w:p>
-    <w:p>
-      <w:pPr>
-        <w:pStyle w:val="Heading3"/>
+        <w:t>21. Reference · Six-picture response sheets</w:t>
+      </w:r>
+    </w:p>
+    <w:p>
+      <w:r>
+        <w:t>Choose the image that helps rather than repeating all six.</w:t>
+      </w:r>
+    </w:p>
+    <w:p>
+      <w:pPr>
+        <w:pStyle w:val="Heading2"/>
       </w:pPr>
       <w:r>
         <w:t>01. Human AI Workflow: the case</w:t>
@@ -2804,7 +2804,6 @@
     <w:p>
       <w:pPr>
         <w:spacing w:line="336" w:lineRule="auto" w:after="180"/>
-        <w:shd w:fill="F5F1FB"/>
       </w:pPr>
       <w:r>
         <w:rPr>
@@ -2843,7 +2842,7 @@
     </w:p>
     <w:p>
       <w:pPr>
-        <w:pStyle w:val="Heading3"/>
+        <w:pStyle w:val="Heading2"/>
       </w:pPr>
       <w:r>
         <w:t>02. Follow the deciding steps</w:t>
@@ -2899,7 +2898,6 @@
     <w:p>
       <w:pPr>
         <w:spacing w:line="336" w:lineRule="auto" w:after="180"/>
-        <w:shd w:fill="F5F1FB"/>
       </w:pPr>
       <w:r>
         <w:rPr>
@@ -2950,7 +2948,7 @@
     </w:p>
     <w:p>
       <w:pPr>
-        <w:pStyle w:val="Heading3"/>
+        <w:pStyle w:val="Heading2"/>
       </w:pPr>
       <w:r>
         <w:t>03. Human review and consequential use — evidence trace</w:t>
@@ -3081,7 +3079,6 @@
     <w:p>
       <w:pPr>
         <w:spacing w:line="336" w:lineRule="auto" w:after="180"/>
-        <w:shd w:fill="F5F1FB"/>
       </w:pPr>
       <w:r>
         <w:rPr>
@@ -3120,7 +3117,7 @@
     </w:p>
     <w:p>
       <w:pPr>
-        <w:pStyle w:val="Heading3"/>
+        <w:pStyle w:val="Heading2"/>
       </w:pPr>
       <w:r>
         <w:t>04. Change one thing. Trace what follows.</w:t>
@@ -3187,7 +3184,6 @@
     <w:p>
       <w:pPr>
         <w:spacing w:line="336" w:lineRule="auto" w:after="180"/>
-        <w:shd w:fill="F5F1FB"/>
       </w:pPr>
       <w:r>
         <w:rPr>
@@ -3226,7 +3222,7 @@
     </w:p>
     <w:p>
       <w:pPr>
-        <w:pStyle w:val="Heading3"/>
+        <w:pStyle w:val="Heading2"/>
       </w:pPr>
       <w:r>
         <w:t>05. Connect the explanation to its limit</w:t>
@@ -3328,7 +3324,6 @@
     <w:p>
       <w:pPr>
         <w:spacing w:line="336" w:lineRule="auto" w:after="180"/>
-        <w:shd w:fill="F5F1FB"/>
       </w:pPr>
       <w:r>
         <w:rPr>
@@ -3367,7 +3362,7 @@
     </w:p>
     <w:p>
       <w:pPr>
-        <w:pStyle w:val="Heading3"/>
+        <w:pStyle w:val="Heading2"/>
       </w:pPr>
       <w:r>
         <w:t>06. Make the idea visible in your project</w:t>
@@ -3481,7 +3476,6 @@
     <w:p>
       <w:pPr>
         <w:spacing w:line="336" w:lineRule="auto" w:after="180"/>
-        <w:shd w:fill="F5F1FB"/>
       </w:pPr>
       <w:r>
         <w:rPr>
@@ -3528,6 +3522,62 @@
     <w:p>
       <w:r>
         <w:t>________________________________________________________________</w:t>
+      </w:r>
+    </w:p>
+    <w:p>
+      <w:pPr>
+        <w:pStyle w:val="Heading2"/>
+      </w:pPr>
+      <w:r>
+        <w:t>Earlier wording, alternatives and picture transcripts · reference / check after trying</w:t>
+      </w:r>
+    </w:p>
+    <w:p>
+      <w:pPr>
+        <w:pStyle w:val="Heading3"/>
+      </w:pPr>
+      <w:r>
+        <w:t>01. Human AI Workflow: the case</w:t>
+      </w:r>
+    </w:p>
+    <w:p>
+      <w:pPr>
+        <w:pStyle w:val="Heading3"/>
+      </w:pPr>
+      <w:r>
+        <w:t>02. Follow the deciding steps</w:t>
+      </w:r>
+    </w:p>
+    <w:p>
+      <w:pPr>
+        <w:pStyle w:val="Heading3"/>
+      </w:pPr>
+      <w:r>
+        <w:t>03. Human review and consequential use — evidence trace</w:t>
+      </w:r>
+    </w:p>
+    <w:p>
+      <w:pPr>
+        <w:pStyle w:val="Heading3"/>
+      </w:pPr>
+      <w:r>
+        <w:t>04. Change one thing. Trace what follows.</w:t>
+      </w:r>
+    </w:p>
+    <w:p>
+      <w:pPr>
+        <w:pStyle w:val="Heading3"/>
+      </w:pPr>
+      <w:r>
+        <w:t>05. Connect the explanation to its limit</w:t>
+      </w:r>
+    </w:p>
+    <w:p>
+      <w:pPr>
+        <w:pStyle w:val="Heading3"/>
+      </w:pPr>
+      <w:r>
+        <w:t>06. Make the idea visible in your project</w:t>
       </w:r>
     </w:p>
     <w:sectPr>
